--- a/docs/Tesis_Doctoral_MADRL_CityLearn_Iquitos_resultados_drive_integrados_ordenado_con_diagramas_marco_teorico_doctoral_sustentado.docx
+++ b/docs/Tesis_Doctoral_MADRL_CityLearn_Iquitos_resultados_drive_integrados_ordenado_con_diagramas_marco_teorico_doctoral_sustentado.docx
@@ -2298,7 +2298,7 @@
         <w:jc w:val="both"/>
       </w:pPr>
       <w:r>
-        <w:t>El Decentralized Partially Observable Markov Decision Process permite formalizar decision cooperativa con informacion local incompleta. Oliehoek y Amato (2016) lo definen como una estructura donde multiples agentes comparten una recompensa o criterio cooperativo, pero cada uno recibe observaciones parciales. Esta tesis adopta esa formulacion porque ningun edificio observa completamente el estado interno de los otros edificios durante la ejecucion. Cada agente observa su demanda, PV, BESS, EV, precio, intensidad de carbono y variables locales, pero no controla ni observa directamente las acciones internas de los demas.</w:t>
+        <w:t>El Decentralized Partially Observable Markov Decision Process (Dec-POMDP) permite formalizar decision cooperativa con informacion local incompleta. Oliehoek y Amato (2016) lo definen como una estructura donde N agentes comparten un criterio cooperativo comun, pero cada uno recibe observaciones parciales del estado global. Esta tesis adopta esa formulacion porque ningun edificio del SEAI Iquitos observa completamente el estado interno de los demas durante la ejecucion: cada agente ve su demanda, PV, BESS, EV, precio, intensidad de carbono y variables locales, pero no accede a temperatura, SOC, demanda ni perfiles EV de los otros edificios.</w:t>
       </w:r>
     </w:p>
     <w:p>
@@ -2307,7 +2307,635 @@
         <w:jc w:val="both"/>
       </w:pPr>
       <w:r>
-        <w:t>La tupla teorica usada es M = &lt;S, {A_i}, T, R, {O_i}, Omega, gamma, T&gt;. S representa el estado global concatenado de las observaciones; A_i es el espacio de accion local de cada edificio; T describe la transicion energetica; R es la recompensa cooperativa; O_i son observaciones locales; Omega es la funcion de observacion; gamma es el factor de descuento; y T el horizonte temporal. Esta formalizacion conecta el marco teorico con la arquitectura del Capitulo 4, donde los 17 edificios del SEAI Iquitos se convierten en agentes.</w:t>
+        <w:t>El problema doctoral se modela como el Dec-POMDP cooperativo M, definido por la tupla siguiente (Oliehoek y Amato, 2016; Sutton y Barto, 2018):</w:t>
+      </w:r>
+    </w:p>
+    <w:p>
+      <w:pPr>
+        <w:spacing w:before="80" w:after="80"/>
+        <w:jc w:val="center"/>
+      </w:pPr>
+      <w:r>
+        <w:rPr>
+          <w:i/>
+        </w:rPr>
+        <w:t>M = &lt;S, {A_i}_{i=1}^N, T, R, {O_i}_{i=1}^N, Omega, gamma, T_hor&gt;</w:t>
+      </w:r>
+    </w:p>
+    <w:p>
+      <w:pPr>
+        <w:spacing w:after="120" w:line="276" w:lineRule="auto"/>
+        <w:jc w:val="both"/>
+      </w:pPr>
+      <w:r>
+        <w:t>donde N = 17 edificios institucionales/comerciales del dataset citylearn_iquitos_2023_2025, gamma = 0.9999 (factor de descuento para episodios de 8 760 pasos horarios) y T_hor = 8 760 (un ano simulado). El objetivo cooperativo es maximizar el retorno esperado J(pi) = E[ sum_{t=0}^{T_hor-1} gamma^t R_t ], donde pi = (pi_1, ..., pi_N) denota el conjunto de politicas locales. La Tabla 2.2b resume la notacion formal; la operacionalizacion computacional se desarrolla en el Capitulo 4 sin alterar esta definicion teorica.</w:t>
+      </w:r>
+    </w:p>
+    <w:p>
+      <w:r>
+        <w:rPr>
+          <w:b/>
+          <w:color w:val="595959"/>
+          <w:sz w:val="19"/>
+        </w:rPr>
+        <w:t>Tabla 2.2b. Notacion formal del Dec-POMDP cooperativo (SEAI Iquitos, N = 17).</w:t>
+      </w:r>
+    </w:p>
+    <w:tbl>
+      <w:tblPr>
+        <w:tblStyle w:val="LightGrid-Accent1"/>
+        <w:tblW w:type="auto" w:w="0"/>
+        <w:jc w:val="center"/>
+        <w:tblLook w:firstColumn="1" w:firstRow="1" w:lastColumn="0" w:lastRow="0" w:noHBand="0" w:noVBand="1" w:val="04A0"/>
+      </w:tblPr>
+      <w:tblGrid>
+        <w:gridCol w:w="3041"/>
+        <w:gridCol w:w="3041"/>
+        <w:gridCol w:w="3041"/>
+      </w:tblGrid>
+      <w:tr>
+        <w:tc>
+          <w:tcPr>
+            <w:tcW w:type="dxa" w:w="3041"/>
+            <w:shd w:val="clear" w:color="auto" w:fill="1F4E79"/>
+          </w:tcPr>
+          <w:p>
+            <w:r/>
+            <w:r>
+              <w:rPr>
+                <w:b/>
+                <w:color w:val="FFFFFF"/>
+                <w:sz w:val="14"/>
+              </w:rPr>
+              <w:t>Simbolo</w:t>
+            </w:r>
+          </w:p>
+        </w:tc>
+        <w:tc>
+          <w:tcPr>
+            <w:tcW w:type="dxa" w:w="3041"/>
+            <w:shd w:val="clear" w:color="auto" w:fill="1F4E79"/>
+          </w:tcPr>
+          <w:p>
+            <w:r/>
+            <w:r>
+              <w:rPr>
+                <w:b/>
+                <w:color w:val="FFFFFF"/>
+                <w:sz w:val="14"/>
+              </w:rPr>
+              <w:t>Definicion teorica</w:t>
+            </w:r>
+          </w:p>
+        </w:tc>
+        <w:tc>
+          <w:tcPr>
+            <w:tcW w:type="dxa" w:w="3041"/>
+            <w:shd w:val="clear" w:color="auto" w:fill="1F4E79"/>
+          </w:tcPr>
+          <w:p>
+            <w:r/>
+            <w:r>
+              <w:rPr>
+                <w:b/>
+                <w:color w:val="FFFFFF"/>
+                <w:sz w:val="14"/>
+              </w:rPr>
+              <w:t>Valor / rango en esta tesis</w:t>
+            </w:r>
+          </w:p>
+        </w:tc>
+      </w:tr>
+      <w:tr>
+        <w:tc>
+          <w:tcPr>
+            <w:tcW w:type="dxa" w:w="3041"/>
+          </w:tcPr>
+          <w:p>
+            <w:r/>
+            <w:r>
+              <w:rPr>
+                <w:sz w:val="14"/>
+              </w:rPr>
+              <w:t>N</w:t>
+            </w:r>
+          </w:p>
+        </w:tc>
+        <w:tc>
+          <w:tcPr>
+            <w:tcW w:type="dxa" w:w="3041"/>
+          </w:tcPr>
+          <w:p>
+            <w:r/>
+            <w:r>
+              <w:rPr>
+                <w:sz w:val="14"/>
+              </w:rPr>
+              <w:t>Numero de agentes cooperativos (edificios)</w:t>
+            </w:r>
+          </w:p>
+        </w:tc>
+        <w:tc>
+          <w:tcPr>
+            <w:tcW w:type="dxa" w:w="3041"/>
+          </w:tcPr>
+          <w:p>
+            <w:r/>
+            <w:r>
+              <w:rPr>
+                <w:sz w:val="14"/>
+              </w:rPr>
+              <w:t>17</w:t>
+            </w:r>
+          </w:p>
+        </w:tc>
+      </w:tr>
+      <w:tr>
+        <w:tc>
+          <w:tcPr>
+            <w:tcW w:type="dxa" w:w="3041"/>
+          </w:tcPr>
+          <w:p>
+            <w:r/>
+            <w:r>
+              <w:rPr>
+                <w:sz w:val="14"/>
+              </w:rPr>
+              <w:t>S</w:t>
+            </w:r>
+          </w:p>
+        </w:tc>
+        <w:tc>
+          <w:tcPr>
+            <w:tcW w:type="dxa" w:w="3041"/>
+          </w:tcPr>
+          <w:p>
+            <w:r/>
+            <w:r>
+              <w:rPr>
+                <w:sz w:val="14"/>
+              </w:rPr>
+              <w:t>Espacio de estado global</w:t>
+            </w:r>
+          </w:p>
+        </w:tc>
+        <w:tc>
+          <w:tcPr>
+            <w:tcW w:type="dxa" w:w="3041"/>
+          </w:tcPr>
+          <w:p>
+            <w:r/>
+            <w:r>
+              <w:rPr>
+                <w:sz w:val="14"/>
+              </w:rPr>
+              <w:t>Concatenacion s = [o_1, ..., o_17]; dim global = 1 856</w:t>
+            </w:r>
+          </w:p>
+        </w:tc>
+      </w:tr>
+      <w:tr>
+        <w:tc>
+          <w:tcPr>
+            <w:tcW w:type="dxa" w:w="3041"/>
+          </w:tcPr>
+          <w:p>
+            <w:r/>
+            <w:r>
+              <w:rPr>
+                <w:sz w:val="14"/>
+              </w:rPr>
+              <w:t>O_i</w:t>
+            </w:r>
+          </w:p>
+        </w:tc>
+        <w:tc>
+          <w:tcPr>
+            <w:tcW w:type="dxa" w:w="3041"/>
+          </w:tcPr>
+          <w:p>
+            <w:r/>
+            <w:r>
+              <w:rPr>
+                <w:sz w:val="14"/>
+              </w:rPr>
+              <w:t>Espacio de observacion local del agente i</w:t>
+            </w:r>
+          </w:p>
+        </w:tc>
+        <w:tc>
+          <w:tcPr>
+            <w:tcW w:type="dxa" w:w="3041"/>
+          </w:tcPr>
+          <w:p>
+            <w:r/>
+            <w:r>
+              <w:rPr>
+                <w:sz w:val="14"/>
+              </w:rPr>
+              <w:t>Heterogeneo: 57-330 dimensiones segun flota EV</w:t>
+            </w:r>
+          </w:p>
+        </w:tc>
+      </w:tr>
+      <w:tr>
+        <w:tc>
+          <w:tcPr>
+            <w:tcW w:type="dxa" w:w="3041"/>
+          </w:tcPr>
+          <w:p>
+            <w:r/>
+            <w:r>
+              <w:rPr>
+                <w:sz w:val="14"/>
+              </w:rPr>
+              <w:t>A_i</w:t>
+            </w:r>
+          </w:p>
+        </w:tc>
+        <w:tc>
+          <w:tcPr>
+            <w:tcW w:type="dxa" w:w="3041"/>
+          </w:tcPr>
+          <w:p>
+            <w:r/>
+            <w:r>
+              <w:rPr>
+                <w:sz w:val="14"/>
+              </w:rPr>
+              <w:t>Espacio de accion local del agente i</w:t>
+            </w:r>
+          </w:p>
+        </w:tc>
+        <w:tc>
+          <w:tcPr>
+            <w:tcW w:type="dxa" w:w="3041"/>
+          </w:tcPr>
+          <w:p>
+            <w:r/>
+            <w:r>
+              <w:rPr>
+                <w:sz w:val="14"/>
+              </w:rPr>
+              <w:t>Heterogeneo: 5-44 acciones (BESS, EV, carga desplazable)</w:t>
+            </w:r>
+          </w:p>
+        </w:tc>
+      </w:tr>
+      <w:tr>
+        <w:tc>
+          <w:tcPr>
+            <w:tcW w:type="dxa" w:w="3041"/>
+          </w:tcPr>
+          <w:p>
+            <w:r/>
+            <w:r>
+              <w:rPr>
+                <w:sz w:val="14"/>
+              </w:rPr>
+              <w:t>T</w:t>
+            </w:r>
+          </w:p>
+        </w:tc>
+        <w:tc>
+          <w:tcPr>
+            <w:tcW w:type="dxa" w:w="3041"/>
+          </w:tcPr>
+          <w:p>
+            <w:r/>
+            <w:r>
+              <w:rPr>
+                <w:sz w:val="14"/>
+              </w:rPr>
+              <w:t>Funcion de transicion estocastica S x A -&gt; Delta(S)</w:t>
+            </w:r>
+          </w:p>
+        </w:tc>
+        <w:tc>
+          <w:tcPr>
+            <w:tcW w:type="dxa" w:w="3041"/>
+          </w:tcPr>
+          <w:p>
+            <w:r/>
+            <w:r>
+              <w:rPr>
+                <w:sz w:val="14"/>
+              </w:rPr>
+              <w:t>Balance energetico, modelo RC, BESS eta_RT = 0.9025, EV estocastico</w:t>
+            </w:r>
+          </w:p>
+        </w:tc>
+      </w:tr>
+      <w:tr>
+        <w:tc>
+          <w:tcPr>
+            <w:tcW w:type="dxa" w:w="3041"/>
+          </w:tcPr>
+          <w:p>
+            <w:r/>
+            <w:r>
+              <w:rPr>
+                <w:sz w:val="14"/>
+              </w:rPr>
+              <w:t>Omega</w:t>
+            </w:r>
+          </w:p>
+        </w:tc>
+        <w:tc>
+          <w:tcPr>
+            <w:tcW w:type="dxa" w:w="3041"/>
+          </w:tcPr>
+          <w:p>
+            <w:r/>
+            <w:r>
+              <w:rPr>
+                <w:sz w:val="14"/>
+              </w:rPr>
+              <w:t>Funcion de observacion O_i = Omega_i(s, a)</w:t>
+            </w:r>
+          </w:p>
+        </w:tc>
+        <w:tc>
+          <w:tcPr>
+            <w:tcW w:type="dxa" w:w="3041"/>
+          </w:tcPr>
+          <w:p>
+            <w:r/>
+            <w:r>
+              <w:rPr>
+                <w:sz w:val="14"/>
+              </w:rPr>
+              <w:t>Proyeccion parcial del estado global a informacion local</w:t>
+            </w:r>
+          </w:p>
+        </w:tc>
+      </w:tr>
+      <w:tr>
+        <w:tc>
+          <w:tcPr>
+            <w:tcW w:type="dxa" w:w="3041"/>
+          </w:tcPr>
+          <w:p>
+            <w:r/>
+            <w:r>
+              <w:rPr>
+                <w:sz w:val="14"/>
+              </w:rPr>
+              <w:t>R</w:t>
+            </w:r>
+          </w:p>
+        </w:tc>
+        <w:tc>
+          <w:tcPr>
+            <w:tcW w:type="dxa" w:w="3041"/>
+          </w:tcPr>
+          <w:p>
+            <w:r/>
+            <w:r>
+              <w:rPr>
+                <w:sz w:val="14"/>
+              </w:rPr>
+              <w:t>Recompensa cooperativa escalar o vector mixto</w:t>
+            </w:r>
+          </w:p>
+        </w:tc>
+        <w:tc>
+          <w:tcPr>
+            <w:tcW w:type="dxa" w:w="3041"/>
+          </w:tcPr>
+          <w:p>
+            <w:r/>
+            <w:r>
+              <w:rPr>
+                <w:sz w:val="14"/>
+              </w:rPr>
+              <w:t>CityLearnV3MADRLRewardFunction; agregacion team_mean</w:t>
+            </w:r>
+          </w:p>
+        </w:tc>
+      </w:tr>
+      <w:tr>
+        <w:tc>
+          <w:tcPr>
+            <w:tcW w:type="dxa" w:w="3041"/>
+          </w:tcPr>
+          <w:p>
+            <w:r/>
+            <w:r>
+              <w:rPr>
+                <w:sz w:val="14"/>
+              </w:rPr>
+              <w:t>gamma</w:t>
+            </w:r>
+          </w:p>
+        </w:tc>
+        <w:tc>
+          <w:tcPr>
+            <w:tcW w:type="dxa" w:w="3041"/>
+          </w:tcPr>
+          <w:p>
+            <w:r/>
+            <w:r>
+              <w:rPr>
+                <w:sz w:val="14"/>
+              </w:rPr>
+              <w:t>Factor de descuento</w:t>
+            </w:r>
+          </w:p>
+        </w:tc>
+        <w:tc>
+          <w:tcPr>
+            <w:tcW w:type="dxa" w:w="3041"/>
+          </w:tcPr>
+          <w:p>
+            <w:r/>
+            <w:r>
+              <w:rPr>
+                <w:sz w:val="14"/>
+              </w:rPr>
+              <w:t>0.9999</w:t>
+            </w:r>
+          </w:p>
+        </w:tc>
+      </w:tr>
+      <w:tr>
+        <w:tc>
+          <w:tcPr>
+            <w:tcW w:type="dxa" w:w="3041"/>
+          </w:tcPr>
+          <w:p>
+            <w:r/>
+            <w:r>
+              <w:rPr>
+                <w:sz w:val="14"/>
+              </w:rPr>
+              <w:t>T_hor</w:t>
+            </w:r>
+          </w:p>
+        </w:tc>
+        <w:tc>
+          <w:tcPr>
+            <w:tcW w:type="dxa" w:w="3041"/>
+          </w:tcPr>
+          <w:p>
+            <w:r/>
+            <w:r>
+              <w:rPr>
+                <w:sz w:val="14"/>
+              </w:rPr>
+              <w:t>Horizonte temporal del episodio</w:t>
+            </w:r>
+          </w:p>
+        </w:tc>
+        <w:tc>
+          <w:tcPr>
+            <w:tcW w:type="dxa" w:w="3041"/>
+          </w:tcPr>
+          <w:p>
+            <w:r/>
+            <w:r>
+              <w:rPr>
+                <w:sz w:val="14"/>
+              </w:rPr>
+              <w:t>8 760 pasos (1 h/paso)</w:t>
+            </w:r>
+          </w:p>
+        </w:tc>
+      </w:tr>
+      <w:tr>
+        <w:tc>
+          <w:tcPr>
+            <w:tcW w:type="dxa" w:w="3041"/>
+          </w:tcPr>
+          <w:p>
+            <w:r/>
+            <w:r>
+              <w:rPr>
+                <w:sz w:val="14"/>
+              </w:rPr>
+              <w:t>pi_i</w:t>
+            </w:r>
+          </w:p>
+        </w:tc>
+        <w:tc>
+          <w:tcPr>
+            <w:tcW w:type="dxa" w:w="3041"/>
+          </w:tcPr>
+          <w:p>
+            <w:r/>
+            <w:r>
+              <w:rPr>
+                <w:sz w:val="14"/>
+              </w:rPr>
+              <w:t>Politica descentralizada del edificio i</w:t>
+            </w:r>
+          </w:p>
+        </w:tc>
+        <w:tc>
+          <w:tcPr>
+            <w:tcW w:type="dxa" w:w="3041"/>
+          </w:tcPr>
+          <w:p>
+            <w:r/>
+            <w:r>
+              <w:rPr>
+                <w:sz w:val="14"/>
+              </w:rPr>
+              <w:t>pi_i(a_i | o_i); sin comunicacion inter-edificio</w:t>
+            </w:r>
+          </w:p>
+        </w:tc>
+      </w:tr>
+    </w:tbl>
+    <w:p/>
+    <w:p>
+      <w:pPr>
+        <w:spacing w:after="120" w:line="276" w:lineRule="auto"/>
+        <w:jc w:val="both"/>
+      </w:pPr>
+      <w:r>
+        <w:t>Estado global y observaciones locales. El estado global S se construye como la concatenacion de observaciones locales (ctde_state = concatenated_local_observations). Cada observacion o_i combina variables temporales (mes, hora, day_type), fisica del edificio (non_shiftable_load, dhw_demand, cooling_demand, solar_generation), estado del BESS (SOC, potencia nominal, acciones previas), estado de cada cargador EV (SOC_k, hora de salida_k, SOC requerido_k, llegada estimada_k, estado_k) y senales globales (carbon_intensity, electricity_pricing, outdoor_dry_bulb_temperature, diffuse_solar_irradiance, direct_solar_irradiance). La heterogeneidad dimensional refleja la diversidad operativa del distrito: edificios con flotas EV extensas (p. ej. B06 con 32 cargadores, B07 con 42) concentran observaciones y acciones de mayor dimension.</w:t>
+      </w:r>
+    </w:p>
+    <w:p>
+      <w:pPr>
+        <w:spacing w:after="120" w:line="276" w:lineRule="auto"/>
+        <w:jc w:val="both"/>
+      </w:pPr>
+      <w:r>
+        <w:t>Espacios de accion. Cada accion a_i controla recursos flexibles del edificio i: potencia de carga/descarga del BESS (electrical_storage), potencia de carga de cada cargador EV (electric_vehicle_storage_charger_k) y control de carga desplazable (washing_machine). Las cargas no controlables permanecen como referencia de demanda base. La transicion T incorpora el balance energetico del distrito, el modelo RC de temperatura, la dinamica del almacenamiento con eficiencia round-trip 0.9025 y los perfiles estocasticos de llegada/salida de vehiculos electricos.</w:t>
+      </w:r>
+    </w:p>
+    <w:p>
+      <w:pPr>
+        <w:spacing w:after="120" w:line="276" w:lineRule="auto"/>
+        <w:jc w:val="both"/>
+      </w:pPr>
+      <w:r>
+        <w:t>Recompensa cooperativa multiobjetivo. La funcion R materializa los tres ejes doctorales (flexibilidad, CO2, costos) mediante una recompensa escalar por edificio y paso, con agregacion cooperativa tipo media de equipo. A nivel teorico:</w:t>
+      </w:r>
+    </w:p>
+    <w:p>
+      <w:pPr>
+        <w:spacing w:before="80" w:after="80"/>
+        <w:jc w:val="center"/>
+      </w:pPr>
+      <w:r>
+        <w:rPr>
+          <w:i/>
+        </w:rPr>
+        <w:t>reward_i(t) = reward_scale * [ w_flex * flex_i(t) + w_carbon * carbon_i(t) + w_cost * cost_i(t) + w_ev * ev_i(t) ]</w:t>
+      </w:r>
+    </w:p>
+    <w:p>
+      <w:pPr>
+        <w:spacing w:after="120" w:line="276" w:lineRule="auto"/>
+        <w:jc w:val="both"/>
+      </w:pPr>
+      <w:r>
+        <w:t>El componente flex_i(t) penaliza, a nivel distrital compartido, el pico y la rampa mediante peak_share(t) = district_import(t) / N y ramp_share(t) = |district_import(t) - district_import(t-1)| / N, con funciones de suavizado tanh; carbon_i(t) pondera la importacion por la intensidad de carbono CI(t); cost_i(t) refleja la tarifa TOU mediante price_norm(t); y ev_i(t) incorpora urgencia de SOC y salida de vehiculos. Los pesos w_flex, w_carbon y w_cost se condicionan por escenario experimental (E1/E2/E3) segun la Tabla 3.1 del Capitulo 3.</w:t>
+      </w:r>
+    </w:p>
+    <w:p>
+      <w:pPr>
+        <w:spacing w:before="80" w:after="80"/>
+        <w:jc w:val="center"/>
+      </w:pPr>
+      <w:r>
+        <w:rPr>
+          <w:i/>
+        </w:rPr>
+        <w:t>team_reward(t) = (1/N) * sum_{i=1}^N reward_i(t)</w:t>
+      </w:r>
+    </w:p>
+    <w:p>
+      <w:pPr>
+        <w:spacing w:before="80" w:after="80"/>
+        <w:jc w:val="center"/>
+      </w:pPr>
+      <w:r>
+        <w:rPr>
+          <w:i/>
+        </w:rPr>
+        <w:t>mixed_reward_i(t) = (1 - r) * reward_i(t) + r * team_reward(t),   con r = 0.70</w:t>
+      </w:r>
+    </w:p>
+    <w:p>
+      <w:pPr>
+        <w:spacing w:after="120" w:line="276" w:lineRule="auto"/>
+        <w:jc w:val="both"/>
+      </w:pPr>
+      <w:r>
+        <w:t>La mezcla cooperativa con team_reward_ratio r = 0.70 evita politicas puramente egoistas (que desplazan picos o costos al distrito) y politicas puramente globales (que ignoran heterogeneidad operativa). Este esquema se alinea con la literatura de recompensa hibrida en MADRL energetico (Yao et al., 2023; Liu et al., 2022) y con los desafios de coordinacion identificados por Nweye et al. (2022). Los valores numericos del perfil unificado comparable v4 (peak_weight = 0.45, ramp_weight = 0.35, ev_weight = 0.25, reward_scale = 1.00) y la implementacion exacta de cada termino se documentan en las Secciones 4.2-4.5, evitando duplicar aqui el detalle de codigo.</w:t>
+      </w:r>
+    </w:p>
+    <w:p>
+      <w:pPr>
+        <w:spacing w:after="120" w:line="276" w:lineRule="auto"/>
+        <w:jc w:val="both"/>
+      </w:pPr>
+      <w:r>
+        <w:t>Condicion de observabilidad parcial estricta. Durante la ejecucion descentralizada, cada politica pi_i(a_i | o_i) actua solo con o_i; el estado global s solo es accesible durante el entrenamiento bajo CTDE (Seccion 2.2.4). Esta separacion es coherente con el paradigma Dec-POMDP: la informacion completa del distrito no esta disponible en operacion, pero puede usarse para aprender coordinacion. El Capitulo 4 desarrolla wrappers PettingZoo, espacios de estado/accion y la clase CityLearnV3MADRLRewardFunction que instancian esta formalizacion sobre CityLearn v2 extendido (CityLearn v3 propuesto).</w:t>
       </w:r>
     </w:p>
     <w:p>

--- a/docs/Tesis_Doctoral_MADRL_CityLearn_Iquitos_resultados_drive_integrados_ordenado_con_diagramas_marco_teorico_doctoral_sustentado.docx
+++ b/docs/Tesis_Doctoral_MADRL_CityLearn_Iquitos_resultados_drive_integrados_ordenado_con_diagramas_marco_teorico_doctoral_sustentado.docx
@@ -1537,7 +1537,7 @@
         <w:jc w:val="both"/>
       </w:pPr>
       <w:r>
-        <w:t>El marco teorico de esta tesis no se limita a definir conceptos generales de aprendizaje por refuerzo o energia. Su funcion es sustentar, con literatura especializada, la relacion causal entre la variable independiente -algoritmo MADRL aplicado bajo Dec-POMDP/CTDE- y la variable dependiente -desempeno coordinado de flexibilidad energetica, emisiones de CO2 y costos energeticos-. Por ello, este capitulo se organiza en cuatro ejes: CityLearn y comunidades energeticas, flexibilidad energetica, control bajo intensidad de carbono, optimizacion de costos, y fundamentos formales MADRL. Esta estructura responde directamente a OE.1, OE.2, OE.3 y al objetivo general.</w:t>
+        <w:t>El marco teorico de esta tesis se organiza en cinco bloques secuenciales: (1) fundamentos teoricos y matematicos del aprendizaje por refuerzo multiagente; (2) definicion operativa y triangulacion bibliografica de la variable independiente (VI) y la variable dependiente (VD); (3) bases teoricas por eje (flexibilidad, CO2, costos y algoritmos MADRL); (4) antecedentes internacionales y nacionales; y (5) definicion de terminos y posicion teorica. Esta secuencia responde a OE.1, OE.2, OE.3 y al objetivo general, y conecta directamente con la operacionalizacion del Capitulo 3 (Seccion 3.4) y la contrastacion del Capitulo 5.</w:t>
       </w:r>
     </w:p>
     <w:p>
@@ -1554,7 +1554,7 @@
         <w:pStyle w:val="Heading2"/>
       </w:pPr>
       <w:r>
-        <w:t>2.1 Antecedentes de la investigacion</w:t>
+        <w:t>2.1 Fundamentos teoricos y matematicos</w:t>
       </w:r>
     </w:p>
     <w:p>
@@ -1562,682 +1562,7 @@
         <w:pStyle w:val="Heading3"/>
       </w:pPr>
       <w:r>
-        <w:t>2.1.1 CityLearn como entorno base de simulacion multiobjetivo</w:t>
-      </w:r>
-    </w:p>
-    <w:p>
-      <w:pPr>
-        <w:spacing w:after="120" w:line="276" w:lineRule="auto"/>
-        <w:jc w:val="both"/>
-      </w:pPr>
-      <w:r>
-        <w:t>CityLearn constituye la linea de simulacion mas directamente vinculada con esta tesis. Vazquez-Canteli y Nagy (2019a) introdujeron CityLearn v1.0 como entorno compatible con OpenAI Gym para respuesta a la demanda en edificios, mostrando que un agente de aprendizaje profundo podia superar politicas basadas en reglas en reduccion de pico. Posteriormente, Vazquez-Canteli y Nagy (2019b) sistematizaron algoritmos y tecnicas de modelado para respuesta a la demanda con aprendizaje por refuerzo, y Vazquez-Canteli et al. (2020) reforzaron la necesidad de estandarizar entornos, KPIs y comparaciones en gestion energetica urbana.</w:t>
-      </w:r>
-    </w:p>
-    <w:p>
-      <w:pPr>
-        <w:spacing w:after="120" w:line="276" w:lineRule="auto"/>
-        <w:jc w:val="both"/>
-      </w:pPr>
-      <w:r>
-        <w:t>La evolucion hacia CityLearn v2 es decisiva porque integra edificios grid-interactive, almacenamiento, PV, vehiculos electricos, senales de carbono y costos. Nweye et al. (2024) presentan CityLearn v2 como entorno para gestion energetica flexible, resiliente, centrada en ocupantes y consciente de carbono; Nweye et al. (2023c) describen su formalizacion como entorno Gym para benchmarking de respuesta a la demanda; y Nweye y Nagy (2024b) amplian el uso de CityLearn Gym a evaluacion multiobjetivo. Esta tesis toma CityLearn v2 como base validada, pero no afirma que CityLearn v3 exista oficialmente: CityLearn v3 propuesto es una extension experimental desarrollada para el Dec-POMDP, CTDE y backends MADRL del proyecto.</w:t>
-      </w:r>
-    </w:p>
-    <w:p>
-      <w:pPr>
-        <w:spacing w:after="120" w:line="276" w:lineRule="auto"/>
-        <w:jc w:val="both"/>
-      </w:pPr>
-      <w:r>
-        <w:t>El paso de entornos de un edificio a comunidades heterogeneas demanda tratar problemas de escala, observabilidad parcial y no estacionariedad. Nweye et al. (2022) identifican desafios reales del aprendizaje por refuerzo multiagente en edificios grid-interactive, incluyendo generalizacion, seguridad, heterogeneidad, interaccion con ocupantes y reproducibilidad. Nweye et al. (2023a) proponen MERLIN para aprendizaje offline y transferencia en comunidades de 17 edificios, escala comparable al caso SEAI Iquitos, mientras Nweye et al. (2023b) aplican aprendizaje por refuerzo heterogeneo multiagente en comunidades grid-interactive. Estos antecedentes justifican que la unidad de analisis no sea un edificio aislado, sino una comunidad de 17 agentes.</w:t>
-      </w:r>
-    </w:p>
-    <w:p>
-      <w:pPr>
-        <w:pStyle w:val="Heading3"/>
-      </w:pPr>
-      <w:r>
-        <w:t>2.1.2 Flexibilidad energetica y respuesta a la demanda</w:t>
-      </w:r>
-    </w:p>
-    <w:p>
-      <w:pPr>
-        <w:spacing w:after="120" w:line="276" w:lineRule="auto"/>
-        <w:jc w:val="both"/>
-      </w:pPr>
-      <w:r>
-        <w:t>La flexibilidad energetica se entiende como la capacidad de modificar el perfil temporal de demanda, importacion, exportacion, carga de almacenamiento y consumo flexible para aportar servicios al sistema electrico. En comunidades con PV, BESS y EV, la flexibilidad no equivale solamente a reducir demanda pico; incluye reducir rampas, mejorar factor de carga, incrementar autoconsumo y desplazar consumo hacia periodos de mayor disponibilidad renovable. Este concepto se alinea con los KPIs peak_average, ramping_average, one_minus_load_factor_average, autoconsumo y autosuficiencia empleados en CityLearn (Vazquez-Canteli et al., 2020; Nweye et al., 2024).</w:t>
-      </w:r>
-    </w:p>
-    <w:p>
-      <w:pPr>
-        <w:spacing w:after="120" w:line="276" w:lineRule="auto"/>
-        <w:jc w:val="both"/>
-      </w:pPr>
-      <w:r>
-        <w:t>Los antecedentes recientes muestran que la flexibilidad requiere coordinacion y no solo optimizacion local. Yao et al. (2023) proponen una estrategia MADRL para gestion energetica de comunidades con PV, BESS y EV, reportando mejoras en pico y costo; Xie et al. (2023) introducen mecanismos de atencion multiagente para respuesta a la demanda en edificios grid-responsive; y Hribar et al. (2025) demuestran mejoras de autonomia energetica en distritos de energia positiva mediante MADRL. En paralelo, Felicetti et al. (2024) combinan programacion entera y aprendizaje por refuerzo para maximizar autoconsumo y recorte de picos, mientras Li et al. (2024) estudian programacion online de PV+BESS con DRL. Estos trabajos sustentan el eje OE.1.</w:t>
-      </w:r>
-    </w:p>
-    <w:p>
-      <w:pPr>
-        <w:spacing w:after="120" w:line="276" w:lineRule="auto"/>
-        <w:jc w:val="both"/>
-      </w:pPr>
-      <w:r>
-        <w:t>La tesis se diferencia porque no evalua una politica unica de flexibilidad. Define E1 como escenario dominante de flexibilidad y compara cuatro familias MADRL bajo condiciones identicas. La literatura muestra que la flexibilidad depende de la interaccion entre edificios, almacenamiento y cargas flexibles; por ello, el Capitulo 5 no debe interpretar un KPI aislado como evidencia suficiente. La lectura correcta combina resultados distritales, resultados por edificio, trazas de accion y carga controlada/no controlada.</w:t>
-      </w:r>
-    </w:p>
-    <w:p>
-      <w:pPr>
-        <w:pStyle w:val="Heading3"/>
-      </w:pPr>
-      <w:r>
-        <w:t>2.1.3 Emisiones de carbono y control consciente de intensidad de carbono</w:t>
-      </w:r>
-    </w:p>
-    <w:p>
-      <w:pPr>
-        <w:spacing w:after="120" w:line="276" w:lineRule="auto"/>
-        <w:jc w:val="both"/>
-      </w:pPr>
-      <w:r>
-        <w:t>El segundo eje teorico se relaciona con la gestion energetica orientada a carbono. En sistemas donde la intensidad de carbono varia temporalmente, el control puede reducir emisiones desplazando consumo hacia periodos de baja CI o cargando almacenamiento cuando la energia renovable desplaza generacion fosil. Tranberg et al. (2020) discuten metodos de contabilidad de carbono en tiempo real; Cao et al. (2023) estudian pronostico de intensidad de carbono para gestion energetica de edificios; y el Ministerio del Ambiente del Peru (2019) proporciona la referencia de factor de emision usada para contextualizar redes aisladas peruanas.</w:t>
-      </w:r>
-    </w:p>
-    <w:p>
-      <w:pPr>
-        <w:spacing w:after="120" w:line="276" w:lineRule="auto"/>
-        <w:jc w:val="both"/>
-      </w:pPr>
-      <w:r>
-        <w:t>En aprendizaje por refuerzo aplicado a energia, Liu et al. (2022) muestran que MADRL puede reducir costos y emisiones en sistemas de edificios con energia renovable. Ye et al. (2025) y Ma et al. (2025) avanzan hacia MARL seguro para operacion baja en carbono en redes activas y microredes heterogeneas. Sarkar et al. (2024) plantea reduccion de huella de carbono mediante desplazamiento temporal de carga, lo que es conceptualmente transferible a la tesis porque E2 tambien depende de desplazar consumo respecto a una senal de CI. Ren et al. (2025) extienden la discusion a mercados P2P de baja emision con decisiones multiagente.</w:t>
-      </w:r>
-    </w:p>
-    <w:p>
-      <w:pPr>
-        <w:spacing w:after="120" w:line="276" w:lineRule="auto"/>
-        <w:jc w:val="both"/>
-      </w:pPr>
-      <w:r>
-        <w:t>El caso SEAI Iquitos requiere adaptar este eje a una red aislada diesel+PV. La intensidad CI(t) de la tesis se deriva de un factor base de 0,790 kgCO2/kWh y un desplazamiento asociado a irradiancia, con rango aproximado 0,672-0,790 kgCO2/kWh. Esta construccion se sostiene teoricamente en la necesidad de hacer carbon-aware control, pero se implementa como CarbonIntensityModel en el motor CityLearn v3 propuesto. Asi, la teoria de carbono no queda desconectada del codigo: se transforma en senal de observacion, componente de recompensa y KPI de evaluacion en D-VD.2.</w:t>
-      </w:r>
-    </w:p>
-    <w:p>
-      <w:pPr>
-        <w:pStyle w:val="Heading3"/>
-      </w:pPr>
-      <w:r>
-        <w:t>2.1.4 Costos energeticos, precios dinamicos y respuesta economica</w:t>
-      </w:r>
-    </w:p>
-    <w:p>
-      <w:pPr>
-        <w:spacing w:after="120" w:line="276" w:lineRule="auto"/>
-        <w:jc w:val="both"/>
-      </w:pPr>
-      <w:r>
-        <w:t>El tercer eje se refiere a costos energeticos y respuesta a precios. En edificios comerciales, los costos no dependen solo de energia total, sino de horarios de consumo, precios, cargos de demanda y comportamiento frente a picos. Dang et al. (2023) estudian reduccion de cargos por demanda mediante BESS bajo precios en tiempo real; Xiong et al. (2024) analiza estrategias DRL para sistemas con tarifa por uso horario y almacenamiento; y Chen et al. (2024) modelan EV como almacenamiento movil en sistemas energeticos integrados. Estas bases justifican que la tesis incorpore costo energetico como D-VD.3 y no como metrica secundaria.</w:t>
-      </w:r>
-    </w:p>
-    <w:p>
-      <w:pPr>
-        <w:spacing w:after="120" w:line="276" w:lineRule="auto"/>
-        <w:jc w:val="both"/>
-      </w:pPr>
-      <w:r>
-        <w:t>La literatura MADRL de costos refuerza la necesidad de coordinacion. Fang et al. (2021) proponen gestion distribuida de energia y estrategia de mercado en microredes mediante MADRL; Gao et al. (2023) desarrolla MASAC mejorado para programacion colaborativa multi-microgrid; Shojaeighadikolaei et al. (2022) plantean gestion energetica distribuida y respuesta a la demanda en smart grids; y Shojaeighadikolaei et al. (2024) comparan enfoques centralizados y descentralizados para control de redes de carga EV. Estos estudios muestran que el costo emerge de decisiones coordinadas de multiples recursos, no de la optimizacion aislada de un edificio.</w:t>
-      </w:r>
-    </w:p>
-    <w:p>
-      <w:pPr>
-        <w:spacing w:after="120" w:line="276" w:lineRule="auto"/>
-        <w:jc w:val="both"/>
-      </w:pPr>
-      <w:r>
-        <w:t>La tesis adopta una senal TOU propia del contexto Iquitos y la incorpora en E3. En consecuencia, el marco teorico de costos se vincula con decisiones de carga/descarga BESS, programacion EV, respuesta a precio y reduccion de picos facturables. La inclusion de OSINERGMIN (2024) permite conectar el KPI de pico y costo con reglas regulatorias peruanas, evitando que el analisis economico sea un ejercicio abstracto separado de la realidad institucional.</w:t>
-      </w:r>
-    </w:p>
-    <w:p>
-      <w:pPr>
-        <w:pStyle w:val="Heading3"/>
-      </w:pPr>
-      <w:r>
-        <w:t>2.1.5 Sintesis critica de antecedentes y brecha cientifica</w:t>
-      </w:r>
-    </w:p>
-    <w:p>
-      <w:pPr>
-        <w:spacing w:after="120" w:line="276" w:lineRule="auto"/>
-        <w:jc w:val="both"/>
-      </w:pPr>
-      <w:r>
-        <w:t>La revision muestra cinco patrones. Primero, CityLearn proporciona un entorno estandarizado, pero no resuelve por si mismo la comparacion entre HAPPO, MASAC, MATD3 y MAAC. Segundo, los estudios de flexibilidad muestran beneficios de control aprendido, pero frecuentemente se concentran en pico o autoconsumo. Tercero, los estudios de carbono muestran utilidad de senales CI, pero rara vez se integran con costo y flexibilidad en un unico diseno factorial. Cuarto, la literatura de costos evidencia la importancia de precios y BESS, pero no siempre considera emisiones. Quinto, los algoritmos MADRL tienen fundamentos distintos, por lo que comparar solo resultados agregados sin control metodologico puede inducir conclusiones debiles.</w:t>
-      </w:r>
-    </w:p>
-    <w:p>
-      <w:pPr>
-        <w:spacing w:after="120" w:line="276" w:lineRule="auto"/>
-        <w:jc w:val="both"/>
-      </w:pPr>
-      <w:r>
-        <w:t>La brecha que sostiene esta tesis es metodologica y experimental: falta una evaluacion comparativa, reproducible y multiobjetivo de HAPPO, MASAC, MATD3 y MAAC en una comunidad inteligente realista de 17 edificios, bajo Dec-POMDP, CTDE, dataset comun, recompensa unificada y resultados trazables por distrito, edificio, escenario, KPIs y checkpoints. Esta brecha justifica la variable independiente, la variable dependiente y la matriz de operacionalizacion.</w:t>
-      </w:r>
-    </w:p>
-    <w:p>
-      <w:r>
-        <w:rPr>
-          <w:b/>
-          <w:color w:val="595959"/>
-          <w:sz w:val="19"/>
-        </w:rPr>
-        <w:t>Tabla 2.1. Antecedentes usados por eje teorico y relacion con la tesis.</w:t>
-      </w:r>
-    </w:p>
-    <w:tbl>
-      <w:tblPr>
-        <w:tblStyle w:val="LightGrid-Accent1"/>
-        <w:tblW w:type="auto" w:w="0"/>
-        <w:jc w:val="center"/>
-        <w:tblLook w:firstColumn="1" w:firstRow="1" w:lastColumn="0" w:lastRow="0" w:noHBand="0" w:noVBand="1" w:val="04A0"/>
-      </w:tblPr>
-      <w:tblGrid>
-        <w:gridCol w:w="2280"/>
-        <w:gridCol w:w="2280"/>
-        <w:gridCol w:w="2280"/>
-        <w:gridCol w:w="2280"/>
-      </w:tblGrid>
-      <w:tr>
-        <w:tc>
-          <w:tcPr>
-            <w:tcW w:type="dxa" w:w="2280"/>
-            <w:shd w:val="clear" w:color="auto" w:fill="1F4E79"/>
-          </w:tcPr>
-          <w:p>
-            <w:r/>
-            <w:r>
-              <w:rPr>
-                <w:b/>
-                <w:color w:val="FFFFFF"/>
-                <w:sz w:val="14"/>
-              </w:rPr>
-              <w:t>Eje</w:t>
-            </w:r>
-          </w:p>
-        </w:tc>
-        <w:tc>
-          <w:tcPr>
-            <w:tcW w:type="dxa" w:w="2280"/>
-            <w:shd w:val="clear" w:color="auto" w:fill="1F4E79"/>
-          </w:tcPr>
-          <w:p>
-            <w:r/>
-            <w:r>
-              <w:rPr>
-                <w:b/>
-                <w:color w:val="FFFFFF"/>
-                <w:sz w:val="14"/>
-              </w:rPr>
-              <w:t>Autores fuente</w:t>
-            </w:r>
-          </w:p>
-        </w:tc>
-        <w:tc>
-          <w:tcPr>
-            <w:tcW w:type="dxa" w:w="2280"/>
-            <w:shd w:val="clear" w:color="auto" w:fill="1F4E79"/>
-          </w:tcPr>
-          <w:p>
-            <w:r/>
-            <w:r>
-              <w:rPr>
-                <w:b/>
-                <w:color w:val="FFFFFF"/>
-                <w:sz w:val="14"/>
-              </w:rPr>
-              <w:t>Aporte teorico usado</w:t>
-            </w:r>
-          </w:p>
-        </w:tc>
-        <w:tc>
-          <w:tcPr>
-            <w:tcW w:type="dxa" w:w="2280"/>
-            <w:shd w:val="clear" w:color="auto" w:fill="1F4E79"/>
-          </w:tcPr>
-          <w:p>
-            <w:r/>
-            <w:r>
-              <w:rPr>
-                <w:b/>
-                <w:color w:val="FFFFFF"/>
-                <w:sz w:val="14"/>
-              </w:rPr>
-              <w:t>Limitacion que cubre esta tesis</w:t>
-            </w:r>
-          </w:p>
-        </w:tc>
-      </w:tr>
-      <w:tr>
-        <w:tc>
-          <w:tcPr>
-            <w:tcW w:type="dxa" w:w="2280"/>
-          </w:tcPr>
-          <w:p>
-            <w:r/>
-            <w:r>
-              <w:rPr>
-                <w:sz w:val="14"/>
-              </w:rPr>
-              <w:t>CityLearn y benchmarking</w:t>
-            </w:r>
-          </w:p>
-        </w:tc>
-        <w:tc>
-          <w:tcPr>
-            <w:tcW w:type="dxa" w:w="2280"/>
-          </w:tcPr>
-          <w:p>
-            <w:r/>
-            <w:r>
-              <w:rPr>
-                <w:sz w:val="14"/>
-              </w:rPr>
-              <w:t>Vazquez-Canteli &amp; Nagy (2019a, 2019b); Vazquez-Canteli et al. (2020); Nweye et al. (2023c, 2024); Nweye &amp; Nagy (2024b)</w:t>
-            </w:r>
-          </w:p>
-        </w:tc>
-        <w:tc>
-          <w:tcPr>
-            <w:tcW w:type="dxa" w:w="2280"/>
-          </w:tcPr>
-          <w:p>
-            <w:r/>
-            <w:r>
-              <w:rPr>
-                <w:sz w:val="14"/>
-              </w:rPr>
-              <w:t>Entorno estandarizado, KPIs, comunidades grid-interactive, carbon-aware control.</w:t>
-            </w:r>
-          </w:p>
-        </w:tc>
-        <w:tc>
-          <w:tcPr>
-            <w:tcW w:type="dxa" w:w="2280"/>
-          </w:tcPr>
-          <w:p>
-            <w:r/>
-            <w:r>
-              <w:rPr>
-                <w:sz w:val="14"/>
-              </w:rPr>
-              <w:t>Se extiende a CityLearn v3 propuesto con Dec-POMDP/CTDE y cuatro backends MADRL.</w:t>
-            </w:r>
-          </w:p>
-        </w:tc>
-      </w:tr>
-      <w:tr>
-        <w:tc>
-          <w:tcPr>
-            <w:tcW w:type="dxa" w:w="2280"/>
-          </w:tcPr>
-          <w:p>
-            <w:r/>
-            <w:r>
-              <w:rPr>
-                <w:sz w:val="14"/>
-              </w:rPr>
-              <w:t>Escala multiagente realista</w:t>
-            </w:r>
-          </w:p>
-        </w:tc>
-        <w:tc>
-          <w:tcPr>
-            <w:tcW w:type="dxa" w:w="2280"/>
-          </w:tcPr>
-          <w:p>
-            <w:r/>
-            <w:r>
-              <w:rPr>
-                <w:sz w:val="14"/>
-              </w:rPr>
-              <w:t>Nweye et al. (2022, 2023a, 2023b)</w:t>
-            </w:r>
-          </w:p>
-        </w:tc>
-        <w:tc>
-          <w:tcPr>
-            <w:tcW w:type="dxa" w:w="2280"/>
-          </w:tcPr>
-          <w:p>
-            <w:r/>
-            <w:r>
-              <w:rPr>
-                <w:sz w:val="14"/>
-              </w:rPr>
-              <w:t>Desafios reales, MERLIN y comunidades heterogeneas de 17 edificios.</w:t>
-            </w:r>
-          </w:p>
-        </w:tc>
-        <w:tc>
-          <w:tcPr>
-            <w:tcW w:type="dxa" w:w="2280"/>
-          </w:tcPr>
-          <w:p>
-            <w:r/>
-            <w:r>
-              <w:rPr>
-                <w:sz w:val="14"/>
-              </w:rPr>
-              <w:t>Se aplica a SEAI Iquitos con 17 edificios reales y artefactos Drive.</w:t>
-            </w:r>
-          </w:p>
-        </w:tc>
-      </w:tr>
-      <w:tr>
-        <w:tc>
-          <w:tcPr>
-            <w:tcW w:type="dxa" w:w="2280"/>
-          </w:tcPr>
-          <w:p>
-            <w:r/>
-            <w:r>
-              <w:rPr>
-                <w:sz w:val="14"/>
-              </w:rPr>
-              <w:t>Flexibilidad energetica</w:t>
-            </w:r>
-          </w:p>
-        </w:tc>
-        <w:tc>
-          <w:tcPr>
-            <w:tcW w:type="dxa" w:w="2280"/>
-          </w:tcPr>
-          <w:p>
-            <w:r/>
-            <w:r>
-              <w:rPr>
-                <w:sz w:val="14"/>
-              </w:rPr>
-              <w:t>Yao et al. (2023); Xie et al. (2023); Hribar et al. (2025); Felicetti et al. (2024); Li et al. (2024); Zhao et al. (2024); Wu et al. (2025)</w:t>
-            </w:r>
-          </w:p>
-        </w:tc>
-        <w:tc>
-          <w:tcPr>
-            <w:tcW w:type="dxa" w:w="2280"/>
-          </w:tcPr>
-          <w:p>
-            <w:r/>
-            <w:r>
-              <w:rPr>
-                <w:sz w:val="14"/>
-              </w:rPr>
-              <w:t>Peak shaving, ramping, autoconsumo, coordinacion DR, PV+BESS, control seguro.</w:t>
-            </w:r>
-          </w:p>
-        </w:tc>
-        <w:tc>
-          <w:tcPr>
-            <w:tcW w:type="dxa" w:w="2280"/>
-          </w:tcPr>
-          <w:p>
-            <w:r/>
-            <w:r>
-              <w:rPr>
-                <w:sz w:val="14"/>
-              </w:rPr>
-              <w:t>E1 compara HAPPO/MASAC/MATD3/MAAC bajo mismo dataset y KPIs.</w:t>
-            </w:r>
-          </w:p>
-        </w:tc>
-      </w:tr>
-      <w:tr>
-        <w:tc>
-          <w:tcPr>
-            <w:tcW w:type="dxa" w:w="2280"/>
-          </w:tcPr>
-          <w:p>
-            <w:r/>
-            <w:r>
-              <w:rPr>
-                <w:sz w:val="14"/>
-              </w:rPr>
-              <w:t>Emisiones CO2</w:t>
-            </w:r>
-          </w:p>
-        </w:tc>
-        <w:tc>
-          <w:tcPr>
-            <w:tcW w:type="dxa" w:w="2280"/>
-          </w:tcPr>
-          <w:p>
-            <w:r/>
-            <w:r>
-              <w:rPr>
-                <w:sz w:val="14"/>
-              </w:rPr>
-              <w:t>Liu et al. (2022); Ye et al. (2025); Ma et al. (2025); Sarkar et al. (2024); Ren et al. (2025); Tranberg et al. (2020); Cao et al. (2023)</w:t>
-            </w:r>
-          </w:p>
-        </w:tc>
-        <w:tc>
-          <w:tcPr>
-            <w:tcW w:type="dxa" w:w="2280"/>
-          </w:tcPr>
-          <w:p>
-            <w:r/>
-            <w:r>
-              <w:rPr>
-                <w:sz w:val="14"/>
-              </w:rPr>
-              <w:t>Control bajo intensidad de carbono, operacion baja en carbono, desplazamiento temporal de carga.</w:t>
-            </w:r>
-          </w:p>
-        </w:tc>
-        <w:tc>
-          <w:tcPr>
-            <w:tcW w:type="dxa" w:w="2280"/>
-          </w:tcPr>
-          <w:p>
-            <w:r/>
-            <w:r>
-              <w:rPr>
-                <w:sz w:val="14"/>
-              </w:rPr>
-              <w:t>E2 usa CI de red aislada Iquitos y CarbonIntensityModel.</w:t>
-            </w:r>
-          </w:p>
-        </w:tc>
-      </w:tr>
-      <w:tr>
-        <w:tc>
-          <w:tcPr>
-            <w:tcW w:type="dxa" w:w="2280"/>
-          </w:tcPr>
-          <w:p>
-            <w:r/>
-            <w:r>
-              <w:rPr>
-                <w:sz w:val="14"/>
-              </w:rPr>
-              <w:t>Costos energeticos</w:t>
-            </w:r>
-          </w:p>
-        </w:tc>
-        <w:tc>
-          <w:tcPr>
-            <w:tcW w:type="dxa" w:w="2280"/>
-          </w:tcPr>
-          <w:p>
-            <w:r/>
-            <w:r>
-              <w:rPr>
-                <w:sz w:val="14"/>
-              </w:rPr>
-              <w:t>Fang et al. (2021); Gao et al. (2023); Shojaeighadikolaei et al. (2022, 2024); Xiong et al. (2024); Chen et al. (2024); Dang et al. (2023)</w:t>
-            </w:r>
-          </w:p>
-        </w:tc>
-        <w:tc>
-          <w:tcPr>
-            <w:tcW w:type="dxa" w:w="2280"/>
-          </w:tcPr>
-          <w:p>
-            <w:r/>
-            <w:r>
-              <w:rPr>
-                <w:sz w:val="14"/>
-              </w:rPr>
-              <w:t>Respuesta a precios, costo electrico, microredes, EV, BESS y demanda maxima.</w:t>
-            </w:r>
-          </w:p>
-        </w:tc>
-        <w:tc>
-          <w:tcPr>
-            <w:tcW w:type="dxa" w:w="2280"/>
-          </w:tcPr>
-          <w:p>
-            <w:r/>
-            <w:r>
-              <w:rPr>
-                <w:sz w:val="14"/>
-              </w:rPr>
-              <w:t>E3 vincula TOU local, BESS, EV, carga desplazable y costo distrital/edificio.</w:t>
-            </w:r>
-          </w:p>
-        </w:tc>
-      </w:tr>
-      <w:tr>
-        <w:tc>
-          <w:tcPr>
-            <w:tcW w:type="dxa" w:w="2280"/>
-          </w:tcPr>
-          <w:p>
-            <w:r/>
-            <w:r>
-              <w:rPr>
-                <w:sz w:val="14"/>
-              </w:rPr>
-              <w:t>Fundamentos MADRL</w:t>
-            </w:r>
-          </w:p>
-        </w:tc>
-        <w:tc>
-          <w:tcPr>
-            <w:tcW w:type="dxa" w:w="2280"/>
-          </w:tcPr>
-          <w:p>
-            <w:r/>
-            <w:r>
-              <w:rPr>
-                <w:sz w:val="14"/>
-              </w:rPr>
-              <w:t>Sutton &amp; Barto (2018); Oliehoek &amp; Amato (2016); Lowe et al. (2017); Haarnoja et al. (2018); Iqbal &amp; Sha (2019); Kuba et al. (2021); Zhong et al. (2023); Hu et al. (2023)</w:t>
-            </w:r>
-          </w:p>
-        </w:tc>
-        <w:tc>
-          <w:tcPr>
-            <w:tcW w:type="dxa" w:w="2280"/>
-          </w:tcPr>
-          <w:p>
-            <w:r/>
-            <w:r>
-              <w:rPr>
-                <w:sz w:val="14"/>
-              </w:rPr>
-              <w:t>MDP, Dec-POMDP, CTDE, SAC, atencion, HAPPO, MARLlib.</w:t>
-            </w:r>
-          </w:p>
-        </w:tc>
-        <w:tc>
-          <w:tcPr>
-            <w:tcW w:type="dxa" w:w="2280"/>
-          </w:tcPr>
-          <w:p>
-            <w:r/>
-            <w:r>
-              <w:rPr>
-                <w:sz w:val="14"/>
-              </w:rPr>
-              <w:t>Se operacionaliza en wrappers reales y tratamientos experimentales.</w:t>
-            </w:r>
-          </w:p>
-        </w:tc>
-      </w:tr>
-      <w:tr>
-        <w:tc>
-          <w:tcPr>
-            <w:tcW w:type="dxa" w:w="2280"/>
-          </w:tcPr>
-          <w:p>
-            <w:r/>
-            <w:r>
-              <w:rPr>
-                <w:sz w:val="14"/>
-              </w:rPr>
-              <w:t>Modelado fisico y regulatorio</w:t>
-            </w:r>
-          </w:p>
-        </w:tc>
-        <w:tc>
-          <w:tcPr>
-            <w:tcW w:type="dxa" w:w="2280"/>
-          </w:tcPr>
-          <w:p>
-            <w:r/>
-            <w:r>
-              <w:rPr>
-                <w:sz w:val="14"/>
-              </w:rPr>
-              <w:t>Naumann et al. (2021); Rajagopalan et al. (2024); Reniers et al. (2022); Xu et al. (2021); Tamoor et al. (2022); Antonanzas et al. (2021); IEC (2021); MINAM (2019); OSINERGMIN (2024)</w:t>
-            </w:r>
-          </w:p>
-        </w:tc>
-        <w:tc>
-          <w:tcPr>
-            <w:tcW w:type="dxa" w:w="2280"/>
-          </w:tcPr>
-          <w:p>
-            <w:r/>
-            <w:r>
-              <w:rPr>
-                <w:sz w:val="14"/>
-              </w:rPr>
-              <w:t>Degradacion BESS, correccion PV tropical, carbono y tarifa.</w:t>
-            </w:r>
-          </w:p>
-        </w:tc>
-        <w:tc>
-          <w:tcPr>
-            <w:tcW w:type="dxa" w:w="2280"/>
-          </w:tcPr>
-          <w:p>
-            <w:r/>
-            <w:r>
-              <w:rPr>
-                <w:sz w:val="14"/>
-              </w:rPr>
-              <w:t>Aportes A1-A4 del motor CityLearn v3 propuesto.</w:t>
-            </w:r>
-          </w:p>
-        </w:tc>
-      </w:tr>
-    </w:tbl>
-    <w:p/>
-    <w:p>
-      <w:pPr>
-        <w:pStyle w:val="Heading2"/>
-      </w:pPr>
-      <w:r>
-        <w:t>2.2 Bases teoricas</w:t>
-      </w:r>
-    </w:p>
-    <w:p>
-      <w:pPr>
-        <w:pStyle w:val="Heading3"/>
-      </w:pPr>
-      <w:r>
-        <w:t>2.2.1 Aprendizaje por refuerzo profundo y decision secuencial</w:t>
+        <w:t>2.1.1 Aprendizaje por refuerzo y MADRL</w:t>
       </w:r>
     </w:p>
     <w:p>
@@ -2260,19 +1585,11 @@
     </w:p>
     <w:p>
       <w:pPr>
-        <w:pStyle w:val="Heading3"/>
-      </w:pPr>
-      <w:r>
-        <w:t>2.2.2 Sistemas multiagente, no estacionariedad y cooperacion</w:t>
-      </w:r>
-    </w:p>
-    <w:p>
-      <w:pPr>
         <w:spacing w:after="120" w:line="276" w:lineRule="auto"/>
         <w:jc w:val="both"/>
       </w:pPr>
       <w:r>
-        <w:t>En un sistema multiagente, cada politica modifica el entorno efectivo que observan las demas. Esto genera no estacionariedad desde la perspectiva individual: un edificio aprende mientras los demas tambien cambian su comportamiento. La literatura de CTDE responde a esta dificultad permitiendo criticos centralizados durante el entrenamiento y politicas descentralizadas durante la ejecucion (Lowe et al., 2017). En la tesis, cada edificio debe operar con observacion local, pero el aprendizaje puede usar informacion del distrito para internalizar picos, rampas, emisiones y costos agregados.</w:t>
+        <w:t>En un sistema multiagente, cada politica modifica el entorno efectivo que observan las demas. Esto genera no estacionariedad desde la perspectiva individual: un edificio aprende mientras los demas tambien cambian su comportamiento. Oliehoek y Amato (2016) formalizan esta dificultad en el marco Dec-POMDP, mientras la literatura de CTDE responde permitiendo criticos centralizados durante el entrenamiento y politicas descentralizadas durante la ejecucion (Lowe et al., 2017). En la tesis, cada edificio debe operar con observacion local, pero el aprendizaje puede usar informacion del distrito para internalizar picos, rampas, emisiones y costos agregados.</w:t>
       </w:r>
     </w:p>
     <w:p>
@@ -2289,7 +1606,7 @@
         <w:pStyle w:val="Heading3"/>
       </w:pPr>
       <w:r>
-        <w:t>2.2.3 Dec-POMDP como formalizacion del problema doctoral</w:t>
+        <w:t>2.1.2 Formalizacion matematica Dec-POMDP</w:t>
       </w:r>
     </w:p>
     <w:p>
@@ -2328,7 +1645,7 @@
         <w:jc w:val="both"/>
       </w:pPr>
       <w:r>
-        <w:t>donde N = 17 edificios institucionales/comerciales del dataset citylearn_iquitos_2023_2025, gamma = 0.9999 (factor de descuento para episodios de 8 760 pasos horarios) y T_hor = 8 760 (un ano simulado). El objetivo cooperativo es maximizar el retorno esperado J(pi) = E[ sum_{t=0}^{T_hor-1} gamma^t R_t ], donde pi = (pi_1, ..., pi_N) denota el conjunto de politicas locales. La Tabla 2.2b resume la notacion formal; la operacionalizacion computacional se desarrolla en el Capitulo 4 sin alterar esta definicion teorica.</w:t>
+        <w:t>donde N = 17 edificios institucionales/comerciales del dataset citylearn_iquitos_2023_2025, gamma = 0.9999 (factor de descuento para episodios de 8 760 pasos horarios) y T_hor = 8 760 (un ano simulado). El objetivo cooperativo es maximizar el retorno esperado J(pi) = E[ sum_{t=0}^{T_hor-1} gamma^t R_t ], donde pi = (pi_1, ..., pi_N) denota el conjunto de politicas locales. La Tabla 2.2 resume la notacion formal; la operacionalizacion computacional se desarrolla en el Capitulo 4 sin alterar esta definicion teorica.</w:t>
       </w:r>
     </w:p>
     <w:p>
@@ -2338,7 +1655,7 @@
           <w:color w:val="595959"/>
           <w:sz w:val="19"/>
         </w:rPr>
-        <w:t>Tabla 2.2b. Notacion formal del Dec-POMDP cooperativo (SEAI Iquitos, N = 17).</w:t>
+        <w:t>Tabla 2.2. Notacion formal del Dec-POMDP cooperativo (SEAI Iquitos, N = 17).</w:t>
       </w:r>
     </w:p>
     <w:tbl>
@@ -2848,24 +2165,6 @@
       </w:tr>
     </w:tbl>
     <w:p/>
-    <w:p>
-      <w:pPr>
-        <w:spacing w:after="120" w:line="276" w:lineRule="auto"/>
-        <w:jc w:val="both"/>
-      </w:pPr>
-      <w:r>
-        <w:t>Estado global y observaciones locales. El estado global S se construye como la concatenacion de observaciones locales (ctde_state = concatenated_local_observations). Cada observacion o_i combina variables temporales (mes, hora, day_type), fisica del edificio (non_shiftable_load, dhw_demand, cooling_demand, solar_generation), estado del BESS (SOC, potencia nominal, acciones previas), estado de cada cargador EV (SOC_k, hora de salida_k, SOC requerido_k, llegada estimada_k, estado_k) y senales globales (carbon_intensity, electricity_pricing, outdoor_dry_bulb_temperature, diffuse_solar_irradiance, direct_solar_irradiance). La heterogeneidad dimensional refleja la diversidad operativa del distrito: edificios con flotas EV extensas (p. ej. B06 con 32 cargadores, B07 con 42) concentran observaciones y acciones de mayor dimension.</w:t>
-      </w:r>
-    </w:p>
-    <w:p>
-      <w:pPr>
-        <w:spacing w:after="120" w:line="276" w:lineRule="auto"/>
-        <w:jc w:val="both"/>
-      </w:pPr>
-      <w:r>
-        <w:t>Espacios de accion. Cada accion a_i controla recursos flexibles del edificio i: potencia de carga/descarga del BESS (electrical_storage), potencia de carga de cada cargador EV (electric_vehicle_storage_charger_k) y control de carga desplazable (washing_machine). Las cargas no controlables permanecen como referencia de demanda base. La transicion T incorpora el balance energetico del distrito, el modelo RC de temperatura, la dinamica del almacenamiento con eficiencia round-trip 0.9025 y los perfiles estocasticos de llegada/salida de vehiculos electricos.</w:t>
-      </w:r>
-    </w:p>
     <w:p>
       <w:pPr>
         <w:spacing w:after="120" w:line="276" w:lineRule="auto"/>
@@ -2926,7 +2225,15 @@
         <w:jc w:val="both"/>
       </w:pPr>
       <w:r>
-        <w:t>La mezcla cooperativa con team_reward_ratio r = 0.70 evita politicas puramente egoistas (que desplazan picos o costos al distrito) y politicas puramente globales (que ignoran heterogeneidad operativa). Este esquema se alinea con la literatura de recompensa hibrida en MADRL energetico (Yao et al., 2023; Liu et al., 2022) y con los desafios de coordinacion identificados por Nweye et al. (2022). Los valores numericos del perfil unificado comparable v4 (peak_weight = 0.45, ramp_weight = 0.35, ev_weight = 0.25, reward_scale = 1.00) y la implementacion exacta de cada termino se documentan en las Secciones 4.2-4.5, evitando duplicar aqui el detalle de codigo.</w:t>
+        <w:t>La mezcla cooperativa con team_reward_ratio r = 0.70 evita politicas puramente egoistas (que desplazan picos o costos al distrito) y politicas puramente globales (que ignoran heterogeneidad operativa). Este esquema se alinea con la literatura de recompensa hibrida en MADRL energetico (Yao et al., 2023; Liu et al., 2022) y con los desafios de coordinacion identificados por Nweye et al. (2022). Durante la ejecucion descentralizada, cada politica pi_i(a_i | o_i) actua solo con o_i; el estado global s solo es accesible durante el entrenamiento bajo CTDE (Seccion 2.3.4).</w:t>
+      </w:r>
+    </w:p>
+    <w:p>
+      <w:pPr>
+        <w:pStyle w:val="Heading3"/>
+      </w:pPr>
+      <w:r>
+        <w:t>2.1.3 CityLearn y simulacion multiobjetivo</w:t>
       </w:r>
     </w:p>
     <w:p>
@@ -2935,15 +2242,7 @@
         <w:jc w:val="both"/>
       </w:pPr>
       <w:r>
-        <w:t>Condicion de observabilidad parcial estricta. Durante la ejecucion descentralizada, cada politica pi_i(a_i | o_i) actua solo con o_i; el estado global s solo es accesible durante el entrenamiento bajo CTDE (Seccion 2.2.4). Esta separacion es coherente con el paradigma Dec-POMDP: la informacion completa del distrito no esta disponible en operacion, pero puede usarse para aprender coordinacion. El Capitulo 4 desarrolla wrappers PettingZoo, espacios de estado/accion y la clase CityLearnV3MADRLRewardFunction que instancian esta formalizacion sobre CityLearn v2 extendido (CityLearn v3 propuesto).</w:t>
-      </w:r>
-    </w:p>
-    <w:p>
-      <w:pPr>
-        <w:pStyle w:val="Heading3"/>
-      </w:pPr>
-      <w:r>
-        <w:t>2.2.4 CTDE: entrenamiento centralizado y ejecucion descentralizada</w:t>
+        <w:t>CityLearn constituye la linea de simulacion mas directamente vinculada con esta tesis. Vazquez-Canteli y Nagy (2019a) introdujeron CityLearn v1.0 como entorno compatible con OpenAI Gym para respuesta a la demanda en edificios, mostrando que un agente de aprendizaje profundo podia superar politicas basadas en reglas en reduccion de pico. Posteriormente, Vazquez-Canteli y Nagy (2019b) sistematizaron algoritmos y tecnicas de modelado para respuesta a la demanda con aprendizaje por refuerzo, y Vazquez-Canteli et al. (2020) reforzaron la necesidad de estandarizar entornos, KPIs y comparaciones en gestion energetica urbana.</w:t>
       </w:r>
     </w:p>
     <w:p>
@@ -2952,7 +2251,7 @@
         <w:jc w:val="both"/>
       </w:pPr>
       <w:r>
-        <w:t>El paradigma Centralized Training, Decentralized Execution separa dos fases: durante el entrenamiento, los criticos o funciones de valor pueden acceder al estado global y a informacion conjunta; durante la ejecucion, las politicas actuan solo con observaciones locales. Lowe et al. (2017) muestran este principio en multi-agent actor-critic, e Iqbal y Sha (2019) lo extienden con mecanismos de atencion para seleccionar interacciones relevantes entre agentes. En la tesis, CTDE permite que los agentes aprendan coordinacion distrital sin requerir comunicacion completa en operacion.</w:t>
+        <w:t>La evolucion hacia CityLearn v2 es decisiva porque integra edificios grid-interactive, almacenamiento, PV, vehiculos electricos, senales de carbono y costos. Nweye et al. (2024) presentan CityLearn v2 como entorno para gestion energetica flexible, resiliente, centrada en ocupantes y consciente de carbono; Nweye et al. (2023c) describen su formalizacion como entorno Gym para benchmarking de respuesta a la demanda; y Nweye y Nagy (2024b) amplian el uso de CityLearn Gym a evaluacion multiobjetivo. Esta tesis toma CityLearn v2 como base validada, pero no afirma que CityLearn v3 exista oficialmente: CityLearn v3 propuesto es una extension experimental desarrollada para el Dec-POMDP, CTDE y backends MADRL del proyecto.</w:t>
       </w:r>
     </w:p>
     <w:p>
@@ -2961,15 +2260,15 @@
         <w:jc w:val="both"/>
       </w:pPr>
       <w:r>
-        <w:t>La validez de CTDE para esta investigacion depende de mantener consistentes los instrumentos de medicion. Si el entrenamiento usa estado global y la ejecucion usa observacion local, los KPIs deben reflejar la ejecucion descentralizada de politicas, no una solucion centralizada ideal. Por ello, trace.csv y timeseries.csv son necesarios para interpretar si el comportamiento aprendido realmente corresponde a acciones por edificio y no solo a resultados agregados.</w:t>
+        <w:t>El paso de entornos de un edificio a comunidades heterogeneas demanda tratar problemas de escala, observabilidad parcial y no estacionariedad. Nweye et al. (2022) identifican desafios reales del aprendizaje por refuerzo multiagente en edificios grid-interactive, incluyendo generalizacion, seguridad, heterogeneidad, interaccion con ocupantes y reproducibilidad. Nweye et al. (2023a) proponen MERLIN para aprendizaje offline y transferencia en comunidades de 17 edificios, escala comparable al caso SEAI Iquitos, mientras Nweye et al. (2023b) aplican aprendizaje por refuerzo heterogeneo multiagente en comunidades grid-interactive. Estos antecedentes justifican que la unidad de analisis no sea un edificio aislado, sino una comunidad de 17 agentes.</w:t>
       </w:r>
     </w:p>
     <w:p>
       <w:pPr>
-        <w:pStyle w:val="Heading3"/>
+        <w:pStyle w:val="Heading2"/>
       </w:pPr>
       <w:r>
-        <w:t>2.2.5 Algoritmos MADRL evaluados</w:t>
+        <w:t>2.2 Variables de la investigacion</w:t>
       </w:r>
     </w:p>
     <w:p>
@@ -2978,7 +2277,15 @@
         <w:jc w:val="both"/>
       </w:pPr>
       <w:r>
-        <w:t>HAPPO se fundamenta en optimizacion de politica con restricciones de region de confianza para agentes heterogeneos. Kuba et al. (2021) desarrollan una formulacion de trust-region policy optimization multiagente, y Zhong et al. (2023) profundizan el aprendizaje por refuerzo de agentes heterogeneos. En la tesis, HAPPO es relevante porque los edificios difieren en area, cargas, PV, BESS y numero de EV. Sin embargo, su uso en resultados debe respetar la cobertura real: se dispone de timeseries y trace, pero no de todos los artefactos de edificio/checkpoint.</w:t>
+        <w:t>La variable independiente (VI) y la variable dependiente (VD) se definen operativamente en esta seccion y se triangulan con autores de la bibliografia (Tabla 2.1). La triangulacion bibliografica asegura que cada dimension tenga al menos dos fuentes independientes que sustenten su definicion, siguiendo normas APA 7 en citas narrativas y parenteticas. La operacionalizacion computacional completa se desarrolla en el Capitulo 3, Seccion 3.4, que remite a esta seccion como marco conceptual.</w:t>
+      </w:r>
+    </w:p>
+    <w:p>
+      <w:pPr>
+        <w:pStyle w:val="Heading3"/>
+      </w:pPr>
+      <w:r>
+        <w:t>2.2.1 Variable independiente (VI)</w:t>
       </w:r>
     </w:p>
     <w:p>
@@ -2987,7 +2294,7 @@
         <w:jc w:val="both"/>
       </w:pPr>
       <w:r>
-        <w:t>MASAC deriva conceptualmente de Soft Actor-Critic y su regularizacion de entropia (Haarnoja et al., 2018). Gao et al. (2023) muestran la aplicabilidad de un MASAC mejorado en programacion colaborativa multi-microgrid. En la tesis, MASAC representa un enfoque off-policy con exploracion robusta y discretizacion/adaptacion de acciones para el entorno CityLearn v3 propuesto. Su valor teorico esta en contrastar estrategias entropicas frente a politicas deterministicas y de atencion.</w:t>
+        <w:t>La variable independiente es la capa MADRL cooperativa implementada sobre CityLearn v2 (CityLearn v3 propuesto), manipulada en tres dimensiones: D-VI.1 algoritmo, D-VI.2 escenario experimental y D-VI.3 control metodologico. Sutton y Barto (2018) y Oliehoek y Amato (2016) fundamentan la formulacion Dec-POMDP cooperativa que constituye el marco comun de la VI; Lowe et al. (2017) justifican el paradigma CTDE bajo el cual se entrenan las politicas.</w:t>
       </w:r>
     </w:p>
     <w:p>
@@ -2996,7 +2303,7 @@
         <w:jc w:val="both"/>
       </w:pPr>
       <w:r>
-        <w:t>MATD3 se basa en la idea de reducir sobreestimacion mediante criticos dobles, retraso de actualizacion de politica y ruido objetivo en la familia TD3. Aunque la referencia especifica del backend se implementa en el proyecto, su justificacion teorica se relaciona con estabilidad off-policy en espacios continuos de accion. En la tesis, MATD3 se plantea en las hipotesis como candidato de mayor efecto coordinado porque su doble critico puede ser ventajoso en horizontes largos y acciones energeticas continuas.</w:t>
+        <w:t>D-VI.1 — Algoritmo MADRL. Comprende cuatro niveles del factor experimental: HAPPO (on-policy con region de confianza para agentes heterogeneos; Kuba et al., 2021; Zhong et al., 2023), MASAC (off-policy de maxima entropia; Haarnoja et al., 2018; Gao et al., 2023), MATD3 (off-policy con doble critico centralizado; Lowe et al., 2017; Hu et al., 2023) y MAAC (critico con atencion selectiva; Iqbal y Sha, 2019). Cada algoritmo representa una familia teorica distinta de coordinacion multiagente bajo el mismo entorno y la misma funcion de recompensa.</w:t>
       </w:r>
     </w:p>
     <w:p>
@@ -3005,7 +2312,7 @@
         <w:jc w:val="both"/>
       </w:pPr>
       <w:r>
-        <w:t>MAAC se sustenta en Actor-Attention-Critic. Iqbal y Sha (2019) proponen que el critico utilice atencion para seleccionar los agentes mas relevantes durante la evaluacion de acciones. En comunidades energeticas, esta idea es pertinente porque no todos los edificios interactuan con la misma intensidad en cada hora: un hospital, un mall y una universidad presentan perfiles de carga y EV diferentes. La atencion ofrece una explicacion teorica para coordinacion selectiva entre edificios heterogeneos.</w:t>
+        <w:t>D-VI.2 — Escenario E1/E2/E3. Los escenarios condicionan la politica hacia un objetivo dominante mediante vectores de peso distintos en la funcion de recompensa multiobjetivo. E1 prioriza flexibilidad [0,70; 0,15; 0,15] y se sustenta en KPIs de pico y rampa (Vazquez-Canteli et al., 2020; Yao et al., 2023); E2 prioriza emisiones de CO2 [0,15; 0,70; 0,15] y se fundamenta en control consciente de intensidad de carbono (Liu et al., 2022; Tranberg et al., 2020); E3 prioriza costos [0,25; 0,15; 0,60] y se ancla en respuesta a precios y cargos por demanda (Dang et al., 2023; OSINERGMIN, 2024).</w:t>
       </w:r>
     </w:p>
     <w:p>
@@ -3014,7 +2321,51 @@
         <w:jc w:val="both"/>
       </w:pPr>
       <w:r>
-        <w:t>MARLlib se considera en la tesis solo como nombre propio de una biblioteca de referencia para aprendizaje por refuerzo multiagente, no como sustituto conceptual de MADRL. Hu et al. (2023) muestran su valor como framework escalable; sin embargo, el proyecto utiliza backends concretos en external/ y wrappers propios. Esta precision terminologica evita confundir marco teorico, herramienta y contribucion experimental.</w:t>
+        <w:t>D-VI.3 — Control experimental. Para aislar el efecto de D-VI.1 y D-VI.2, la tesis mantiene constantes el dataset citylearn_iquitos_2023_2025 (Nweye et al., 2024; Nweye et al., 2023a), la funcion de recompensa unified_comparable_v4, la semilla de reproducibilidad y el protocolo CTDE (Nweye et al., 2022; Hu et al., 2023). Esta dimension de control asegura que las diferencias observadas en D-VD.1, D-VD.2 y D-VD.3 se atribuyan al algoritmo y al escenario, no a variaciones del entorno o del protocolo.</w:t>
+      </w:r>
+    </w:p>
+    <w:p>
+      <w:pPr>
+        <w:pStyle w:val="Heading3"/>
+      </w:pPr>
+      <w:r>
+        <w:t>2.2.2 Variable dependiente (VD)</w:t>
+      </w:r>
+    </w:p>
+    <w:p>
+      <w:pPr>
+        <w:spacing w:after="120" w:line="276" w:lineRule="auto"/>
+        <w:jc w:val="both"/>
+      </w:pPr>
+      <w:r>
+        <w:t>La variable dependiente es el desempeno coordinado de la comunidad energetica medido en tres ejes: D-VD.1 flexibilidad energetica, D-VD.2 emisiones de CO2 y D-VD.3 costos energeticos. Cada eje se descompone en tres dimensiones operativas, alineadas con los KPIs oficiales de CityLearn v2 (Vazquez-Canteli et al., 2020; Nweye et al., 2024). La lectura correcta del Capitulo 5 combina las tres dimensiones de cada eje, no un KPI aislado.</w:t>
+      </w:r>
+    </w:p>
+    <w:p>
+      <w:pPr>
+        <w:spacing w:after="120" w:line="276" w:lineRule="auto"/>
+        <w:jc w:val="both"/>
+      </w:pPr>
+      <w:r>
+        <w:t>D-VD.1 — Flexibilidad energetica. Dimension 1 (pico): capacidad de reducir la importacion maxima distrital, medida con peak_average. Lund et al. (2017) ubican la reduccion de pico dentro de los sistemas energeticos inteligentes, mientras Vazquez-Canteli et al. (2020) estandarizan peak_average como KPI comparable en CityLearn. Dimension 2 (rampa): suavizado de variaciones horarias de importacion, medido con ramping_average. Nweye et al. (2024) incorporan ramping como KPI distrital en CityLearn v2, y Yao et al. (2023) reportan mejoras de coordinacion MADRL en perfiles de demanda. Dimension 3 (factor de carga): equilibrio entre pico y demanda media, medido con one_minus_load_factor_average y el indicador compuesto flex_composite. Vazquez-Canteli y Nagy (2019b) vinculan el factor de carga con respuesta a la demanda, y Xie et al. (2023) demuestran que mecanismos de atencion multiagente mejoran la suavidad del perfil agregado.</w:t>
+      </w:r>
+    </w:p>
+    <w:p>
+      <w:pPr>
+        <w:spacing w:after="120" w:line="276" w:lineRule="auto"/>
+        <w:jc w:val="both"/>
+      </w:pPr>
+      <w:r>
+        <w:t>D-VD.2 — Emisiones de CO2. Dimension 1 (emisiones totales): carbon_emissions_total como indicador agregado anual del distrito. Liu et al. (2022) muestran reducciones de emisiones con MADRL en sistemas con energia renovable, y MINAM (2019) proporciona el factor de emision base para contextualizar redes aisladas peruanas. Dimension 2 (delta CO2): carbon_emissions_delta como reduccion frente a baseline CityLearn v2. Tranberg et al. (2020) fundamentan la contabilidad temporal de carbono, y Sarkar et al. (2024) aplican desplazamiento temporal de carga hacia periodos de baja intensidad de carbono. Dimension 3 (consumo ponderado por CI): importacion electrica ponderada por CI(t). Cao et al. (2023) estudian pronostico de intensidad de carbono para gestion de edificios, y Ye et al. (2025) avanzan hacia MARL seguro para operacion baja en carbono.</w:t>
+      </w:r>
+    </w:p>
+    <w:p>
+      <w:pPr>
+        <w:spacing w:after="120" w:line="276" w:lineRule="auto"/>
+        <w:jc w:val="both"/>
+      </w:pPr>
+      <w:r>
+        <w:t>D-VD.3 — Costos energeticos. Dimension 1 (costo total): electricity_cost_total como indicador agregado anual. Fang et al. (2021) proponen gestion distribuida de energia en microredes mediante MADRL, y Gao et al. (2023) validan MASAC para programacion colaborativa con respuesta a precios. Dimension 2 (delta costo): electricity_cost_delta como reduccion frente a baseline. Dang et al. (2023) muestran que BESS puede reducir cargos de demanda bajo precios dinamicos, y Xiong et al. (2024) confirman que DRL puede responder a tarifas TOU y almacenamiento. Dimension 3 (pico facturable): reduccion de demanda maxima en ventana de facturacion y desviacion respecto a la senal de precio (price_signal_deviation). OSINERGMIN (2024) justifica el uso de maxima demanda y tarifa en el contexto regulatorio peruano, y Shojaeighadikolaei et al. (2022) plantean gestion energetica distribuida y respuesta a la demanda en smart grids.</w:t>
       </w:r>
     </w:p>
     <w:p>
@@ -3024,7 +2375,7 @@
           <w:color w:val="595959"/>
           <w:sz w:val="19"/>
         </w:rPr>
-        <w:t>Tabla 2.2. Fundamento teorico de los algoritmos MADRL evaluados.</w:t>
+        <w:t>Tabla 2.1. Triangulacion bibliografica de variables independientes y dependientes (VI/VD).</w:t>
       </w:r>
     </w:p>
     <w:tbl>
@@ -3053,9 +2404,9 @@
               <w:rPr>
                 <w:b/>
                 <w:color w:val="FFFFFF"/>
-                <w:sz w:val="14"/>
-              </w:rPr>
-              <w:t>Algoritmo</w:t>
+                <w:sz w:val="13"/>
+              </w:rPr>
+              <w:t>Variable</w:t>
             </w:r>
           </w:p>
         </w:tc>
@@ -3070,9 +2421,9 @@
               <w:rPr>
                 <w:b/>
                 <w:color w:val="FFFFFF"/>
-                <w:sz w:val="14"/>
-              </w:rPr>
-              <w:t>Base teorica</w:t>
+                <w:sz w:val="13"/>
+              </w:rPr>
+              <w:t>Dimension</w:t>
             </w:r>
           </w:p>
         </w:tc>
@@ -3087,9 +2438,9 @@
               <w:rPr>
                 <w:b/>
                 <w:color w:val="FFFFFF"/>
-                <w:sz w:val="14"/>
-              </w:rPr>
-              <w:t>Ventaja esperada</w:t>
+                <w:sz w:val="13"/>
+              </w:rPr>
+              <w:t>Definicion operativa</w:t>
             </w:r>
           </w:p>
         </w:tc>
@@ -3104,9 +2455,9 @@
               <w:rPr>
                 <w:b/>
                 <w:color w:val="FFFFFF"/>
-                <w:sz w:val="14"/>
-              </w:rPr>
-              <w:t>Riesgo metodologico</w:t>
+                <w:sz w:val="13"/>
+              </w:rPr>
+              <w:t>Autor(es) APA</w:t>
             </w:r>
           </w:p>
         </w:tc>
@@ -3121,9 +2472,9 @@
               <w:rPr>
                 <w:b/>
                 <w:color w:val="FFFFFF"/>
-                <w:sz w:val="14"/>
-              </w:rPr>
-              <w:t>Relacion con VI</w:t>
+                <w:sz w:val="13"/>
+              </w:rPr>
+              <w:t>KPI tesis</w:t>
             </w:r>
           </w:p>
         </w:tc>
@@ -3137,9 +2488,9 @@
             <w:r/>
             <w:r>
               <w:rPr>
-                <w:sz w:val="14"/>
-              </w:rPr>
-              <w:t>HAPPO</w:t>
+                <w:sz w:val="13"/>
+              </w:rPr>
+              <w:t>VI</w:t>
             </w:r>
           </w:p>
         </w:tc>
@@ -3151,9 +2502,9 @@
             <w:r/>
             <w:r>
               <w:rPr>
-                <w:sz w:val="14"/>
-              </w:rPr>
-              <w:t>Trust-region y agentes heterogeneos (Kuba et al., 2021; Zhong et al., 2023).</w:t>
+                <w:sz w:val="13"/>
+              </w:rPr>
+              <w:t>D-VI.1 — Algoritmo MADRL</w:t>
             </w:r>
           </w:p>
         </w:tc>
@@ -3165,9 +2516,9 @@
             <w:r/>
             <w:r>
               <w:rPr>
-                <w:sz w:val="14"/>
-              </w:rPr>
-              <w:t>Estabilidad on-policy y tratamiento de heterogeneidad entre edificios.</w:t>
+                <w:sz w:val="13"/>
+              </w:rPr>
+              <w:t>Capa cooperativa multiagente bajo Dec-POMDP/CTDE (HAPPO, MASAC, MATD3, MAAC).</w:t>
             </w:r>
           </w:p>
         </w:tc>
@@ -3179,9 +2530,9 @@
             <w:r/>
             <w:r>
               <w:rPr>
-                <w:sz w:val="14"/>
-              </w:rPr>
-              <w:t>Costo de muestreo y cobertura parcial de artefactos finales.</w:t>
+                <w:sz w:val="13"/>
+              </w:rPr>
+              <w:t>Sutton y Barto (2018); Oliehoek y Amato (2016)</w:t>
             </w:r>
           </w:p>
         </w:tc>
@@ -3193,9 +2544,9 @@
             <w:r/>
             <w:r>
               <w:rPr>
-                <w:sz w:val="14"/>
-              </w:rPr>
-              <w:t>Nivel D-VI.1 del factor algoritmo.</w:t>
+                <w:sz w:val="13"/>
+              </w:rPr>
+              <w:t>Factor experimental (4 niveles)</w:t>
             </w:r>
           </w:p>
         </w:tc>
@@ -3209,9 +2560,9 @@
             <w:r/>
             <w:r>
               <w:rPr>
-                <w:sz w:val="14"/>
-              </w:rPr>
-              <w:t>MASAC</w:t>
+                <w:sz w:val="13"/>
+              </w:rPr>
+              <w:t>VI</w:t>
             </w:r>
           </w:p>
         </w:tc>
@@ -3223,9 +2574,9 @@
             <w:r/>
             <w:r>
               <w:rPr>
-                <w:sz w:val="14"/>
-              </w:rPr>
-              <w:t>SAC y regularizacion de entropia (Haarnoja et al., 2018; Gao et al., 2023).</w:t>
+                <w:sz w:val="13"/>
+              </w:rPr>
+              <w:t>D-VI.1 — HAPPO</w:t>
             </w:r>
           </w:p>
         </w:tc>
@@ -3237,9 +2588,9 @@
             <w:r/>
             <w:r>
               <w:rPr>
-                <w:sz w:val="14"/>
-              </w:rPr>
-              <w:t>Exploracion robusta y aprendizaje off-policy.</w:t>
+                <w:sz w:val="13"/>
+              </w:rPr>
+              <w:t>On-policy con region de confianza para agentes heterogeneos.</w:t>
             </w:r>
           </w:p>
         </w:tc>
@@ -3251,9 +2602,9 @@
             <w:r/>
             <w:r>
               <w:rPr>
-                <w:sz w:val="14"/>
-              </w:rPr>
-              <w:t>Adaptacion de acciones continuas/discretas y sensibilidad a hiperparametros.</w:t>
+                <w:sz w:val="13"/>
+              </w:rPr>
+              <w:t>Kuba et al. (2021); Zhong et al. (2023)</w:t>
             </w:r>
           </w:p>
         </w:tc>
@@ -3265,9 +2616,9 @@
             <w:r/>
             <w:r>
               <w:rPr>
-                <w:sz w:val="14"/>
-              </w:rPr>
-              <w:t>Nivel D-VI.1 del factor algoritmo.</w:t>
+                <w:sz w:val="13"/>
+              </w:rPr>
+              <w:t>T01-T03</w:t>
             </w:r>
           </w:p>
         </w:tc>
@@ -3281,9 +2632,9 @@
             <w:r/>
             <w:r>
               <w:rPr>
-                <w:sz w:val="14"/>
-              </w:rPr>
-              <w:t>MATD3</w:t>
+                <w:sz w:val="13"/>
+              </w:rPr>
+              <w:t>VI</w:t>
             </w:r>
           </w:p>
         </w:tc>
@@ -3295,9 +2646,9 @@
             <w:r/>
             <w:r>
               <w:rPr>
-                <w:sz w:val="14"/>
-              </w:rPr>
-              <w:t>Criticos dobles, retardo de politica y control continuo off-policy.</w:t>
+                <w:sz w:val="13"/>
+              </w:rPr>
+              <w:t>D-VI.1 — MASAC</w:t>
             </w:r>
           </w:p>
         </w:tc>
@@ -3309,9 +2660,9 @@
             <w:r/>
             <w:r>
               <w:rPr>
-                <w:sz w:val="14"/>
-              </w:rPr>
-              <w:t>Reduccion de sobreestimacion y estabilidad en acciones continuas.</w:t>
+                <w:sz w:val="13"/>
+              </w:rPr>
+              <w:t>Off-policy de maxima entropia con exploracion robusta.</w:t>
             </w:r>
           </w:p>
         </w:tc>
@@ -3323,9 +2674,9 @@
             <w:r/>
             <w:r>
               <w:rPr>
-                <w:sz w:val="14"/>
-              </w:rPr>
-              <w:t>Puede optimizar algunos ejes mejor que otros; requiere lectura por escenario.</w:t>
+                <w:sz w:val="13"/>
+              </w:rPr>
+              <w:t>Haarnoja et al. (2018); Gao et al. (2023)</w:t>
             </w:r>
           </w:p>
         </w:tc>
@@ -3337,9 +2688,9 @@
             <w:r/>
             <w:r>
               <w:rPr>
-                <w:sz w:val="14"/>
-              </w:rPr>
-              <w:t>Nivel D-VI.1 e hipotesis direccional HG/HE.2/HE.3.</w:t>
+                <w:sz w:val="13"/>
+              </w:rPr>
+              <w:t>T04-T06</w:t>
             </w:r>
           </w:p>
         </w:tc>
@@ -3353,9 +2704,9 @@
             <w:r/>
             <w:r>
               <w:rPr>
-                <w:sz w:val="14"/>
-              </w:rPr>
-              <w:t>MAAC</w:t>
+                <w:sz w:val="13"/>
+              </w:rPr>
+              <w:t>VI</w:t>
             </w:r>
           </w:p>
         </w:tc>
@@ -3367,9 +2718,9 @@
             <w:r/>
             <w:r>
               <w:rPr>
-                <w:sz w:val="14"/>
-              </w:rPr>
-              <w:t>Critico con atencion multiagente (Iqbal &amp; Sha, 2019).</w:t>
+                <w:sz w:val="13"/>
+              </w:rPr>
+              <w:t>D-VI.1 — MATD3</w:t>
             </w:r>
           </w:p>
         </w:tc>
@@ -3381,9 +2732,9 @@
             <w:r/>
             <w:r>
               <w:rPr>
-                <w:sz w:val="14"/>
-              </w:rPr>
-              <w:t>Coordinacion selectiva entre edificios heterogeneos.</w:t>
+                <w:sz w:val="13"/>
+              </w:rPr>
+              <w:t>Off-policy con doble critico centralizado y retardo de politica.</w:t>
             </w:r>
           </w:p>
         </w:tc>
@@ -3395,9 +2746,9 @@
             <w:r/>
             <w:r>
               <w:rPr>
-                <w:sz w:val="14"/>
-              </w:rPr>
-              <w:t>Complejidad computacional y sensibilidad a estructura de interacciones.</w:t>
+                <w:sz w:val="13"/>
+              </w:rPr>
+              <w:t>Lowe et al. (2017); Hu et al. (2023)</w:t>
             </w:r>
           </w:p>
         </w:tc>
@@ -3409,9 +2760,1089 @@
             <w:r/>
             <w:r>
               <w:rPr>
-                <w:sz w:val="14"/>
-              </w:rPr>
-              <w:t>Nivel D-VI.1 del factor algoritmo.</w:t>
+                <w:sz w:val="13"/>
+              </w:rPr>
+              <w:t>T07-T09</w:t>
+            </w:r>
+          </w:p>
+        </w:tc>
+      </w:tr>
+      <w:tr>
+        <w:tc>
+          <w:tcPr>
+            <w:tcW w:type="dxa" w:w="1824"/>
+          </w:tcPr>
+          <w:p>
+            <w:r/>
+            <w:r>
+              <w:rPr>
+                <w:sz w:val="13"/>
+              </w:rPr>
+              <w:t>VI</w:t>
+            </w:r>
+          </w:p>
+        </w:tc>
+        <w:tc>
+          <w:tcPr>
+            <w:tcW w:type="dxa" w:w="1824"/>
+          </w:tcPr>
+          <w:p>
+            <w:r/>
+            <w:r>
+              <w:rPr>
+                <w:sz w:val="13"/>
+              </w:rPr>
+              <w:t>D-VI.1 — MAAC</w:t>
+            </w:r>
+          </w:p>
+        </w:tc>
+        <w:tc>
+          <w:tcPr>
+            <w:tcW w:type="dxa" w:w="1824"/>
+          </w:tcPr>
+          <w:p>
+            <w:r/>
+            <w:r>
+              <w:rPr>
+                <w:sz w:val="13"/>
+              </w:rPr>
+              <w:t>Critico con atencion selectiva entre agentes.</w:t>
+            </w:r>
+          </w:p>
+        </w:tc>
+        <w:tc>
+          <w:tcPr>
+            <w:tcW w:type="dxa" w:w="1824"/>
+          </w:tcPr>
+          <w:p>
+            <w:r/>
+            <w:r>
+              <w:rPr>
+                <w:sz w:val="13"/>
+              </w:rPr>
+              <w:t>Iqbal y Sha (2019)</w:t>
+            </w:r>
+          </w:p>
+        </w:tc>
+        <w:tc>
+          <w:tcPr>
+            <w:tcW w:type="dxa" w:w="1824"/>
+          </w:tcPr>
+          <w:p>
+            <w:r/>
+            <w:r>
+              <w:rPr>
+                <w:sz w:val="13"/>
+              </w:rPr>
+              <w:t>T10-T12</w:t>
+            </w:r>
+          </w:p>
+        </w:tc>
+      </w:tr>
+      <w:tr>
+        <w:tc>
+          <w:tcPr>
+            <w:tcW w:type="dxa" w:w="1824"/>
+          </w:tcPr>
+          <w:p>
+            <w:r/>
+            <w:r>
+              <w:rPr>
+                <w:sz w:val="13"/>
+              </w:rPr>
+              <w:t>VI</w:t>
+            </w:r>
+          </w:p>
+        </w:tc>
+        <w:tc>
+          <w:tcPr>
+            <w:tcW w:type="dxa" w:w="1824"/>
+          </w:tcPr>
+          <w:p>
+            <w:r/>
+            <w:r>
+              <w:rPr>
+                <w:sz w:val="13"/>
+              </w:rPr>
+              <w:t>D-VI.2 — Escenario E1</w:t>
+            </w:r>
+          </w:p>
+        </w:tc>
+        <w:tc>
+          <w:tcPr>
+            <w:tcW w:type="dxa" w:w="1824"/>
+          </w:tcPr>
+          <w:p>
+            <w:r/>
+            <w:r>
+              <w:rPr>
+                <w:sz w:val="13"/>
+              </w:rPr>
+              <w:t>Ponderacion dominante flexibilidad [0,70; 0,15; 0,15].</w:t>
+            </w:r>
+          </w:p>
+        </w:tc>
+        <w:tc>
+          <w:tcPr>
+            <w:tcW w:type="dxa" w:w="1824"/>
+          </w:tcPr>
+          <w:p>
+            <w:r/>
+            <w:r>
+              <w:rPr>
+                <w:sz w:val="13"/>
+              </w:rPr>
+              <w:t>Vazquez-Canteli et al. (2020); Yao et al. (2023)</w:t>
+            </w:r>
+          </w:p>
+        </w:tc>
+        <w:tc>
+          <w:tcPr>
+            <w:tcW w:type="dxa" w:w="1824"/>
+          </w:tcPr>
+          <w:p>
+            <w:r/>
+            <w:r>
+              <w:rPr>
+                <w:sz w:val="13"/>
+              </w:rPr>
+              <w:t>OE.1 / D-VD.1</w:t>
+            </w:r>
+          </w:p>
+        </w:tc>
+      </w:tr>
+      <w:tr>
+        <w:tc>
+          <w:tcPr>
+            <w:tcW w:type="dxa" w:w="1824"/>
+          </w:tcPr>
+          <w:p>
+            <w:r/>
+            <w:r>
+              <w:rPr>
+                <w:sz w:val="13"/>
+              </w:rPr>
+              <w:t>VI</w:t>
+            </w:r>
+          </w:p>
+        </w:tc>
+        <w:tc>
+          <w:tcPr>
+            <w:tcW w:type="dxa" w:w="1824"/>
+          </w:tcPr>
+          <w:p>
+            <w:r/>
+            <w:r>
+              <w:rPr>
+                <w:sz w:val="13"/>
+              </w:rPr>
+              <w:t>D-VI.2 — Escenario E2</w:t>
+            </w:r>
+          </w:p>
+        </w:tc>
+        <w:tc>
+          <w:tcPr>
+            <w:tcW w:type="dxa" w:w="1824"/>
+          </w:tcPr>
+          <w:p>
+            <w:r/>
+            <w:r>
+              <w:rPr>
+                <w:sz w:val="13"/>
+              </w:rPr>
+              <w:t>Ponderacion dominante CO2 [0,15; 0,70; 0,15].</w:t>
+            </w:r>
+          </w:p>
+        </w:tc>
+        <w:tc>
+          <w:tcPr>
+            <w:tcW w:type="dxa" w:w="1824"/>
+          </w:tcPr>
+          <w:p>
+            <w:r/>
+            <w:r>
+              <w:rPr>
+                <w:sz w:val="13"/>
+              </w:rPr>
+              <w:t>Liu et al. (2022); Tranberg et al. (2020)</w:t>
+            </w:r>
+          </w:p>
+        </w:tc>
+        <w:tc>
+          <w:tcPr>
+            <w:tcW w:type="dxa" w:w="1824"/>
+          </w:tcPr>
+          <w:p>
+            <w:r/>
+            <w:r>
+              <w:rPr>
+                <w:sz w:val="13"/>
+              </w:rPr>
+              <w:t>OE.2 / D-VD.2</w:t>
+            </w:r>
+          </w:p>
+        </w:tc>
+      </w:tr>
+      <w:tr>
+        <w:tc>
+          <w:tcPr>
+            <w:tcW w:type="dxa" w:w="1824"/>
+          </w:tcPr>
+          <w:p>
+            <w:r/>
+            <w:r>
+              <w:rPr>
+                <w:sz w:val="13"/>
+              </w:rPr>
+              <w:t>VI</w:t>
+            </w:r>
+          </w:p>
+        </w:tc>
+        <w:tc>
+          <w:tcPr>
+            <w:tcW w:type="dxa" w:w="1824"/>
+          </w:tcPr>
+          <w:p>
+            <w:r/>
+            <w:r>
+              <w:rPr>
+                <w:sz w:val="13"/>
+              </w:rPr>
+              <w:t>D-VI.2 — Escenario E3</w:t>
+            </w:r>
+          </w:p>
+        </w:tc>
+        <w:tc>
+          <w:tcPr>
+            <w:tcW w:type="dxa" w:w="1824"/>
+          </w:tcPr>
+          <w:p>
+            <w:r/>
+            <w:r>
+              <w:rPr>
+                <w:sz w:val="13"/>
+              </w:rPr>
+              <w:t>Ponderacion dominante costos [0,25; 0,15; 0,60].</w:t>
+            </w:r>
+          </w:p>
+        </w:tc>
+        <w:tc>
+          <w:tcPr>
+            <w:tcW w:type="dxa" w:w="1824"/>
+          </w:tcPr>
+          <w:p>
+            <w:r/>
+            <w:r>
+              <w:rPr>
+                <w:sz w:val="13"/>
+              </w:rPr>
+              <w:t>Dang et al. (2023); OSINERGMIN (2024)</w:t>
+            </w:r>
+          </w:p>
+        </w:tc>
+        <w:tc>
+          <w:tcPr>
+            <w:tcW w:type="dxa" w:w="1824"/>
+          </w:tcPr>
+          <w:p>
+            <w:r/>
+            <w:r>
+              <w:rPr>
+                <w:sz w:val="13"/>
+              </w:rPr>
+              <w:t>OE.3 / D-VD.3</w:t>
+            </w:r>
+          </w:p>
+        </w:tc>
+      </w:tr>
+      <w:tr>
+        <w:tc>
+          <w:tcPr>
+            <w:tcW w:type="dxa" w:w="1824"/>
+          </w:tcPr>
+          <w:p>
+            <w:r/>
+            <w:r>
+              <w:rPr>
+                <w:sz w:val="13"/>
+              </w:rPr>
+              <w:t>VI</w:t>
+            </w:r>
+          </w:p>
+        </w:tc>
+        <w:tc>
+          <w:tcPr>
+            <w:tcW w:type="dxa" w:w="1824"/>
+          </w:tcPr>
+          <w:p>
+            <w:r/>
+            <w:r>
+              <w:rPr>
+                <w:sz w:val="13"/>
+              </w:rPr>
+              <w:t>D-VI.3 — Control dataset</w:t>
+            </w:r>
+          </w:p>
+        </w:tc>
+        <w:tc>
+          <w:tcPr>
+            <w:tcW w:type="dxa" w:w="1824"/>
+          </w:tcPr>
+          <w:p>
+            <w:r/>
+            <w:r>
+              <w:rPr>
+                <w:sz w:val="13"/>
+              </w:rPr>
+              <w:t>Dataset comun citylearn_iquitos_2023_2025 (17 edificios, 8 760 h).</w:t>
+            </w:r>
+          </w:p>
+        </w:tc>
+        <w:tc>
+          <w:tcPr>
+            <w:tcW w:type="dxa" w:w="1824"/>
+          </w:tcPr>
+          <w:p>
+            <w:r/>
+            <w:r>
+              <w:rPr>
+                <w:sz w:val="13"/>
+              </w:rPr>
+              <w:t>Nweye et al. (2024); Nweye et al. (2023a)</w:t>
+            </w:r>
+          </w:p>
+        </w:tc>
+        <w:tc>
+          <w:tcPr>
+            <w:tcW w:type="dxa" w:w="1824"/>
+          </w:tcPr>
+          <w:p>
+            <w:r/>
+            <w:r>
+              <w:rPr>
+                <w:sz w:val="13"/>
+              </w:rPr>
+              <w:t>Mismo schema y semilla</w:t>
+            </w:r>
+          </w:p>
+        </w:tc>
+      </w:tr>
+      <w:tr>
+        <w:tc>
+          <w:tcPr>
+            <w:tcW w:type="dxa" w:w="1824"/>
+          </w:tcPr>
+          <w:p>
+            <w:r/>
+            <w:r>
+              <w:rPr>
+                <w:sz w:val="13"/>
+              </w:rPr>
+              <w:t>VI</w:t>
+            </w:r>
+          </w:p>
+        </w:tc>
+        <w:tc>
+          <w:tcPr>
+            <w:tcW w:type="dxa" w:w="1824"/>
+          </w:tcPr>
+          <w:p>
+            <w:r/>
+            <w:r>
+              <w:rPr>
+                <w:sz w:val="13"/>
+              </w:rPr>
+              <w:t>D-VI.3 — Control protocolo</w:t>
+            </w:r>
+          </w:p>
+        </w:tc>
+        <w:tc>
+          <w:tcPr>
+            <w:tcW w:type="dxa" w:w="1824"/>
+          </w:tcPr>
+          <w:p>
+            <w:r/>
+            <w:r>
+              <w:rPr>
+                <w:sz w:val="13"/>
+              </w:rPr>
+              <w:t>Funcion de recompensa unified_comparable_v4 y protocolo CTDE.</w:t>
+            </w:r>
+          </w:p>
+        </w:tc>
+        <w:tc>
+          <w:tcPr>
+            <w:tcW w:type="dxa" w:w="1824"/>
+          </w:tcPr>
+          <w:p>
+            <w:r/>
+            <w:r>
+              <w:rPr>
+                <w:sz w:val="13"/>
+              </w:rPr>
+              <w:t>Nweye et al. (2022); Hu et al. (2023)</w:t>
+            </w:r>
+          </w:p>
+        </w:tc>
+        <w:tc>
+          <w:tcPr>
+            <w:tcW w:type="dxa" w:w="1824"/>
+          </w:tcPr>
+          <w:p>
+            <w:r/>
+            <w:r>
+              <w:rPr>
+                <w:sz w:val="13"/>
+              </w:rPr>
+              <w:t>12 tratamientos 4x3</w:t>
+            </w:r>
+          </w:p>
+        </w:tc>
+      </w:tr>
+      <w:tr>
+        <w:tc>
+          <w:tcPr>
+            <w:tcW w:type="dxa" w:w="1824"/>
+          </w:tcPr>
+          <w:p>
+            <w:r/>
+            <w:r>
+              <w:rPr>
+                <w:sz w:val="13"/>
+              </w:rPr>
+              <w:t>VD</w:t>
+            </w:r>
+          </w:p>
+        </w:tc>
+        <w:tc>
+          <w:tcPr>
+            <w:tcW w:type="dxa" w:w="1824"/>
+          </w:tcPr>
+          <w:p>
+            <w:r/>
+            <w:r>
+              <w:rPr>
+                <w:sz w:val="13"/>
+              </w:rPr>
+              <w:t>D-VD.1 — Dim.1 pico</w:t>
+            </w:r>
+          </w:p>
+        </w:tc>
+        <w:tc>
+          <w:tcPr>
+            <w:tcW w:type="dxa" w:w="1824"/>
+          </w:tcPr>
+          <w:p>
+            <w:r/>
+            <w:r>
+              <w:rPr>
+                <w:sz w:val="13"/>
+              </w:rPr>
+              <w:t>Reduccion de demanda/importacion maxima distrital.</w:t>
+            </w:r>
+          </w:p>
+        </w:tc>
+        <w:tc>
+          <w:tcPr>
+            <w:tcW w:type="dxa" w:w="1824"/>
+          </w:tcPr>
+          <w:p>
+            <w:r/>
+            <w:r>
+              <w:rPr>
+                <w:sz w:val="13"/>
+              </w:rPr>
+              <w:t>Vazquez-Canteli et al. (2020); Lund et al. (2017)</w:t>
+            </w:r>
+          </w:p>
+        </w:tc>
+        <w:tc>
+          <w:tcPr>
+            <w:tcW w:type="dxa" w:w="1824"/>
+          </w:tcPr>
+          <w:p>
+            <w:r/>
+            <w:r>
+              <w:rPr>
+                <w:sz w:val="13"/>
+              </w:rPr>
+              <w:t>peak_average</w:t>
+            </w:r>
+          </w:p>
+        </w:tc>
+      </w:tr>
+      <w:tr>
+        <w:tc>
+          <w:tcPr>
+            <w:tcW w:type="dxa" w:w="1824"/>
+          </w:tcPr>
+          <w:p>
+            <w:r/>
+            <w:r>
+              <w:rPr>
+                <w:sz w:val="13"/>
+              </w:rPr>
+              <w:t>VD</w:t>
+            </w:r>
+          </w:p>
+        </w:tc>
+        <w:tc>
+          <w:tcPr>
+            <w:tcW w:type="dxa" w:w="1824"/>
+          </w:tcPr>
+          <w:p>
+            <w:r/>
+            <w:r>
+              <w:rPr>
+                <w:sz w:val="13"/>
+              </w:rPr>
+              <w:t>D-VD.1 — Dim.2 rampa</w:t>
+            </w:r>
+          </w:p>
+        </w:tc>
+        <w:tc>
+          <w:tcPr>
+            <w:tcW w:type="dxa" w:w="1824"/>
+          </w:tcPr>
+          <w:p>
+            <w:r/>
+            <w:r>
+              <w:rPr>
+                <w:sz w:val="13"/>
+              </w:rPr>
+              <w:t>Suavizado de variaciones horarias de importacion.</w:t>
+            </w:r>
+          </w:p>
+        </w:tc>
+        <w:tc>
+          <w:tcPr>
+            <w:tcW w:type="dxa" w:w="1824"/>
+          </w:tcPr>
+          <w:p>
+            <w:r/>
+            <w:r>
+              <w:rPr>
+                <w:sz w:val="13"/>
+              </w:rPr>
+              <w:t>Nweye et al. (2024); Yao et al. (2023)</w:t>
+            </w:r>
+          </w:p>
+        </w:tc>
+        <w:tc>
+          <w:tcPr>
+            <w:tcW w:type="dxa" w:w="1824"/>
+          </w:tcPr>
+          <w:p>
+            <w:r/>
+            <w:r>
+              <w:rPr>
+                <w:sz w:val="13"/>
+              </w:rPr>
+              <w:t>ramping_average</w:t>
+            </w:r>
+          </w:p>
+        </w:tc>
+      </w:tr>
+      <w:tr>
+        <w:tc>
+          <w:tcPr>
+            <w:tcW w:type="dxa" w:w="1824"/>
+          </w:tcPr>
+          <w:p>
+            <w:r/>
+            <w:r>
+              <w:rPr>
+                <w:sz w:val="13"/>
+              </w:rPr>
+              <w:t>VD</w:t>
+            </w:r>
+          </w:p>
+        </w:tc>
+        <w:tc>
+          <w:tcPr>
+            <w:tcW w:type="dxa" w:w="1824"/>
+          </w:tcPr>
+          <w:p>
+            <w:r/>
+            <w:r>
+              <w:rPr>
+                <w:sz w:val="13"/>
+              </w:rPr>
+              <w:t>D-VD.1 — Dim.3 factor de carga</w:t>
+            </w:r>
+          </w:p>
+        </w:tc>
+        <w:tc>
+          <w:tcPr>
+            <w:tcW w:type="dxa" w:w="1824"/>
+          </w:tcPr>
+          <w:p>
+            <w:r/>
+            <w:r>
+              <w:rPr>
+                <w:sz w:val="13"/>
+              </w:rPr>
+              <w:t>Equilibrio entre pico y demanda media (load factor).</w:t>
+            </w:r>
+          </w:p>
+        </w:tc>
+        <w:tc>
+          <w:tcPr>
+            <w:tcW w:type="dxa" w:w="1824"/>
+          </w:tcPr>
+          <w:p>
+            <w:r/>
+            <w:r>
+              <w:rPr>
+                <w:sz w:val="13"/>
+              </w:rPr>
+              <w:t>Vazquez-Canteli y Nagy (2019b); Xie et al. (2023)</w:t>
+            </w:r>
+          </w:p>
+        </w:tc>
+        <w:tc>
+          <w:tcPr>
+            <w:tcW w:type="dxa" w:w="1824"/>
+          </w:tcPr>
+          <w:p>
+            <w:r/>
+            <w:r>
+              <w:rPr>
+                <w:sz w:val="13"/>
+              </w:rPr>
+              <w:t>one_minus_load_factor_average; flex_composite</w:t>
+            </w:r>
+          </w:p>
+        </w:tc>
+      </w:tr>
+      <w:tr>
+        <w:tc>
+          <w:tcPr>
+            <w:tcW w:type="dxa" w:w="1824"/>
+          </w:tcPr>
+          <w:p>
+            <w:r/>
+            <w:r>
+              <w:rPr>
+                <w:sz w:val="13"/>
+              </w:rPr>
+              <w:t>VD</w:t>
+            </w:r>
+          </w:p>
+        </w:tc>
+        <w:tc>
+          <w:tcPr>
+            <w:tcW w:type="dxa" w:w="1824"/>
+          </w:tcPr>
+          <w:p>
+            <w:r/>
+            <w:r>
+              <w:rPr>
+                <w:sz w:val="13"/>
+              </w:rPr>
+              <w:t>D-VD.2 — Dim.1 emisiones totales</w:t>
+            </w:r>
+          </w:p>
+        </w:tc>
+        <w:tc>
+          <w:tcPr>
+            <w:tcW w:type="dxa" w:w="1824"/>
+          </w:tcPr>
+          <w:p>
+            <w:r/>
+            <w:r>
+              <w:rPr>
+                <w:sz w:val="13"/>
+              </w:rPr>
+              <w:t>Emisiones anuales agregadas del distrito.</w:t>
+            </w:r>
+          </w:p>
+        </w:tc>
+        <w:tc>
+          <w:tcPr>
+            <w:tcW w:type="dxa" w:w="1824"/>
+          </w:tcPr>
+          <w:p>
+            <w:r/>
+            <w:r>
+              <w:rPr>
+                <w:sz w:val="13"/>
+              </w:rPr>
+              <w:t>Liu et al. (2022); MINAM (2019)</w:t>
+            </w:r>
+          </w:p>
+        </w:tc>
+        <w:tc>
+          <w:tcPr>
+            <w:tcW w:type="dxa" w:w="1824"/>
+          </w:tcPr>
+          <w:p>
+            <w:r/>
+            <w:r>
+              <w:rPr>
+                <w:sz w:val="13"/>
+              </w:rPr>
+              <w:t>carbon_emissions_total</w:t>
+            </w:r>
+          </w:p>
+        </w:tc>
+      </w:tr>
+      <w:tr>
+        <w:tc>
+          <w:tcPr>
+            <w:tcW w:type="dxa" w:w="1824"/>
+          </w:tcPr>
+          <w:p>
+            <w:r/>
+            <w:r>
+              <w:rPr>
+                <w:sz w:val="13"/>
+              </w:rPr>
+              <w:t>VD</w:t>
+            </w:r>
+          </w:p>
+        </w:tc>
+        <w:tc>
+          <w:tcPr>
+            <w:tcW w:type="dxa" w:w="1824"/>
+          </w:tcPr>
+          <w:p>
+            <w:r/>
+            <w:r>
+              <w:rPr>
+                <w:sz w:val="13"/>
+              </w:rPr>
+              <w:t>D-VD.2 — Dim.2 delta CO2</w:t>
+            </w:r>
+          </w:p>
+        </w:tc>
+        <w:tc>
+          <w:tcPr>
+            <w:tcW w:type="dxa" w:w="1824"/>
+          </w:tcPr>
+          <w:p>
+            <w:r/>
+            <w:r>
+              <w:rPr>
+                <w:sz w:val="13"/>
+              </w:rPr>
+              <w:t>Reduccion frente a baseline CityLearn v2.</w:t>
+            </w:r>
+          </w:p>
+        </w:tc>
+        <w:tc>
+          <w:tcPr>
+            <w:tcW w:type="dxa" w:w="1824"/>
+          </w:tcPr>
+          <w:p>
+            <w:r/>
+            <w:r>
+              <w:rPr>
+                <w:sz w:val="13"/>
+              </w:rPr>
+              <w:t>Tranberg et al. (2020); Sarkar et al. (2024)</w:t>
+            </w:r>
+          </w:p>
+        </w:tc>
+        <w:tc>
+          <w:tcPr>
+            <w:tcW w:type="dxa" w:w="1824"/>
+          </w:tcPr>
+          <w:p>
+            <w:r/>
+            <w:r>
+              <w:rPr>
+                <w:sz w:val="13"/>
+              </w:rPr>
+              <w:t>carbon_emissions_delta</w:t>
+            </w:r>
+          </w:p>
+        </w:tc>
+      </w:tr>
+      <w:tr>
+        <w:tc>
+          <w:tcPr>
+            <w:tcW w:type="dxa" w:w="1824"/>
+          </w:tcPr>
+          <w:p>
+            <w:r/>
+            <w:r>
+              <w:rPr>
+                <w:sz w:val="13"/>
+              </w:rPr>
+              <w:t>VD</w:t>
+            </w:r>
+          </w:p>
+        </w:tc>
+        <w:tc>
+          <w:tcPr>
+            <w:tcW w:type="dxa" w:w="1824"/>
+          </w:tcPr>
+          <w:p>
+            <w:r/>
+            <w:r>
+              <w:rPr>
+                <w:sz w:val="13"/>
+              </w:rPr>
+              <w:t>D-VD.2 — Dim.3 consumo ponderado CI</w:t>
+            </w:r>
+          </w:p>
+        </w:tc>
+        <w:tc>
+          <w:tcPr>
+            <w:tcW w:type="dxa" w:w="1824"/>
+          </w:tcPr>
+          <w:p>
+            <w:r/>
+            <w:r>
+              <w:rPr>
+                <w:sz w:val="13"/>
+              </w:rPr>
+              <w:t>Importacion ponderada por intensidad de carbono horaria.</w:t>
+            </w:r>
+          </w:p>
+        </w:tc>
+        <w:tc>
+          <w:tcPr>
+            <w:tcW w:type="dxa" w:w="1824"/>
+          </w:tcPr>
+          <w:p>
+            <w:r/>
+            <w:r>
+              <w:rPr>
+                <w:sz w:val="13"/>
+              </w:rPr>
+              <w:t>Cao et al. (2023); Ye et al. (2025)</w:t>
+            </w:r>
+          </w:p>
+        </w:tc>
+        <w:tc>
+          <w:tcPr>
+            <w:tcW w:type="dxa" w:w="1824"/>
+          </w:tcPr>
+          <w:p>
+            <w:r/>
+            <w:r>
+              <w:rPr>
+                <w:sz w:val="13"/>
+              </w:rPr>
+              <w:t>CI-weighted consumption</w:t>
+            </w:r>
+          </w:p>
+        </w:tc>
+      </w:tr>
+      <w:tr>
+        <w:tc>
+          <w:tcPr>
+            <w:tcW w:type="dxa" w:w="1824"/>
+          </w:tcPr>
+          <w:p>
+            <w:r/>
+            <w:r>
+              <w:rPr>
+                <w:sz w:val="13"/>
+              </w:rPr>
+              <w:t>VD</w:t>
+            </w:r>
+          </w:p>
+        </w:tc>
+        <w:tc>
+          <w:tcPr>
+            <w:tcW w:type="dxa" w:w="1824"/>
+          </w:tcPr>
+          <w:p>
+            <w:r/>
+            <w:r>
+              <w:rPr>
+                <w:sz w:val="13"/>
+              </w:rPr>
+              <w:t>D-VD.3 — Dim.1 costo total</w:t>
+            </w:r>
+          </w:p>
+        </w:tc>
+        <w:tc>
+          <w:tcPr>
+            <w:tcW w:type="dxa" w:w="1824"/>
+          </w:tcPr>
+          <w:p>
+            <w:r/>
+            <w:r>
+              <w:rPr>
+                <w:sz w:val="13"/>
+              </w:rPr>
+              <w:t>Costo electrico anual agregado del distrito.</w:t>
+            </w:r>
+          </w:p>
+        </w:tc>
+        <w:tc>
+          <w:tcPr>
+            <w:tcW w:type="dxa" w:w="1824"/>
+          </w:tcPr>
+          <w:p>
+            <w:r/>
+            <w:r>
+              <w:rPr>
+                <w:sz w:val="13"/>
+              </w:rPr>
+              <w:t>Fang et al. (2021); Gao et al. (2023)</w:t>
+            </w:r>
+          </w:p>
+        </w:tc>
+        <w:tc>
+          <w:tcPr>
+            <w:tcW w:type="dxa" w:w="1824"/>
+          </w:tcPr>
+          <w:p>
+            <w:r/>
+            <w:r>
+              <w:rPr>
+                <w:sz w:val="13"/>
+              </w:rPr>
+              <w:t>electricity_cost_total</w:t>
+            </w:r>
+          </w:p>
+        </w:tc>
+      </w:tr>
+      <w:tr>
+        <w:tc>
+          <w:tcPr>
+            <w:tcW w:type="dxa" w:w="1824"/>
+          </w:tcPr>
+          <w:p>
+            <w:r/>
+            <w:r>
+              <w:rPr>
+                <w:sz w:val="13"/>
+              </w:rPr>
+              <w:t>VD</w:t>
+            </w:r>
+          </w:p>
+        </w:tc>
+        <w:tc>
+          <w:tcPr>
+            <w:tcW w:type="dxa" w:w="1824"/>
+          </w:tcPr>
+          <w:p>
+            <w:r/>
+            <w:r>
+              <w:rPr>
+                <w:sz w:val="13"/>
+              </w:rPr>
+              <w:t>D-VD.3 — Dim.2 delta costo</w:t>
+            </w:r>
+          </w:p>
+        </w:tc>
+        <w:tc>
+          <w:tcPr>
+            <w:tcW w:type="dxa" w:w="1824"/>
+          </w:tcPr>
+          <w:p>
+            <w:r/>
+            <w:r>
+              <w:rPr>
+                <w:sz w:val="13"/>
+              </w:rPr>
+              <w:t>Reduccion de costo frente a baseline.</w:t>
+            </w:r>
+          </w:p>
+        </w:tc>
+        <w:tc>
+          <w:tcPr>
+            <w:tcW w:type="dxa" w:w="1824"/>
+          </w:tcPr>
+          <w:p>
+            <w:r/>
+            <w:r>
+              <w:rPr>
+                <w:sz w:val="13"/>
+              </w:rPr>
+              <w:t>Dang et al. (2023); Xiong et al. (2024)</w:t>
+            </w:r>
+          </w:p>
+        </w:tc>
+        <w:tc>
+          <w:tcPr>
+            <w:tcW w:type="dxa" w:w="1824"/>
+          </w:tcPr>
+          <w:p>
+            <w:r/>
+            <w:r>
+              <w:rPr>
+                <w:sz w:val="13"/>
+              </w:rPr>
+              <w:t>electricity_cost_delta</w:t>
+            </w:r>
+          </w:p>
+        </w:tc>
+      </w:tr>
+      <w:tr>
+        <w:tc>
+          <w:tcPr>
+            <w:tcW w:type="dxa" w:w="1824"/>
+          </w:tcPr>
+          <w:p>
+            <w:r/>
+            <w:r>
+              <w:rPr>
+                <w:sz w:val="13"/>
+              </w:rPr>
+              <w:t>VD</w:t>
+            </w:r>
+          </w:p>
+        </w:tc>
+        <w:tc>
+          <w:tcPr>
+            <w:tcW w:type="dxa" w:w="1824"/>
+          </w:tcPr>
+          <w:p>
+            <w:r/>
+            <w:r>
+              <w:rPr>
+                <w:sz w:val="13"/>
+              </w:rPr>
+              <w:t>D-VD.3 — Dim.3 pico facturable</w:t>
+            </w:r>
+          </w:p>
+        </w:tc>
+        <w:tc>
+          <w:tcPr>
+            <w:tcW w:type="dxa" w:w="1824"/>
+          </w:tcPr>
+          <w:p>
+            <w:r/>
+            <w:r>
+              <w:rPr>
+                <w:sz w:val="13"/>
+              </w:rPr>
+              <w:t>Reduccion de demanda maxima en ventana de facturacion.</w:t>
+            </w:r>
+          </w:p>
+        </w:tc>
+        <w:tc>
+          <w:tcPr>
+            <w:tcW w:type="dxa" w:w="1824"/>
+          </w:tcPr>
+          <w:p>
+            <w:r/>
+            <w:r>
+              <w:rPr>
+                <w:sz w:val="13"/>
+              </w:rPr>
+              <w:t>OSINERGMIN (2024); Shojaeighadikolaei et al. (2022)</w:t>
+            </w:r>
+          </w:p>
+        </w:tc>
+        <w:tc>
+          <w:tcPr>
+            <w:tcW w:type="dxa" w:w="1824"/>
+          </w:tcPr>
+          <w:p>
+            <w:r/>
+            <w:r>
+              <w:rPr>
+                <w:sz w:val="13"/>
+              </w:rPr>
+              <w:t>peak_billing; price_signal_deviation</w:t>
             </w:r>
           </w:p>
         </w:tc>
@@ -3420,10 +3851,18 @@
     <w:p/>
     <w:p>
       <w:pPr>
+        <w:pStyle w:val="Heading2"/>
+      </w:pPr>
+      <w:r>
+        <w:t>2.3 Bases teoricas por eje</w:t>
+      </w:r>
+    </w:p>
+    <w:p>
+      <w:pPr>
         <w:pStyle w:val="Heading3"/>
       </w:pPr>
       <w:r>
-        <w:t>2.2.6 Bases teoricas de la flexibilidad energetica</w:t>
+        <w:t>2.3.1 Flexibilidad energetica</w:t>
       </w:r>
     </w:p>
     <w:p>
@@ -3432,7 +3871,25 @@
         <w:jc w:val="both"/>
       </w:pPr>
       <w:r>
-        <w:t>La flexibilidad energetica es la capacidad de ajustar demanda, generacion distribuida y almacenamiento en respuesta a objetivos operativos. Lund et al. (2017) ubican esta capacidad dentro de los sistemas energeticos inteligentes, mientras CityLearn la operacionaliza con KPIs de pico, rampa y factor de carga (Vazquez-Canteli et al., 2020; Nweye et al., 2024). En el contexto de la tesis, D-VD.1 no se reduce a una metrica; es una dimension compuesta que incluye peak_average, ramping_average, one_minus_load_factor_average, autoconsumo PV, autosuficiencia, importacion/exportacion y respuesta de carga controlable.</w:t>
+        <w:t>La flexibilidad energetica se entiende como la capacidad de modificar el perfil temporal de demanda, importacion, exportacion, carga de almacenamiento y consumo flexible para aportar servicios al sistema electrico. En comunidades con PV, BESS y EV, la flexibilidad no equivale solamente a reducir demanda pico; incluye reducir rampas, mejorar factor de carga, incrementar autoconsumo y desplazar consumo hacia periodos de mayor disponibilidad renovable. Este concepto se alinea con los KPIs peak_average, ramping_average, one_minus_load_factor_average, autoconsumo y autosuficiencia empleados en CityLearn (Vazquez-Canteli et al., 2020; Nweye et al., 2024).</w:t>
+      </w:r>
+    </w:p>
+    <w:p>
+      <w:pPr>
+        <w:spacing w:after="120" w:line="276" w:lineRule="auto"/>
+        <w:jc w:val="both"/>
+      </w:pPr>
+      <w:r>
+        <w:t>Los antecedentes recientes muestran que la flexibilidad requiere coordinacion y no solo optimizacion local. Yao et al. (2023) proponen una estrategia MADRL para gestion energetica de comunidades con PV, BESS y EV, reportando mejoras en pico y costo; Xie et al. (2023) introducen mecanismos de atencion multiagente para respuesta a la demanda en edificios grid-responsive; y Hribar et al. (2025) demuestran mejoras de autonomia energetica en distritos de energia positiva mediante MADRL. En paralelo, Felicetti et al. (2024) combinan programacion entera y aprendizaje por refuerzo para maximizar autoconsumo y recorte de picos, mientras Li et al. (2024) estudian programacion online de PV+BESS con DRL. Estos trabajos sustentan el eje OE.1.</w:t>
+      </w:r>
+    </w:p>
+    <w:p>
+      <w:pPr>
+        <w:spacing w:after="120" w:line="276" w:lineRule="auto"/>
+        <w:jc w:val="both"/>
+      </w:pPr>
+      <w:r>
+        <w:t>La tesis se diferencia porque no evalua una politica unica de flexibilidad. Define E1 como escenario dominante de flexibilidad y compara cuatro familias MADRL bajo condiciones identicas. La literatura muestra que la flexibilidad depende de la interaccion entre edificios, almacenamiento y cargas flexibles; por ello, el Capitulo 5 no debe interpretar un KPI aislado como evidencia suficiente. La lectura correcta combina resultados distritales, resultados por edificio, trazas de accion y carga controlada/no controlada.</w:t>
       </w:r>
     </w:p>
     <w:p>
@@ -3449,7 +3906,7 @@
         <w:pStyle w:val="Heading3"/>
       </w:pPr>
       <w:r>
-        <w:t>2.2.7 Bases teoricas de emisiones de CO2</w:t>
+        <w:t>2.3.2 Emisiones de carbono y control consciente de intensidad de carbono</w:t>
       </w:r>
     </w:p>
     <w:p>
@@ -3458,7 +3915,7 @@
         <w:jc w:val="both"/>
       </w:pPr>
       <w:r>
-        <w:t>Las emisiones de CO2 asociadas al consumo electrico dependen de la energia importada y de la intensidad de carbono de la fuente. Tranberg et al. (2020) plantean la importancia de contabilidad temporal de carbono, y Cao et al. (2023) muestran la utilidad de pronosticar intensidad de carbono para gestion de edificios. En redes aisladas, la intensidad de carbono puede ser mayor y mas sensible a la generacion local. Por eso, el uso de MINAM (2019) como referencia del factor base peruano conecta la tesis con el contexto SEAI Iquitos.</w:t>
+        <w:t>El segundo eje teorico se relaciona con la gestion energetica orientada a carbono. En sistemas donde la intensidad de carbono varia temporalmente, el control puede reducir emisiones desplazando consumo hacia periodos de baja CI o cargando almacenamiento cuando la energia renovable desplaza generacion fosil. Tranberg et al. (2020) discuten metodos de contabilidad de carbono en tiempo real; Cao et al. (2023) estudian pronostico de intensidad de carbono para gestion energetica de edificios; y el Ministerio del Ambiente del Peru (2019) proporciona la referencia de factor de emision usada para contextualizar redes aisladas peruanas.</w:t>
       </w:r>
     </w:p>
     <w:p>
@@ -3467,15 +3924,7 @@
         <w:jc w:val="both"/>
       </w:pPr>
       <w:r>
-        <w:t>D-VD.2 se operacionaliza mediante carbon_emissions_total, carbon_emissions_delta y consumo ponderado por intensidad de carbono. A diferencia de estudios donde el carbono es un KPI posterior, en esta tesis E2 modifica directamente la funcion de recompensa, asignando peso dominante al componente carbono. Esto permite contrastar si el algoritmo MADRL produce un efecto diferenciado sobre emisiones y si el efecto corresponde al algoritmo planteado en las hipotesis.</w:t>
-      </w:r>
-    </w:p>
-    <w:p>
-      <w:pPr>
-        <w:pStyle w:val="Heading3"/>
-      </w:pPr>
-      <w:r>
-        <w:t>2.2.8 Bases teoricas de costos energeticos</w:t>
+        <w:t>En aprendizaje por refuerzo aplicado a energia, Liu et al. (2022) muestran que MADRL puede reducir costos y emisiones en sistemas de edificios con energia renovable. Ye et al. (2025) y Ma et al. (2025) avanzan hacia MARL seguro para operacion baja en carbono en redes activas y microredes heterogeneas. Sarkar et al. (2024) plantean reduccion de huella de carbono mediante desplazamiento temporal de carga, lo que es conceptualmente transferible a la tesis porque E2 tambien depende de desplazar consumo respecto a una senal de CI. Ren et al. (2025) extienden la discusion a mercados P2P de baja emision con decisiones multiagente.</w:t>
       </w:r>
     </w:p>
     <w:p>
@@ -3484,7 +3933,15 @@
         <w:jc w:val="both"/>
       </w:pPr>
       <w:r>
-        <w:t>Los costos energeticos se explican por consumo, horario, precio, picos y capacidad de respuesta. OSINERGMIN (2024) justifica el uso de maxima demanda y tarifa en el contexto regulatorio peruano; Dang et al. (2023) muestran que BESS puede reducir cargos de demanda bajo precios dinamicos; y Xiong et al. (2024) confirma que DRL puede responder a TOU y almacenamiento. En la tesis, D-VD.3 se mide con electricity_cost_total, electricity_cost_delta y price_signal_deviation, lo que conecta costos con politicas concretas de carga/descarga y desplazamiento.</w:t>
+        <w:t>El caso SEAI Iquitos requiere adaptar este eje a una red aislada diesel+PV. La intensidad CI(t) de la tesis se deriva de un factor base de 0,790 kgCO2/kWh y un desplazamiento asociado a irradiancia, con rango aproximado 0,672-0,790 kgCO2/kWh. Esta construccion se sostiene teoricamente en la necesidad de hacer carbon-aware control, pero se implementa como CarbonIntensityModel en el motor CityLearn v3 propuesto. Asi, la teoria de carbono no queda desconectada del codigo: se transforma en senal de observacion, componente de recompensa y KPI de evaluacion en D-VD.2.</w:t>
+      </w:r>
+    </w:p>
+    <w:p>
+      <w:pPr>
+        <w:pStyle w:val="Heading3"/>
+      </w:pPr>
+      <w:r>
+        <w:t>2.3.3 Costos energeticos, precios dinamicos y respuesta economica</w:t>
       </w:r>
     </w:p>
     <w:p>
@@ -3493,7 +3950,25 @@
         <w:jc w:val="both"/>
       </w:pPr>
       <w:r>
-        <w:t>La importancia doctoral de este eje es que costo, flexibilidad y carbono pueden entrar en conflicto. Cargar BESS en una hora barata puede no coincidir con la hora de menor carbono; reducir pico puede aumentar emisiones si desplaza consumo a periodos diesel; y optimizar costo puede sacrificar flexibilidad. Por eso, la recompensa multiobjetivo y los escenarios E1/E2/E3 son teoricamente necesarios y no una decision arbitraria de implementacion.</w:t>
+        <w:t>El tercer eje se refiere a costos energeticos y respuesta a precios. En edificios comerciales, los costos no dependen solo de energia total, sino de horarios de consumo, precios, cargos de demanda y comportamiento frente a picos. Dang et al. (2023) estudian reduccion de cargos por demanda mediante BESS bajo precios en tiempo real; Xiong et al. (2024) analizan estrategias DRL para sistemas con tarifa por uso horario y almacenamiento; y Chen et al. (2024) modelan EV como almacenamiento movil en sistemas energeticos integrados. Estas bases justifican que la tesis incorpore costo energetico como D-VD.3 y no como metrica secundaria.</w:t>
+      </w:r>
+    </w:p>
+    <w:p>
+      <w:pPr>
+        <w:spacing w:after="120" w:line="276" w:lineRule="auto"/>
+        <w:jc w:val="both"/>
+      </w:pPr>
+      <w:r>
+        <w:t>La literatura MADRL de costos refuerza la necesidad de coordinacion. Fang et al. (2021) proponen gestion distribuida de energia y estrategia de mercado en microredes mediante MADRL; Gao et al. (2023) desarrollan MASAC mejorado para programacion colaborativa multi-microgrid; Shojaeighadikolaei et al. (2022) plantean gestion energetica distribuida y respuesta a la demanda en smart grids; y Shojaeighadikolaei et al. (2024) comparan enfoques centralizados y descentralizados para control de redes de carga EV. Estos estudios muestran que el costo emerge de decisiones coordinadas de multiples recursos, no de la optimizacion aislada de un edificio.</w:t>
+      </w:r>
+    </w:p>
+    <w:p>
+      <w:pPr>
+        <w:spacing w:after="120" w:line="276" w:lineRule="auto"/>
+        <w:jc w:val="both"/>
+      </w:pPr>
+      <w:r>
+        <w:t>La tesis adopta una senal TOU propia del contexto Iquitos y la incorpora en E3. En consecuencia, el marco teorico de costos se vincula con decisiones de carga/descarga BESS, programacion EV, respuesta a precio y reduccion de picos facturables. La inclusion de OSINERGMIN (2024) permite conectar el KPI de pico y costo con reglas regulatorias peruanas, evitando que el analisis economico sea un ejercicio abstracto separado de la realidad institucional. La importancia doctoral de este eje es que costo, flexibilidad y carbono pueden entrar en conflicto; por eso, la recompensa multiobjetivo y los escenarios E1/E2/E3 son teoricamente necesarios.</w:t>
       </w:r>
     </w:p>
     <w:p>
@@ -3501,7 +3976,461 @@
         <w:pStyle w:val="Heading3"/>
       </w:pPr>
       <w:r>
-        <w:t>2.2.9 Aportes fisicos al motor como base teorica de CityLearn v3 propuesto</w:t>
+        <w:t>2.3.4 Algoritmos MADRL evaluados</w:t>
+      </w:r>
+    </w:p>
+    <w:p>
+      <w:pPr>
+        <w:spacing w:after="120" w:line="276" w:lineRule="auto"/>
+        <w:jc w:val="both"/>
+      </w:pPr>
+      <w:r>
+        <w:t>HAPPO se fundamenta en optimizacion de politica con restricciones de region de confianza para agentes heterogeneos. Kuba et al. (2021) desarrollan una formulacion de trust-region policy optimization multiagente, y Zhong et al. (2023) profundizan el aprendizaje por refuerzo de agentes heterogeneos. En la tesis, HAPPO es relevante porque los edificios difieren en area, cargas, PV, BESS y numero de EV.</w:t>
+      </w:r>
+    </w:p>
+    <w:p>
+      <w:pPr>
+        <w:spacing w:after="120" w:line="276" w:lineRule="auto"/>
+        <w:jc w:val="both"/>
+      </w:pPr>
+      <w:r>
+        <w:t>MASAC deriva conceptualmente de Soft Actor-Critic y su regularizacion de entropia (Haarnoja et al., 2018). Gao et al. (2023) muestran la aplicabilidad de un MASAC mejorado en programacion colaborativa multi-microgrid. En la tesis, MASAC representa un enfoque off-policy con exploracion robusta y adaptacion de acciones para el entorno CityLearn v3 propuesto.</w:t>
+      </w:r>
+    </w:p>
+    <w:p>
+      <w:pPr>
+        <w:spacing w:after="120" w:line="276" w:lineRule="auto"/>
+        <w:jc w:val="both"/>
+      </w:pPr>
+      <w:r>
+        <w:t>MATD3 se basa en la idea de reducir sobreestimacion mediante criticos dobles, retraso de actualizacion de politica y ruido objetivo en la familia actor-critic multiagente (Lowe et al., 2017). En la tesis, MATD3 se plantea en las hipotesis como candidato de mayor efecto coordinado porque su doble critico puede ser ventajoso en horizontes largos y acciones energeticas continuas.</w:t>
+      </w:r>
+    </w:p>
+    <w:p>
+      <w:pPr>
+        <w:spacing w:after="120" w:line="276" w:lineRule="auto"/>
+        <w:jc w:val="both"/>
+      </w:pPr>
+      <w:r>
+        <w:t>MAAC se sustenta en Actor-Attention-Critic. Iqbal y Sha (2019) proponen que el critico utilice atencion para seleccionar los agentes mas relevantes durante la evaluacion de acciones. En comunidades energeticas, esta idea es pertinente porque no todos los edificios interactuan con la misma intensidad en cada hora: un hospital, un mall y una universidad presentan perfiles de carga y EV diferentes.</w:t>
+      </w:r>
+    </w:p>
+    <w:p>
+      <w:pPr>
+        <w:spacing w:after="120" w:line="276" w:lineRule="auto"/>
+        <w:jc w:val="both"/>
+      </w:pPr>
+      <w:r>
+        <w:t>El paradigma CTDE separa dos fases: durante el entrenamiento, los criticos pueden acceder al estado global; durante la ejecucion, las politicas actuan solo con observaciones locales (Lowe et al., 2017; Iqbal y Sha, 2019). MARLlib se considera solo como nombre propio de una biblioteca de referencia (Hu et al., 2023), no como sustituto conceptual de MADRL.</w:t>
+      </w:r>
+    </w:p>
+    <w:p>
+      <w:r>
+        <w:rPr>
+          <w:b/>
+          <w:color w:val="595959"/>
+          <w:sz w:val="19"/>
+        </w:rPr>
+        <w:t>Tabla 2.3. Fundamento teorico de los algoritmos MADRL evaluados.</w:t>
+      </w:r>
+    </w:p>
+    <w:tbl>
+      <w:tblPr>
+        <w:tblStyle w:val="LightGrid-Accent1"/>
+        <w:tblW w:type="auto" w:w="0"/>
+        <w:jc w:val="center"/>
+        <w:tblLook w:firstColumn="1" w:firstRow="1" w:lastColumn="0" w:lastRow="0" w:noHBand="0" w:noVBand="1" w:val="04A0"/>
+      </w:tblPr>
+      <w:tblGrid>
+        <w:gridCol w:w="1824"/>
+        <w:gridCol w:w="1824"/>
+        <w:gridCol w:w="1824"/>
+        <w:gridCol w:w="1824"/>
+        <w:gridCol w:w="1824"/>
+      </w:tblGrid>
+      <w:tr>
+        <w:tc>
+          <w:tcPr>
+            <w:tcW w:type="dxa" w:w="1824"/>
+            <w:shd w:val="clear" w:color="auto" w:fill="1F4E79"/>
+          </w:tcPr>
+          <w:p>
+            <w:r/>
+            <w:r>
+              <w:rPr>
+                <w:b/>
+                <w:color w:val="FFFFFF"/>
+                <w:sz w:val="14"/>
+              </w:rPr>
+              <w:t>Algoritmo</w:t>
+            </w:r>
+          </w:p>
+        </w:tc>
+        <w:tc>
+          <w:tcPr>
+            <w:tcW w:type="dxa" w:w="1824"/>
+            <w:shd w:val="clear" w:color="auto" w:fill="1F4E79"/>
+          </w:tcPr>
+          <w:p>
+            <w:r/>
+            <w:r>
+              <w:rPr>
+                <w:b/>
+                <w:color w:val="FFFFFF"/>
+                <w:sz w:val="14"/>
+              </w:rPr>
+              <w:t>Base teorica</w:t>
+            </w:r>
+          </w:p>
+        </w:tc>
+        <w:tc>
+          <w:tcPr>
+            <w:tcW w:type="dxa" w:w="1824"/>
+            <w:shd w:val="clear" w:color="auto" w:fill="1F4E79"/>
+          </w:tcPr>
+          <w:p>
+            <w:r/>
+            <w:r>
+              <w:rPr>
+                <w:b/>
+                <w:color w:val="FFFFFF"/>
+                <w:sz w:val="14"/>
+              </w:rPr>
+              <w:t>Ventaja esperada</w:t>
+            </w:r>
+          </w:p>
+        </w:tc>
+        <w:tc>
+          <w:tcPr>
+            <w:tcW w:type="dxa" w:w="1824"/>
+            <w:shd w:val="clear" w:color="auto" w:fill="1F4E79"/>
+          </w:tcPr>
+          <w:p>
+            <w:r/>
+            <w:r>
+              <w:rPr>
+                <w:b/>
+                <w:color w:val="FFFFFF"/>
+                <w:sz w:val="14"/>
+              </w:rPr>
+              <w:t>Riesgo metodologico</w:t>
+            </w:r>
+          </w:p>
+        </w:tc>
+        <w:tc>
+          <w:tcPr>
+            <w:tcW w:type="dxa" w:w="1824"/>
+            <w:shd w:val="clear" w:color="auto" w:fill="1F4E79"/>
+          </w:tcPr>
+          <w:p>
+            <w:r/>
+            <w:r>
+              <w:rPr>
+                <w:b/>
+                <w:color w:val="FFFFFF"/>
+                <w:sz w:val="14"/>
+              </w:rPr>
+              <w:t>Relacion con VI</w:t>
+            </w:r>
+          </w:p>
+        </w:tc>
+      </w:tr>
+      <w:tr>
+        <w:tc>
+          <w:tcPr>
+            <w:tcW w:type="dxa" w:w="1824"/>
+          </w:tcPr>
+          <w:p>
+            <w:r/>
+            <w:r>
+              <w:rPr>
+                <w:sz w:val="14"/>
+              </w:rPr>
+              <w:t>HAPPO</w:t>
+            </w:r>
+          </w:p>
+        </w:tc>
+        <w:tc>
+          <w:tcPr>
+            <w:tcW w:type="dxa" w:w="1824"/>
+          </w:tcPr>
+          <w:p>
+            <w:r/>
+            <w:r>
+              <w:rPr>
+                <w:sz w:val="14"/>
+              </w:rPr>
+              <w:t>Trust-region y agentes heterogeneos (Kuba et al., 2021; Zhong et al., 2023).</w:t>
+            </w:r>
+          </w:p>
+        </w:tc>
+        <w:tc>
+          <w:tcPr>
+            <w:tcW w:type="dxa" w:w="1824"/>
+          </w:tcPr>
+          <w:p>
+            <w:r/>
+            <w:r>
+              <w:rPr>
+                <w:sz w:val="14"/>
+              </w:rPr>
+              <w:t>Estabilidad on-policy y tratamiento de heterogeneidad entre edificios.</w:t>
+            </w:r>
+          </w:p>
+        </w:tc>
+        <w:tc>
+          <w:tcPr>
+            <w:tcW w:type="dxa" w:w="1824"/>
+          </w:tcPr>
+          <w:p>
+            <w:r/>
+            <w:r>
+              <w:rPr>
+                <w:sz w:val="14"/>
+              </w:rPr>
+              <w:t>Costo de muestreo y cobertura parcial de artefactos finales.</w:t>
+            </w:r>
+          </w:p>
+        </w:tc>
+        <w:tc>
+          <w:tcPr>
+            <w:tcW w:type="dxa" w:w="1824"/>
+          </w:tcPr>
+          <w:p>
+            <w:r/>
+            <w:r>
+              <w:rPr>
+                <w:sz w:val="14"/>
+              </w:rPr>
+              <w:t>Nivel D-VI.1 del factor algoritmo.</w:t>
+            </w:r>
+          </w:p>
+        </w:tc>
+      </w:tr>
+      <w:tr>
+        <w:tc>
+          <w:tcPr>
+            <w:tcW w:type="dxa" w:w="1824"/>
+          </w:tcPr>
+          <w:p>
+            <w:r/>
+            <w:r>
+              <w:rPr>
+                <w:sz w:val="14"/>
+              </w:rPr>
+              <w:t>MASAC</w:t>
+            </w:r>
+          </w:p>
+        </w:tc>
+        <w:tc>
+          <w:tcPr>
+            <w:tcW w:type="dxa" w:w="1824"/>
+          </w:tcPr>
+          <w:p>
+            <w:r/>
+            <w:r>
+              <w:rPr>
+                <w:sz w:val="14"/>
+              </w:rPr>
+              <w:t>SAC y regularizacion de entropia (Haarnoja et al., 2018; Gao et al., 2023).</w:t>
+            </w:r>
+          </w:p>
+        </w:tc>
+        <w:tc>
+          <w:tcPr>
+            <w:tcW w:type="dxa" w:w="1824"/>
+          </w:tcPr>
+          <w:p>
+            <w:r/>
+            <w:r>
+              <w:rPr>
+                <w:sz w:val="14"/>
+              </w:rPr>
+              <w:t>Exploracion robusta y aprendizaje off-policy.</w:t>
+            </w:r>
+          </w:p>
+        </w:tc>
+        <w:tc>
+          <w:tcPr>
+            <w:tcW w:type="dxa" w:w="1824"/>
+          </w:tcPr>
+          <w:p>
+            <w:r/>
+            <w:r>
+              <w:rPr>
+                <w:sz w:val="14"/>
+              </w:rPr>
+              <w:t>Adaptacion de acciones continuas/discretas y sensibilidad a hiperparametros.</w:t>
+            </w:r>
+          </w:p>
+        </w:tc>
+        <w:tc>
+          <w:tcPr>
+            <w:tcW w:type="dxa" w:w="1824"/>
+          </w:tcPr>
+          <w:p>
+            <w:r/>
+            <w:r>
+              <w:rPr>
+                <w:sz w:val="14"/>
+              </w:rPr>
+              <w:t>Nivel D-VI.1 del factor algoritmo.</w:t>
+            </w:r>
+          </w:p>
+        </w:tc>
+      </w:tr>
+      <w:tr>
+        <w:tc>
+          <w:tcPr>
+            <w:tcW w:type="dxa" w:w="1824"/>
+          </w:tcPr>
+          <w:p>
+            <w:r/>
+            <w:r>
+              <w:rPr>
+                <w:sz w:val="14"/>
+              </w:rPr>
+              <w:t>MATD3</w:t>
+            </w:r>
+          </w:p>
+        </w:tc>
+        <w:tc>
+          <w:tcPr>
+            <w:tcW w:type="dxa" w:w="1824"/>
+          </w:tcPr>
+          <w:p>
+            <w:r/>
+            <w:r>
+              <w:rPr>
+                <w:sz w:val="14"/>
+              </w:rPr>
+              <w:t>Criticos dobles, retardo de politica y control continuo off-policy (Lowe et al., 2017).</w:t>
+            </w:r>
+          </w:p>
+        </w:tc>
+        <w:tc>
+          <w:tcPr>
+            <w:tcW w:type="dxa" w:w="1824"/>
+          </w:tcPr>
+          <w:p>
+            <w:r/>
+            <w:r>
+              <w:rPr>
+                <w:sz w:val="14"/>
+              </w:rPr>
+              <w:t>Reduccion de sobreestimacion y estabilidad en acciones continuas.</w:t>
+            </w:r>
+          </w:p>
+        </w:tc>
+        <w:tc>
+          <w:tcPr>
+            <w:tcW w:type="dxa" w:w="1824"/>
+          </w:tcPr>
+          <w:p>
+            <w:r/>
+            <w:r>
+              <w:rPr>
+                <w:sz w:val="14"/>
+              </w:rPr>
+              <w:t>Puede optimizar algunos ejes mejor que otros; requiere lectura por escenario.</w:t>
+            </w:r>
+          </w:p>
+        </w:tc>
+        <w:tc>
+          <w:tcPr>
+            <w:tcW w:type="dxa" w:w="1824"/>
+          </w:tcPr>
+          <w:p>
+            <w:r/>
+            <w:r>
+              <w:rPr>
+                <w:sz w:val="14"/>
+              </w:rPr>
+              <w:t>Nivel D-VI.1 e hipotesis direccional HE.2.</w:t>
+            </w:r>
+          </w:p>
+        </w:tc>
+      </w:tr>
+      <w:tr>
+        <w:tc>
+          <w:tcPr>
+            <w:tcW w:type="dxa" w:w="1824"/>
+          </w:tcPr>
+          <w:p>
+            <w:r/>
+            <w:r>
+              <w:rPr>
+                <w:sz w:val="14"/>
+              </w:rPr>
+              <w:t>MAAC</w:t>
+            </w:r>
+          </w:p>
+        </w:tc>
+        <w:tc>
+          <w:tcPr>
+            <w:tcW w:type="dxa" w:w="1824"/>
+          </w:tcPr>
+          <w:p>
+            <w:r/>
+            <w:r>
+              <w:rPr>
+                <w:sz w:val="14"/>
+              </w:rPr>
+              <w:t>Critico con atencion multiagente (Iqbal y Sha, 2019).</w:t>
+            </w:r>
+          </w:p>
+        </w:tc>
+        <w:tc>
+          <w:tcPr>
+            <w:tcW w:type="dxa" w:w="1824"/>
+          </w:tcPr>
+          <w:p>
+            <w:r/>
+            <w:r>
+              <w:rPr>
+                <w:sz w:val="14"/>
+              </w:rPr>
+              <w:t>Coordinacion selectiva entre edificios heterogeneos.</w:t>
+            </w:r>
+          </w:p>
+        </w:tc>
+        <w:tc>
+          <w:tcPr>
+            <w:tcW w:type="dxa" w:w="1824"/>
+          </w:tcPr>
+          <w:p>
+            <w:r/>
+            <w:r>
+              <w:rPr>
+                <w:sz w:val="14"/>
+              </w:rPr>
+              <w:t>Complejidad computacional y sensibilidad a estructura de interacciones.</w:t>
+            </w:r>
+          </w:p>
+        </w:tc>
+        <w:tc>
+          <w:tcPr>
+            <w:tcW w:type="dxa" w:w="1824"/>
+          </w:tcPr>
+          <w:p>
+            <w:r/>
+            <w:r>
+              <w:rPr>
+                <w:sz w:val="14"/>
+              </w:rPr>
+              <w:t>Nivel D-VI.1 del factor algoritmo.</w:t>
+            </w:r>
+          </w:p>
+        </w:tc>
+      </w:tr>
+    </w:tbl>
+    <w:p/>
+    <w:p>
+      <w:pPr>
+        <w:pStyle w:val="Heading3"/>
+      </w:pPr>
+      <w:r>
+        <w:t>2.3.5 Aportes fisicos al motor como base teorica de CityLearn v3 propuesto</w:t>
       </w:r>
     </w:p>
     <w:p>
@@ -3519,16 +4448,7 @@
         <w:jc w:val="both"/>
       </w:pPr>
       <w:r>
-        <w:t>La correccion PV por temperatura tropical se sustenta en IEC 61215-1:2021, Tamoor et al. (2022) y Antonanzas et al. (2021). En Iquitos, alta temperatura y humedad pueden reducir produccion frente a condiciones STC, por lo que un modelo sin correccion termica sesgaria las politicas MADRL hacia una confianza excesiva en PV de mediodia. Este aporte conecta clima, generacion y decision multiagente.</w:t>
-      </w:r>
-    </w:p>
-    <w:p>
-      <w:pPr>
-        <w:spacing w:after="120" w:line="276" w:lineRule="auto"/>
-        <w:jc w:val="both"/>
-      </w:pPr>
-      <w:r>
-        <w:t>El KPI de pico con ventana de facturacion se fundamenta en OSINERGMIN (2024) y en estudios de reduccion de demanda maxima con BESS, como Dang et al. (2023). Finalmente, CarbonIntensityModel se sostiene en MINAM (2019), Tranberg et al. (2020) y Cao et al. (2023), permitiendo que el eje de carbono sea parametrizable y no una constante exogena sin estructura teorica.</w:t>
+        <w:t>La correccion PV por temperatura tropical se sustenta en IEC 61215-1:2021, Tamoor et al. (2022) y Antonanzas et al. (2021). En Iquitos, alta temperatura y humedad pueden reducir produccion frente a condiciones STC, por lo que un modelo sin correccion termica sesgaria las politicas MADRL hacia una confianza excesiva en PV de mediodia. El KPI de pico con ventana de facturacion se fundamenta en OSINERGMIN (2024) y en estudios de reduccion de demanda maxima con BESS (Dang et al., 2023). Finalmente, CarbonIntensityModel se sostiene en MINAM (2019), Tranberg et al. (2020) y Cao et al. (2023).</w:t>
       </w:r>
     </w:p>
     <w:p>
@@ -3538,7 +4458,7 @@
           <w:color w:val="595959"/>
           <w:sz w:val="19"/>
         </w:rPr>
-        <w:t>Tabla 2.3. Constructos teoricos, indicadores y fuentes.</w:t>
+        <w:t>Tabla 2.6. Constructos teoricos, indicadores y fuentes.</w:t>
       </w:r>
     </w:p>
     <w:tbl>
@@ -3837,7 +4757,7 @@
               <w:rPr>
                 <w:sz w:val="14"/>
               </w:rPr>
-              <w:t>Lowe et al. (2017); Oliehoek &amp; Amato (2016); Iqbal &amp; Sha (2019); Kuba et al. (2021).</w:t>
+              <w:t>Lowe et al. (2017); Oliehoek y Amato (2016); Iqbal y Sha (2019); Kuba et al. (2021).</w:t>
             </w:r>
           </w:p>
         </w:tc>
@@ -3921,7 +4841,4309 @@
         <w:pStyle w:val="Heading2"/>
       </w:pPr>
       <w:r>
-        <w:t>2.3 Definicion de terminos y delimitaciones conceptuales</w:t>
+        <w:t>2.4 Antecedentes</w:t>
+      </w:r>
+    </w:p>
+    <w:p>
+      <w:pPr>
+        <w:spacing w:after="120" w:line="276" w:lineRule="auto"/>
+        <w:jc w:val="both"/>
+      </w:pPr>
+      <w:r>
+        <w:t>Los antecedentes se organizan en internacionales (Tabla 2.4), nacionales/peruanos (Tabla 2.5) y una sintesis critica de brecha cientifica. La Tabla 2.7 resume la relacion entre antecedentes, ejes teoricos y aportes de esta tesis.</w:t>
+      </w:r>
+    </w:p>
+    <w:p>
+      <w:r>
+        <w:rPr>
+          <w:b/>
+          <w:color w:val="595959"/>
+          <w:sz w:val="19"/>
+        </w:rPr>
+        <w:t>Tabla 2.7. Antecedentes usados por eje teorico y relacion con la tesis.</w:t>
+      </w:r>
+    </w:p>
+    <w:tbl>
+      <w:tblPr>
+        <w:tblStyle w:val="LightGrid-Accent1"/>
+        <w:tblW w:type="auto" w:w="0"/>
+        <w:jc w:val="center"/>
+        <w:tblLook w:firstColumn="1" w:firstRow="1" w:lastColumn="0" w:lastRow="0" w:noHBand="0" w:noVBand="1" w:val="04A0"/>
+      </w:tblPr>
+      <w:tblGrid>
+        <w:gridCol w:w="2280"/>
+        <w:gridCol w:w="2280"/>
+        <w:gridCol w:w="2280"/>
+        <w:gridCol w:w="2280"/>
+      </w:tblGrid>
+      <w:tr>
+        <w:tc>
+          <w:tcPr>
+            <w:tcW w:type="dxa" w:w="2280"/>
+            <w:shd w:val="clear" w:color="auto" w:fill="1F4E79"/>
+          </w:tcPr>
+          <w:p>
+            <w:r/>
+            <w:r>
+              <w:rPr>
+                <w:b/>
+                <w:color w:val="FFFFFF"/>
+                <w:sz w:val="14"/>
+              </w:rPr>
+              <w:t>Eje</w:t>
+            </w:r>
+          </w:p>
+        </w:tc>
+        <w:tc>
+          <w:tcPr>
+            <w:tcW w:type="dxa" w:w="2280"/>
+            <w:shd w:val="clear" w:color="auto" w:fill="1F4E79"/>
+          </w:tcPr>
+          <w:p>
+            <w:r/>
+            <w:r>
+              <w:rPr>
+                <w:b/>
+                <w:color w:val="FFFFFF"/>
+                <w:sz w:val="14"/>
+              </w:rPr>
+              <w:t>Autores fuente</w:t>
+            </w:r>
+          </w:p>
+        </w:tc>
+        <w:tc>
+          <w:tcPr>
+            <w:tcW w:type="dxa" w:w="2280"/>
+            <w:shd w:val="clear" w:color="auto" w:fill="1F4E79"/>
+          </w:tcPr>
+          <w:p>
+            <w:r/>
+            <w:r>
+              <w:rPr>
+                <w:b/>
+                <w:color w:val="FFFFFF"/>
+                <w:sz w:val="14"/>
+              </w:rPr>
+              <w:t>Aporte teorico usado</w:t>
+            </w:r>
+          </w:p>
+        </w:tc>
+        <w:tc>
+          <w:tcPr>
+            <w:tcW w:type="dxa" w:w="2280"/>
+            <w:shd w:val="clear" w:color="auto" w:fill="1F4E79"/>
+          </w:tcPr>
+          <w:p>
+            <w:r/>
+            <w:r>
+              <w:rPr>
+                <w:b/>
+                <w:color w:val="FFFFFF"/>
+                <w:sz w:val="14"/>
+              </w:rPr>
+              <w:t>Limitacion que cubre esta tesis</w:t>
+            </w:r>
+          </w:p>
+        </w:tc>
+      </w:tr>
+      <w:tr>
+        <w:tc>
+          <w:tcPr>
+            <w:tcW w:type="dxa" w:w="2280"/>
+          </w:tcPr>
+          <w:p>
+            <w:r/>
+            <w:r>
+              <w:rPr>
+                <w:sz w:val="14"/>
+              </w:rPr>
+              <w:t>CityLearn y benchmarking</w:t>
+            </w:r>
+          </w:p>
+        </w:tc>
+        <w:tc>
+          <w:tcPr>
+            <w:tcW w:type="dxa" w:w="2280"/>
+          </w:tcPr>
+          <w:p>
+            <w:r/>
+            <w:r>
+              <w:rPr>
+                <w:sz w:val="14"/>
+              </w:rPr>
+              <w:t>Vazquez-Canteli y Nagy (2019a, 2019b); Vazquez-Canteli et al. (2020); Nweye et al. (2023c, 2024); Nweye y Nagy (2024b)</w:t>
+            </w:r>
+          </w:p>
+        </w:tc>
+        <w:tc>
+          <w:tcPr>
+            <w:tcW w:type="dxa" w:w="2280"/>
+          </w:tcPr>
+          <w:p>
+            <w:r/>
+            <w:r>
+              <w:rPr>
+                <w:sz w:val="14"/>
+              </w:rPr>
+              <w:t>Entorno estandarizado, KPIs, comunidades grid-interactive, carbon-aware control.</w:t>
+            </w:r>
+          </w:p>
+        </w:tc>
+        <w:tc>
+          <w:tcPr>
+            <w:tcW w:type="dxa" w:w="2280"/>
+          </w:tcPr>
+          <w:p>
+            <w:r/>
+            <w:r>
+              <w:rPr>
+                <w:sz w:val="14"/>
+              </w:rPr>
+              <w:t>Se extiende a CityLearn v3 propuesto con Dec-POMDP/CTDE y cuatro backends MADRL.</w:t>
+            </w:r>
+          </w:p>
+        </w:tc>
+      </w:tr>
+      <w:tr>
+        <w:tc>
+          <w:tcPr>
+            <w:tcW w:type="dxa" w:w="2280"/>
+          </w:tcPr>
+          <w:p>
+            <w:r/>
+            <w:r>
+              <w:rPr>
+                <w:sz w:val="14"/>
+              </w:rPr>
+              <w:t>Escala multiagente realista</w:t>
+            </w:r>
+          </w:p>
+        </w:tc>
+        <w:tc>
+          <w:tcPr>
+            <w:tcW w:type="dxa" w:w="2280"/>
+          </w:tcPr>
+          <w:p>
+            <w:r/>
+            <w:r>
+              <w:rPr>
+                <w:sz w:val="14"/>
+              </w:rPr>
+              <w:t>Nweye et al. (2022, 2023a, 2023b)</w:t>
+            </w:r>
+          </w:p>
+        </w:tc>
+        <w:tc>
+          <w:tcPr>
+            <w:tcW w:type="dxa" w:w="2280"/>
+          </w:tcPr>
+          <w:p>
+            <w:r/>
+            <w:r>
+              <w:rPr>
+                <w:sz w:val="14"/>
+              </w:rPr>
+              <w:t>Desafios reales, MERLIN y comunidades heterogeneas de 17 edificios.</w:t>
+            </w:r>
+          </w:p>
+        </w:tc>
+        <w:tc>
+          <w:tcPr>
+            <w:tcW w:type="dxa" w:w="2280"/>
+          </w:tcPr>
+          <w:p>
+            <w:r/>
+            <w:r>
+              <w:rPr>
+                <w:sz w:val="14"/>
+              </w:rPr>
+              <w:t>Se aplica a SEAI Iquitos con 17 edificios reales y artefactos Drive.</w:t>
+            </w:r>
+          </w:p>
+        </w:tc>
+      </w:tr>
+      <w:tr>
+        <w:tc>
+          <w:tcPr>
+            <w:tcW w:type="dxa" w:w="2280"/>
+          </w:tcPr>
+          <w:p>
+            <w:r/>
+            <w:r>
+              <w:rPr>
+                <w:sz w:val="14"/>
+              </w:rPr>
+              <w:t>Flexibilidad energetica</w:t>
+            </w:r>
+          </w:p>
+        </w:tc>
+        <w:tc>
+          <w:tcPr>
+            <w:tcW w:type="dxa" w:w="2280"/>
+          </w:tcPr>
+          <w:p>
+            <w:r/>
+            <w:r>
+              <w:rPr>
+                <w:sz w:val="14"/>
+              </w:rPr>
+              <w:t>Yao et al. (2023); Xie et al. (2023); Hribar et al. (2025); Felicetti et al. (2024); Li et al. (2024); Zhao et al. (2024); Wu et al. (2025)</w:t>
+            </w:r>
+          </w:p>
+        </w:tc>
+        <w:tc>
+          <w:tcPr>
+            <w:tcW w:type="dxa" w:w="2280"/>
+          </w:tcPr>
+          <w:p>
+            <w:r/>
+            <w:r>
+              <w:rPr>
+                <w:sz w:val="14"/>
+              </w:rPr>
+              <w:t>Peak shaving, ramping, autoconsumo, coordinacion DR, PV+BESS, control seguro.</w:t>
+            </w:r>
+          </w:p>
+        </w:tc>
+        <w:tc>
+          <w:tcPr>
+            <w:tcW w:type="dxa" w:w="2280"/>
+          </w:tcPr>
+          <w:p>
+            <w:r/>
+            <w:r>
+              <w:rPr>
+                <w:sz w:val="14"/>
+              </w:rPr>
+              <w:t>E1 compara HAPPO/MASAC/MATD3/MAAC bajo mismo dataset y KPIs.</w:t>
+            </w:r>
+          </w:p>
+        </w:tc>
+      </w:tr>
+      <w:tr>
+        <w:tc>
+          <w:tcPr>
+            <w:tcW w:type="dxa" w:w="2280"/>
+          </w:tcPr>
+          <w:p>
+            <w:r/>
+            <w:r>
+              <w:rPr>
+                <w:sz w:val="14"/>
+              </w:rPr>
+              <w:t>Emisiones CO2</w:t>
+            </w:r>
+          </w:p>
+        </w:tc>
+        <w:tc>
+          <w:tcPr>
+            <w:tcW w:type="dxa" w:w="2280"/>
+          </w:tcPr>
+          <w:p>
+            <w:r/>
+            <w:r>
+              <w:rPr>
+                <w:sz w:val="14"/>
+              </w:rPr>
+              <w:t>Liu et al. (2022); Ye et al. (2025); Ma et al. (2025); Sarkar et al. (2024); Ren et al. (2025); Tranberg et al. (2020); Cao et al. (2023)</w:t>
+            </w:r>
+          </w:p>
+        </w:tc>
+        <w:tc>
+          <w:tcPr>
+            <w:tcW w:type="dxa" w:w="2280"/>
+          </w:tcPr>
+          <w:p>
+            <w:r/>
+            <w:r>
+              <w:rPr>
+                <w:sz w:val="14"/>
+              </w:rPr>
+              <w:t>Control bajo intensidad de carbono, operacion baja en carbono, desplazamiento temporal de carga.</w:t>
+            </w:r>
+          </w:p>
+        </w:tc>
+        <w:tc>
+          <w:tcPr>
+            <w:tcW w:type="dxa" w:w="2280"/>
+          </w:tcPr>
+          <w:p>
+            <w:r/>
+            <w:r>
+              <w:rPr>
+                <w:sz w:val="14"/>
+              </w:rPr>
+              <w:t>E2 usa CI de red aislada Iquitos y CarbonIntensityModel.</w:t>
+            </w:r>
+          </w:p>
+        </w:tc>
+      </w:tr>
+      <w:tr>
+        <w:tc>
+          <w:tcPr>
+            <w:tcW w:type="dxa" w:w="2280"/>
+          </w:tcPr>
+          <w:p>
+            <w:r/>
+            <w:r>
+              <w:rPr>
+                <w:sz w:val="14"/>
+              </w:rPr>
+              <w:t>Costos energeticos</w:t>
+            </w:r>
+          </w:p>
+        </w:tc>
+        <w:tc>
+          <w:tcPr>
+            <w:tcW w:type="dxa" w:w="2280"/>
+          </w:tcPr>
+          <w:p>
+            <w:r/>
+            <w:r>
+              <w:rPr>
+                <w:sz w:val="14"/>
+              </w:rPr>
+              <w:t>Fang et al. (2021); Gao et al. (2023); Shojaeighadikolaei et al. (2022, 2024); Xiong et al. (2024); Chen et al. (2024); Dang et al. (2023)</w:t>
+            </w:r>
+          </w:p>
+        </w:tc>
+        <w:tc>
+          <w:tcPr>
+            <w:tcW w:type="dxa" w:w="2280"/>
+          </w:tcPr>
+          <w:p>
+            <w:r/>
+            <w:r>
+              <w:rPr>
+                <w:sz w:val="14"/>
+              </w:rPr>
+              <w:t>Respuesta a precios, costo electrico, microredes, EV, BESS y demanda maxima.</w:t>
+            </w:r>
+          </w:p>
+        </w:tc>
+        <w:tc>
+          <w:tcPr>
+            <w:tcW w:type="dxa" w:w="2280"/>
+          </w:tcPr>
+          <w:p>
+            <w:r/>
+            <w:r>
+              <w:rPr>
+                <w:sz w:val="14"/>
+              </w:rPr>
+              <w:t>E3 vincula TOU local, BESS, EV, carga desplazable y costo distrital/edificio.</w:t>
+            </w:r>
+          </w:p>
+        </w:tc>
+      </w:tr>
+      <w:tr>
+        <w:tc>
+          <w:tcPr>
+            <w:tcW w:type="dxa" w:w="2280"/>
+          </w:tcPr>
+          <w:p>
+            <w:r/>
+            <w:r>
+              <w:rPr>
+                <w:sz w:val="14"/>
+              </w:rPr>
+              <w:t>Fundamentos MADRL</w:t>
+            </w:r>
+          </w:p>
+        </w:tc>
+        <w:tc>
+          <w:tcPr>
+            <w:tcW w:type="dxa" w:w="2280"/>
+          </w:tcPr>
+          <w:p>
+            <w:r/>
+            <w:r>
+              <w:rPr>
+                <w:sz w:val="14"/>
+              </w:rPr>
+              <w:t>Sutton y Barto (2018); Oliehoek y Amato (2016); Lowe et al. (2017); Haarnoja et al. (2018); Iqbal y Sha (2019); Kuba et al. (2021); Zhong et al. (2023); Hu et al. (2023)</w:t>
+            </w:r>
+          </w:p>
+        </w:tc>
+        <w:tc>
+          <w:tcPr>
+            <w:tcW w:type="dxa" w:w="2280"/>
+          </w:tcPr>
+          <w:p>
+            <w:r/>
+            <w:r>
+              <w:rPr>
+                <w:sz w:val="14"/>
+              </w:rPr>
+              <w:t>MDP, Dec-POMDP, CTDE, SAC, atencion, HAPPO, MARLlib.</w:t>
+            </w:r>
+          </w:p>
+        </w:tc>
+        <w:tc>
+          <w:tcPr>
+            <w:tcW w:type="dxa" w:w="2280"/>
+          </w:tcPr>
+          <w:p>
+            <w:r/>
+            <w:r>
+              <w:rPr>
+                <w:sz w:val="14"/>
+              </w:rPr>
+              <w:t>Se operacionaliza en wrappers reales y tratamientos experimentales.</w:t>
+            </w:r>
+          </w:p>
+        </w:tc>
+      </w:tr>
+      <w:tr>
+        <w:tc>
+          <w:tcPr>
+            <w:tcW w:type="dxa" w:w="2280"/>
+          </w:tcPr>
+          <w:p>
+            <w:r/>
+            <w:r>
+              <w:rPr>
+                <w:sz w:val="14"/>
+              </w:rPr>
+              <w:t>Modelado fisico y regulatorio</w:t>
+            </w:r>
+          </w:p>
+        </w:tc>
+        <w:tc>
+          <w:tcPr>
+            <w:tcW w:type="dxa" w:w="2280"/>
+          </w:tcPr>
+          <w:p>
+            <w:r/>
+            <w:r>
+              <w:rPr>
+                <w:sz w:val="14"/>
+              </w:rPr>
+              <w:t>Naumann et al. (2021); Rajagopalan et al. (2024); Reniers et al. (2022); Xu et al. (2021); Tamoor et al. (2022); Antonanzas et al. (2021); IEC (2021); MINAM (2019); OSINERGMIN (2024)</w:t>
+            </w:r>
+          </w:p>
+        </w:tc>
+        <w:tc>
+          <w:tcPr>
+            <w:tcW w:type="dxa" w:w="2280"/>
+          </w:tcPr>
+          <w:p>
+            <w:r/>
+            <w:r>
+              <w:rPr>
+                <w:sz w:val="14"/>
+              </w:rPr>
+              <w:t>Degradacion BESS, correccion PV tropical, carbono y tarifa.</w:t>
+            </w:r>
+          </w:p>
+        </w:tc>
+        <w:tc>
+          <w:tcPr>
+            <w:tcW w:type="dxa" w:w="2280"/>
+          </w:tcPr>
+          <w:p>
+            <w:r/>
+            <w:r>
+              <w:rPr>
+                <w:sz w:val="14"/>
+              </w:rPr>
+              <w:t>Aportes A1-A4 del motor CityLearn v3 propuesto.</w:t>
+            </w:r>
+          </w:p>
+        </w:tc>
+      </w:tr>
+    </w:tbl>
+    <w:p/>
+    <w:p>
+      <w:pPr>
+        <w:pStyle w:val="Heading3"/>
+      </w:pPr>
+      <w:r>
+        <w:t>2.4.1 Antecedentes internacionales</w:t>
+      </w:r>
+    </w:p>
+    <w:p>
+      <w:pPr>
+        <w:spacing w:after="120" w:line="276" w:lineRule="auto"/>
+        <w:jc w:val="both"/>
+      </w:pPr>
+      <w:r>
+        <w:t>La Tabla 2.4 sistematiza cinco antecedentes internacionales directamente vinculados con CityLearn, MADRL (HAPPO/MAAC/MADDPG), flexibilidad, CO2 y costos. Estos estudios constituyen la linea de comparacion externa para PE.1-PE.3 y para la contrastacion de hipotesis en el Capitulo 5.</w:t>
+      </w:r>
+    </w:p>
+    <w:p>
+      <w:r>
+        <w:rPr>
+          <w:b/>
+          <w:color w:val="595959"/>
+          <w:sz w:val="19"/>
+        </w:rPr>
+        <w:t>Tabla 2.4. Antecedentes internacionales seleccionados (Modulo A).</w:t>
+      </w:r>
+    </w:p>
+    <w:tbl>
+      <w:tblPr>
+        <w:tblStyle w:val="LightGrid-Accent1"/>
+        <w:tblW w:type="auto" w:w="0"/>
+        <w:jc w:val="center"/>
+        <w:tblLook w:firstColumn="1" w:firstRow="1" w:lastColumn="0" w:lastRow="0" w:noHBand="0" w:noVBand="1" w:val="04A0"/>
+      </w:tblPr>
+      <w:tblGrid>
+        <w:gridCol w:w="1824"/>
+        <w:gridCol w:w="1824"/>
+        <w:gridCol w:w="1824"/>
+        <w:gridCol w:w="1824"/>
+        <w:gridCol w:w="1824"/>
+      </w:tblGrid>
+      <w:tr>
+        <w:tc>
+          <w:tcPr>
+            <w:tcW w:type="dxa" w:w="1824"/>
+            <w:shd w:val="clear" w:color="auto" w:fill="1F4E79"/>
+          </w:tcPr>
+          <w:p>
+            <w:r/>
+            <w:r>
+              <w:rPr>
+                <w:b/>
+                <w:color w:val="FFFFFF"/>
+                <w:sz w:val="13"/>
+              </w:rPr>
+              <w:t>Autor(es)</w:t>
+            </w:r>
+          </w:p>
+        </w:tc>
+        <w:tc>
+          <w:tcPr>
+            <w:tcW w:type="dxa" w:w="1824"/>
+            <w:shd w:val="clear" w:color="auto" w:fill="1F4E79"/>
+          </w:tcPr>
+          <w:p>
+            <w:r/>
+            <w:r>
+              <w:rPr>
+                <w:b/>
+                <w:color w:val="FFFFFF"/>
+                <w:sz w:val="13"/>
+              </w:rPr>
+              <w:t>Titulo</w:t>
+            </w:r>
+          </w:p>
+        </w:tc>
+        <w:tc>
+          <w:tcPr>
+            <w:tcW w:type="dxa" w:w="1824"/>
+            <w:shd w:val="clear" w:color="auto" w:fill="1F4E79"/>
+          </w:tcPr>
+          <w:p>
+            <w:r/>
+            <w:r>
+              <w:rPr>
+                <w:b/>
+                <w:color w:val="FFFFFF"/>
+                <w:sz w:val="13"/>
+              </w:rPr>
+              <w:t>Variables VI/VD</w:t>
+            </w:r>
+          </w:p>
+        </w:tc>
+        <w:tc>
+          <w:tcPr>
+            <w:tcW w:type="dxa" w:w="1824"/>
+            <w:shd w:val="clear" w:color="auto" w:fill="1F4E79"/>
+          </w:tcPr>
+          <w:p>
+            <w:r/>
+            <w:r>
+              <w:rPr>
+                <w:b/>
+                <w:color w:val="FFFFFF"/>
+                <w:sz w:val="13"/>
+              </w:rPr>
+              <w:t>Aporte para esta tesis</w:t>
+            </w:r>
+          </w:p>
+        </w:tc>
+        <w:tc>
+          <w:tcPr>
+            <w:tcW w:type="dxa" w:w="1824"/>
+            <w:shd w:val="clear" w:color="auto" w:fill="1F4E79"/>
+          </w:tcPr>
+          <w:p>
+            <w:r/>
+            <w:r>
+              <w:rPr>
+                <w:b/>
+                <w:color w:val="FFFFFF"/>
+                <w:sz w:val="13"/>
+              </w:rPr>
+              <w:t>DOI / enlace</w:t>
+            </w:r>
+          </w:p>
+        </w:tc>
+      </w:tr>
+      <w:tr>
+        <w:tc>
+          <w:tcPr>
+            <w:tcW w:type="dxa" w:w="1824"/>
+          </w:tcPr>
+          <w:p>
+            <w:r/>
+            <w:r>
+              <w:rPr>
+                <w:sz w:val="13"/>
+              </w:rPr>
+              <w:t>Nweye et al. (2024)</w:t>
+            </w:r>
+          </w:p>
+        </w:tc>
+        <w:tc>
+          <w:tcPr>
+            <w:tcW w:type="dxa" w:w="1824"/>
+          </w:tcPr>
+          <w:p>
+            <w:r/>
+            <w:r>
+              <w:rPr>
+                <w:sz w:val="13"/>
+              </w:rPr>
+              <w:t>CityLearn v2: Energy-flexible, resilient, occupant-centric, and carbon-aware management of grid-interactive communities</w:t>
+            </w:r>
+          </w:p>
+        </w:tc>
+        <w:tc>
+          <w:tcPr>
+            <w:tcW w:type="dxa" w:w="1824"/>
+          </w:tcPr>
+          <w:p>
+            <w:r/>
+            <w:r>
+              <w:rPr>
+                <w:sz w:val="13"/>
+              </w:rPr>
+              <w:t>CityLearn; D-VD.1 flexibilidad; D-VD.2 CO2; D-VD.3 costos</w:t>
+            </w:r>
+          </w:p>
+        </w:tc>
+        <w:tc>
+          <w:tcPr>
+            <w:tcW w:type="dxa" w:w="1824"/>
+          </w:tcPr>
+          <w:p>
+            <w:r/>
+            <w:r>
+              <w:rPr>
+                <w:sz w:val="13"/>
+              </w:rPr>
+              <w:t>Entorno base oficial y KPIs D-VD.1-D-VD.3; justifica extension CityLearn v3 propuesto con Dec-POMDP/CTDE y cuatro backends MADRL.</w:t>
+            </w:r>
+          </w:p>
+        </w:tc>
+        <w:tc>
+          <w:tcPr>
+            <w:tcW w:type="dxa" w:w="1824"/>
+          </w:tcPr>
+          <w:p>
+            <w:r/>
+            <w:r>
+              <w:rPr>
+                <w:sz w:val="13"/>
+              </w:rPr>
+              <w:t>10.1080/19401493.2024.2418813</w:t>
+            </w:r>
+          </w:p>
+        </w:tc>
+      </w:tr>
+      <w:tr>
+        <w:tc>
+          <w:tcPr>
+            <w:tcW w:type="dxa" w:w="1824"/>
+          </w:tcPr>
+          <w:p>
+            <w:r/>
+            <w:r>
+              <w:rPr>
+                <w:sz w:val="13"/>
+              </w:rPr>
+              <w:t>Nweye et al. (2023b)</w:t>
+            </w:r>
+          </w:p>
+        </w:tc>
+        <w:tc>
+          <w:tcPr>
+            <w:tcW w:type="dxa" w:w="1824"/>
+          </w:tcPr>
+          <w:p>
+            <w:r/>
+            <w:r>
+              <w:rPr>
+                <w:sz w:val="13"/>
+              </w:rPr>
+              <w:t>Heterogeneous Multi-Agent Reinforcement Learning for Grid-Interactive Communities</w:t>
+            </w:r>
+          </w:p>
+        </w:tc>
+        <w:tc>
+          <w:tcPr>
+            <w:tcW w:type="dxa" w:w="1824"/>
+          </w:tcPr>
+          <w:p>
+            <w:r/>
+            <w:r>
+              <w:rPr>
+                <w:sz w:val="13"/>
+              </w:rPr>
+              <w:t>VI HAPPO; CityLearn; D-VD.1 flexibilidad; CTDE; Dec-POMDP</w:t>
+            </w:r>
+          </w:p>
+        </w:tc>
+        <w:tc>
+          <w:tcPr>
+            <w:tcW w:type="dxa" w:w="1824"/>
+          </w:tcPr>
+          <w:p>
+            <w:r/>
+            <w:r>
+              <w:rPr>
+                <w:sz w:val="13"/>
+              </w:rPr>
+              <w:t>Antecedente directo del backend HAPPO a escala multiedificio; precedente mas cercano antes de comparar HAPPO, MASAC, MATD3 y MAAC bajo recompensa unificada.</w:t>
+            </w:r>
+          </w:p>
+        </w:tc>
+        <w:tc>
+          <w:tcPr>
+            <w:tcW w:type="dxa" w:w="1824"/>
+          </w:tcPr>
+          <w:p>
+            <w:r/>
+            <w:r>
+              <w:rPr>
+                <w:sz w:val="13"/>
+              </w:rPr>
+              <w:t>10.1145/3600100.3626276</w:t>
+            </w:r>
+          </w:p>
+        </w:tc>
+      </w:tr>
+      <w:tr>
+        <w:tc>
+          <w:tcPr>
+            <w:tcW w:type="dxa" w:w="1824"/>
+          </w:tcPr>
+          <w:p>
+            <w:r/>
+            <w:r>
+              <w:rPr>
+                <w:sz w:val="13"/>
+              </w:rPr>
+              <w:t>Yao et al. (2023)</w:t>
+            </w:r>
+          </w:p>
+        </w:tc>
+        <w:tc>
+          <w:tcPr>
+            <w:tcW w:type="dxa" w:w="1824"/>
+          </w:tcPr>
+          <w:p>
+            <w:r/>
+            <w:r>
+              <w:rPr>
+                <w:sz w:val="13"/>
+              </w:rPr>
+              <w:t>Multi-Agent Reinforcement Learning for Smart Community Energy Management</w:t>
+            </w:r>
+          </w:p>
+        </w:tc>
+        <w:tc>
+          <w:tcPr>
+            <w:tcW w:type="dxa" w:w="1824"/>
+          </w:tcPr>
+          <w:p>
+            <w:r/>
+            <w:r>
+              <w:rPr>
+                <w:sz w:val="13"/>
+              </w:rPr>
+              <w:t>MADRL; D-VD.1 flexibilidad; D-VD.3 costos; PV+BESS+EV</w:t>
+            </w:r>
+          </w:p>
+        </w:tc>
+        <w:tc>
+          <w:tcPr>
+            <w:tcW w:type="dxa" w:w="1824"/>
+          </w:tcPr>
+          <w:p>
+            <w:r/>
+            <w:r>
+              <w:rPr>
+                <w:sz w:val="13"/>
+              </w:rPr>
+              <w:t>Referente de flexibilidad y costos (OE.1/OE.3) para contrastar si MATD3/MAAC superan mejoras reportadas (~15-18%) bajo dataset SEAI Iquitos.</w:t>
+            </w:r>
+          </w:p>
+        </w:tc>
+        <w:tc>
+          <w:tcPr>
+            <w:tcW w:type="dxa" w:w="1824"/>
+          </w:tcPr>
+          <w:p>
+            <w:r/>
+            <w:r>
+              <w:rPr>
+                <w:sz w:val="13"/>
+              </w:rPr>
+              <w:t>10.3390/en17205211</w:t>
+            </w:r>
+          </w:p>
+        </w:tc>
+      </w:tr>
+      <w:tr>
+        <w:tc>
+          <w:tcPr>
+            <w:tcW w:type="dxa" w:w="1824"/>
+          </w:tcPr>
+          <w:p>
+            <w:r/>
+            <w:r>
+              <w:rPr>
+                <w:sz w:val="13"/>
+              </w:rPr>
+              <w:t>Liu et al. (2022)</w:t>
+            </w:r>
+          </w:p>
+        </w:tc>
+        <w:tc>
+          <w:tcPr>
+            <w:tcW w:type="dxa" w:w="1824"/>
+          </w:tcPr>
+          <w:p>
+            <w:r/>
+            <w:r>
+              <w:rPr>
+                <w:sz w:val="13"/>
+              </w:rPr>
+              <w:t>Multi-agent deep reinforcement learning for building energy system with renewable energy</w:t>
+            </w:r>
+          </w:p>
+        </w:tc>
+        <w:tc>
+          <w:tcPr>
+            <w:tcW w:type="dxa" w:w="1824"/>
+          </w:tcPr>
+          <w:p>
+            <w:r/>
+            <w:r>
+              <w:rPr>
+                <w:sz w:val="13"/>
+              </w:rPr>
+              <w:t>MADRL; D-VD.2 CO2; D-VD.3 costos; BESS+PV</w:t>
+            </w:r>
+          </w:p>
+        </w:tc>
+        <w:tc>
+          <w:tcPr>
+            <w:tcW w:type="dxa" w:w="1824"/>
+          </w:tcPr>
+          <w:p>
+            <w:r/>
+            <w:r>
+              <w:rPr>
+                <w:sz w:val="13"/>
+              </w:rPr>
+              <w:t>Antecedente de D-VD.2 y D-VD.3 para contrastar deltas de CO2 y costo de MATD3/MAAC en escenario E2/E3 del SEAI Iquitos.</w:t>
+            </w:r>
+          </w:p>
+        </w:tc>
+        <w:tc>
+          <w:tcPr>
+            <w:tcW w:type="dxa" w:w="1824"/>
+          </w:tcPr>
+          <w:p>
+            <w:r/>
+            <w:r>
+              <w:rPr>
+                <w:sz w:val="13"/>
+              </w:rPr>
+              <w:t>10.1016/j.apenergy.2022.118703</w:t>
+            </w:r>
+          </w:p>
+        </w:tc>
+      </w:tr>
+      <w:tr>
+        <w:tc>
+          <w:tcPr>
+            <w:tcW w:type="dxa" w:w="1824"/>
+          </w:tcPr>
+          <w:p>
+            <w:r/>
+            <w:r>
+              <w:rPr>
+                <w:sz w:val="13"/>
+              </w:rPr>
+              <w:t>Iqbal y Sha (2019)</w:t>
+            </w:r>
+          </w:p>
+        </w:tc>
+        <w:tc>
+          <w:tcPr>
+            <w:tcW w:type="dxa" w:w="1824"/>
+          </w:tcPr>
+          <w:p>
+            <w:r/>
+            <w:r>
+              <w:rPr>
+                <w:sz w:val="13"/>
+              </w:rPr>
+              <w:t>Actor-Attention-Critic for Multi-Agent Reinforcement Learning</w:t>
+            </w:r>
+          </w:p>
+        </w:tc>
+        <w:tc>
+          <w:tcPr>
+            <w:tcW w:type="dxa" w:w="1824"/>
+          </w:tcPr>
+          <w:p>
+            <w:r/>
+            <w:r>
+              <w:rPr>
+                <w:sz w:val="13"/>
+              </w:rPr>
+              <w:t>VI MAAC; CTDE; Dec-POMDP/POMDP cooperativo</w:t>
+            </w:r>
+          </w:p>
+        </w:tc>
+        <w:tc>
+          <w:tcPr>
+            <w:tcW w:type="dxa" w:w="1824"/>
+          </w:tcPr>
+          <w:p>
+            <w:r/>
+            <w:r>
+              <w:rPr>
+                <w:sz w:val="13"/>
+              </w:rPr>
+              <w:t>Fundamento del backend MAAC; explica por que MAAC puede liderar costos (OE.3) al ponderar interacciones entre edificios bajo senales TOU.</w:t>
+            </w:r>
+          </w:p>
+        </w:tc>
+        <w:tc>
+          <w:tcPr>
+            <w:tcW w:type="dxa" w:w="1824"/>
+          </w:tcPr>
+          <w:p>
+            <w:r/>
+            <w:r>
+              <w:rPr>
+                <w:sz w:val="13"/>
+              </w:rPr>
+              <w:t>proceedings.mlr.press/v97/iqbal19a.html</w:t>
+            </w:r>
+          </w:p>
+        </w:tc>
+      </w:tr>
+    </w:tbl>
+    <w:p/>
+    <w:p>
+      <w:pPr>
+        <w:pStyle w:val="Heading4"/>
+      </w:pPr>
+      <w:r>
+        <w:t>Nweye et al. (2024)</w:t>
+      </w:r>
+    </w:p>
+    <w:p>
+      <w:r>
+        <w:rPr>
+          <w:b/>
+          <w:color w:val="595959"/>
+          <w:sz w:val="19"/>
+        </w:rPr>
+        <w:t>Ficha antecedente internacional — Nweye et al. (2024).</w:t>
+      </w:r>
+    </w:p>
+    <w:tbl>
+      <w:tblPr>
+        <w:tblStyle w:val="LightGrid-Accent1"/>
+        <w:tblW w:type="auto" w:w="0"/>
+        <w:jc w:val="center"/>
+        <w:tblLook w:firstColumn="1" w:firstRow="1" w:lastColumn="0" w:lastRow="0" w:noHBand="0" w:noVBand="1" w:val="04A0"/>
+      </w:tblPr>
+      <w:tblGrid>
+        <w:gridCol w:w="4561"/>
+        <w:gridCol w:w="4561"/>
+      </w:tblGrid>
+      <w:tr>
+        <w:tc>
+          <w:tcPr>
+            <w:tcW w:type="dxa" w:w="4561"/>
+            <w:shd w:val="clear" w:color="auto" w:fill="1F4E79"/>
+          </w:tcPr>
+          <w:p>
+            <w:r/>
+            <w:r>
+              <w:rPr>
+                <w:b/>
+                <w:color w:val="FFFFFF"/>
+                <w:sz w:val="14"/>
+              </w:rPr>
+              <w:t>Campo</w:t>
+            </w:r>
+          </w:p>
+        </w:tc>
+        <w:tc>
+          <w:tcPr>
+            <w:tcW w:type="dxa" w:w="4561"/>
+            <w:shd w:val="clear" w:color="auto" w:fill="1F4E79"/>
+          </w:tcPr>
+          <w:p>
+            <w:r/>
+            <w:r>
+              <w:rPr>
+                <w:b/>
+                <w:color w:val="FFFFFF"/>
+                <w:sz w:val="14"/>
+              </w:rPr>
+              <w:t>Contenido</w:t>
+            </w:r>
+          </w:p>
+        </w:tc>
+      </w:tr>
+      <w:tr>
+        <w:tc>
+          <w:tcPr>
+            <w:tcW w:type="dxa" w:w="4561"/>
+          </w:tcPr>
+          <w:p>
+            <w:r/>
+            <w:r>
+              <w:rPr>
+                <w:sz w:val="14"/>
+              </w:rPr>
+              <w:t>Titulo de la tesis/estudio</w:t>
+            </w:r>
+          </w:p>
+        </w:tc>
+        <w:tc>
+          <w:tcPr>
+            <w:tcW w:type="dxa" w:w="4561"/>
+          </w:tcPr>
+          <w:p>
+            <w:r/>
+            <w:r>
+              <w:rPr>
+                <w:sz w:val="14"/>
+              </w:rPr>
+              <w:t>CityLearn v2: Energy-flexible, resilient, occupant-centric, and carbon-aware management of grid-interactive communities</w:t>
+            </w:r>
+          </w:p>
+        </w:tc>
+      </w:tr>
+      <w:tr>
+        <w:tc>
+          <w:tcPr>
+            <w:tcW w:type="dxa" w:w="4561"/>
+          </w:tcPr>
+          <w:p>
+            <w:r/>
+            <w:r>
+              <w:rPr>
+                <w:sz w:val="14"/>
+              </w:rPr>
+              <w:t>Objetivo general</w:t>
+            </w:r>
+          </w:p>
+        </w:tc>
+        <w:tc>
+          <w:tcPr>
+            <w:tcW w:type="dxa" w:w="4561"/>
+          </w:tcPr>
+          <w:p>
+            <w:r/>
+            <w:r>
+              <w:rPr>
+                <w:sz w:val="14"/>
+              </w:rPr>
+              <w:t>Desarrollar CityLearn v2 integrando EV/V2G, intensidad de carbono dinamica, BESS, PV y KPIs de flexibilidad, emisiones y costos en comunidades grid-interactive.</w:t>
+            </w:r>
+          </w:p>
+        </w:tc>
+      </w:tr>
+      <w:tr>
+        <w:tc>
+          <w:tcPr>
+            <w:tcW w:type="dxa" w:w="4561"/>
+          </w:tcPr>
+          <w:p>
+            <w:r/>
+            <w:r>
+              <w:rPr>
+                <w:sz w:val="14"/>
+              </w:rPr>
+              <w:t>Tipo de metodologia</w:t>
+            </w:r>
+          </w:p>
+        </w:tc>
+        <w:tc>
+          <w:tcPr>
+            <w:tcW w:type="dxa" w:w="4561"/>
+          </w:tcPr>
+          <w:p>
+            <w:r/>
+            <w:r>
+              <w:rPr>
+                <w:sz w:val="14"/>
+              </w:rPr>
+              <w:t>Desarrollo de entorno de simulacion; evaluacion multiobjetivo con SAC, RBC y MPC.</w:t>
+            </w:r>
+          </w:p>
+        </w:tc>
+      </w:tr>
+      <w:tr>
+        <w:tc>
+          <w:tcPr>
+            <w:tcW w:type="dxa" w:w="4561"/>
+          </w:tcPr>
+          <w:p>
+            <w:r/>
+            <w:r>
+              <w:rPr>
+                <w:sz w:val="14"/>
+              </w:rPr>
+              <w:t>Diseno de investigacion</w:t>
+            </w:r>
+          </w:p>
+        </w:tc>
+        <w:tc>
+          <w:tcPr>
+            <w:tcW w:type="dxa" w:w="4561"/>
+          </w:tcPr>
+          <w:p>
+            <w:r/>
+            <w:r>
+              <w:rPr>
+                <w:sz w:val="14"/>
+              </w:rPr>
+              <w:t>Aplicada; no experimental; simulacion comparativa en CityLearn v2.</w:t>
+            </w:r>
+          </w:p>
+        </w:tc>
+      </w:tr>
+      <w:tr>
+        <w:tc>
+          <w:tcPr>
+            <w:tcW w:type="dxa" w:w="4561"/>
+          </w:tcPr>
+          <w:p>
+            <w:r/>
+            <w:r>
+              <w:rPr>
+                <w:sz w:val="14"/>
+              </w:rPr>
+              <w:t>Resultados cuantitativos</w:t>
+            </w:r>
+          </w:p>
+        </w:tc>
+        <w:tc>
+          <w:tcPr>
+            <w:tcW w:type="dxa" w:w="4561"/>
+          </w:tcPr>
+          <w:p>
+            <w:r/>
+            <w:r>
+              <w:rPr>
+                <w:sz w:val="14"/>
+              </w:rPr>
+              <w:t>KPIs distritales y por edificio (peak_average, ramping, carbon_emissions, electricity_cost); magnitudes especificas dependen de configuracion experimental.</w:t>
+            </w:r>
+          </w:p>
+        </w:tc>
+      </w:tr>
+      <w:tr>
+        <w:tc>
+          <w:tcPr>
+            <w:tcW w:type="dxa" w:w="4561"/>
+          </w:tcPr>
+          <w:p>
+            <w:r/>
+            <w:r>
+              <w:rPr>
+                <w:sz w:val="14"/>
+              </w:rPr>
+              <w:t>Conclusion general</w:t>
+            </w:r>
+          </w:p>
+        </w:tc>
+        <w:tc>
+          <w:tcPr>
+            <w:tcW w:type="dxa" w:w="4561"/>
+          </w:tcPr>
+          <w:p>
+            <w:r/>
+            <w:r>
+              <w:rPr>
+                <w:sz w:val="14"/>
+              </w:rPr>
+              <w:t>CityLearn v2 habilita investigacion reproducible en comunidades inteligentes multidimensionales con flexibilidad, carbono y costo.</w:t>
+            </w:r>
+          </w:p>
+        </w:tc>
+      </w:tr>
+      <w:tr>
+        <w:tc>
+          <w:tcPr>
+            <w:tcW w:type="dxa" w:w="4561"/>
+          </w:tcPr>
+          <w:p>
+            <w:r/>
+            <w:r>
+              <w:rPr>
+                <w:sz w:val="14"/>
+              </w:rPr>
+              <w:t>Aporte para esta tesis</w:t>
+            </w:r>
+          </w:p>
+        </w:tc>
+        <w:tc>
+          <w:tcPr>
+            <w:tcW w:type="dxa" w:w="4561"/>
+          </w:tcPr>
+          <w:p>
+            <w:r/>
+            <w:r>
+              <w:rPr>
+                <w:sz w:val="14"/>
+              </w:rPr>
+              <w:t>Entorno base oficial y KPIs D-VD.1-D-VD.3; justifica extension CityLearn v3 propuesto con Dec-POMDP/CTDE y cuatro backends MADRL.</w:t>
+            </w:r>
+          </w:p>
+        </w:tc>
+      </w:tr>
+    </w:tbl>
+    <w:p/>
+    <w:p>
+      <w:pPr>
+        <w:pStyle w:val="Heading4"/>
+      </w:pPr>
+      <w:r>
+        <w:t>Nweye et al. (2023b)</w:t>
+      </w:r>
+    </w:p>
+    <w:p>
+      <w:r>
+        <w:rPr>
+          <w:b/>
+          <w:color w:val="595959"/>
+          <w:sz w:val="19"/>
+        </w:rPr>
+        <w:t>Ficha antecedente internacional — Nweye et al. (2023b).</w:t>
+      </w:r>
+    </w:p>
+    <w:tbl>
+      <w:tblPr>
+        <w:tblStyle w:val="LightGrid-Accent1"/>
+        <w:tblW w:type="auto" w:w="0"/>
+        <w:jc w:val="center"/>
+        <w:tblLook w:firstColumn="1" w:firstRow="1" w:lastColumn="0" w:lastRow="0" w:noHBand="0" w:noVBand="1" w:val="04A0"/>
+      </w:tblPr>
+      <w:tblGrid>
+        <w:gridCol w:w="4561"/>
+        <w:gridCol w:w="4561"/>
+      </w:tblGrid>
+      <w:tr>
+        <w:tc>
+          <w:tcPr>
+            <w:tcW w:type="dxa" w:w="4561"/>
+            <w:shd w:val="clear" w:color="auto" w:fill="1F4E79"/>
+          </w:tcPr>
+          <w:p>
+            <w:r/>
+            <w:r>
+              <w:rPr>
+                <w:b/>
+                <w:color w:val="FFFFFF"/>
+                <w:sz w:val="14"/>
+              </w:rPr>
+              <w:t>Campo</w:t>
+            </w:r>
+          </w:p>
+        </w:tc>
+        <w:tc>
+          <w:tcPr>
+            <w:tcW w:type="dxa" w:w="4561"/>
+            <w:shd w:val="clear" w:color="auto" w:fill="1F4E79"/>
+          </w:tcPr>
+          <w:p>
+            <w:r/>
+            <w:r>
+              <w:rPr>
+                <w:b/>
+                <w:color w:val="FFFFFF"/>
+                <w:sz w:val="14"/>
+              </w:rPr>
+              <w:t>Contenido</w:t>
+            </w:r>
+          </w:p>
+        </w:tc>
+      </w:tr>
+      <w:tr>
+        <w:tc>
+          <w:tcPr>
+            <w:tcW w:type="dxa" w:w="4561"/>
+          </w:tcPr>
+          <w:p>
+            <w:r/>
+            <w:r>
+              <w:rPr>
+                <w:sz w:val="14"/>
+              </w:rPr>
+              <w:t>Titulo de la tesis/estudio</w:t>
+            </w:r>
+          </w:p>
+        </w:tc>
+        <w:tc>
+          <w:tcPr>
+            <w:tcW w:type="dxa" w:w="4561"/>
+          </w:tcPr>
+          <w:p>
+            <w:r/>
+            <w:r>
+              <w:rPr>
+                <w:sz w:val="14"/>
+              </w:rPr>
+              <w:t>Heterogeneous Multi-Agent Reinforcement Learning for Grid-Interactive Communities</w:t>
+            </w:r>
+          </w:p>
+        </w:tc>
+      </w:tr>
+      <w:tr>
+        <w:tc>
+          <w:tcPr>
+            <w:tcW w:type="dxa" w:w="4561"/>
+          </w:tcPr>
+          <w:p>
+            <w:r/>
+            <w:r>
+              <w:rPr>
+                <w:sz w:val="14"/>
+              </w:rPr>
+              <w:t>Objetivo general</w:t>
+            </w:r>
+          </w:p>
+        </w:tc>
+        <w:tc>
+          <w:tcPr>
+            <w:tcW w:type="dxa" w:w="4561"/>
+          </w:tcPr>
+          <w:p>
+            <w:r/>
+            <w:r>
+              <w:rPr>
+                <w:sz w:val="14"/>
+              </w:rPr>
+              <w:t>Evaluar HARL/HAPPO para gestion energetica heterogenea en comunidades grid-interactive modeladas en CityLearn.</w:t>
+            </w:r>
+          </w:p>
+        </w:tc>
+      </w:tr>
+      <w:tr>
+        <w:tc>
+          <w:tcPr>
+            <w:tcW w:type="dxa" w:w="4561"/>
+          </w:tcPr>
+          <w:p>
+            <w:r/>
+            <w:r>
+              <w:rPr>
+                <w:sz w:val="14"/>
+              </w:rPr>
+              <w:t>Tipo de metodologia</w:t>
+            </w:r>
+          </w:p>
+        </w:tc>
+        <w:tc>
+          <w:tcPr>
+            <w:tcW w:type="dxa" w:w="4561"/>
+          </w:tcPr>
+          <w:p>
+            <w:r/>
+            <w:r>
+              <w:rPr>
+                <w:sz w:val="14"/>
+              </w:rPr>
+              <w:t>MARL heterogeneo on-policy (HAPPO/HARL) bajo CTDE en CityLearn.</w:t>
+            </w:r>
+          </w:p>
+        </w:tc>
+      </w:tr>
+      <w:tr>
+        <w:tc>
+          <w:tcPr>
+            <w:tcW w:type="dxa" w:w="4561"/>
+          </w:tcPr>
+          <w:p>
+            <w:r/>
+            <w:r>
+              <w:rPr>
+                <w:sz w:val="14"/>
+              </w:rPr>
+              <w:t>Diseno de investigacion</w:t>
+            </w:r>
+          </w:p>
+        </w:tc>
+        <w:tc>
+          <w:tcPr>
+            <w:tcW w:type="dxa" w:w="4561"/>
+          </w:tcPr>
+          <w:p>
+            <w:r/>
+            <w:r>
+              <w:rPr>
+                <w:sz w:val="14"/>
+              </w:rPr>
+              <w:t>Aplicada; no experimental; simulacion CityLearn con agentes heterogeneos.</w:t>
+            </w:r>
+          </w:p>
+        </w:tc>
+      </w:tr>
+      <w:tr>
+        <w:tc>
+          <w:tcPr>
+            <w:tcW w:type="dxa" w:w="4561"/>
+          </w:tcPr>
+          <w:p>
+            <w:r/>
+            <w:r>
+              <w:rPr>
+                <w:sz w:val="14"/>
+              </w:rPr>
+              <w:t>Resultados cuantitativos</w:t>
+            </w:r>
+          </w:p>
+        </w:tc>
+        <w:tc>
+          <w:tcPr>
+            <w:tcW w:type="dxa" w:w="4561"/>
+          </w:tcPr>
+          <w:p>
+            <w:r/>
+            <w:r>
+              <w:rPr>
+                <w:sz w:val="14"/>
+              </w:rPr>
+              <w:t>HAPPO heterogeneo comparable o superior a MAPPO en KPIs CityLearn (peak, ramping, emisiones, costo); magnitudes exactas [PV] por configuracion.</w:t>
+            </w:r>
+          </w:p>
+        </w:tc>
+      </w:tr>
+      <w:tr>
+        <w:tc>
+          <w:tcPr>
+            <w:tcW w:type="dxa" w:w="4561"/>
+          </w:tcPr>
+          <w:p>
+            <w:r/>
+            <w:r>
+              <w:rPr>
+                <w:sz w:val="14"/>
+              </w:rPr>
+              <w:t>Conclusion general</w:t>
+            </w:r>
+          </w:p>
+        </w:tc>
+        <w:tc>
+          <w:tcPr>
+            <w:tcW w:type="dxa" w:w="4561"/>
+          </w:tcPr>
+          <w:p>
+            <w:r/>
+            <w:r>
+              <w:rPr>
+                <w:sz w:val="14"/>
+              </w:rPr>
+              <w:t>HAPPO es viable para coordinacion heterogenea en comunidades inteligentes grid-interactive.</w:t>
+            </w:r>
+          </w:p>
+        </w:tc>
+      </w:tr>
+      <w:tr>
+        <w:tc>
+          <w:tcPr>
+            <w:tcW w:type="dxa" w:w="4561"/>
+          </w:tcPr>
+          <w:p>
+            <w:r/>
+            <w:r>
+              <w:rPr>
+                <w:sz w:val="14"/>
+              </w:rPr>
+              <w:t>Aporte para esta tesis</w:t>
+            </w:r>
+          </w:p>
+        </w:tc>
+        <w:tc>
+          <w:tcPr>
+            <w:tcW w:type="dxa" w:w="4561"/>
+          </w:tcPr>
+          <w:p>
+            <w:r/>
+            <w:r>
+              <w:rPr>
+                <w:sz w:val="14"/>
+              </w:rPr>
+              <w:t>Antecedente directo del backend HAPPO a escala multiedificio; precedente mas cercano antes de comparar HAPPO, MASAC, MATD3 y MAAC bajo recompensa unificada.</w:t>
+            </w:r>
+          </w:p>
+        </w:tc>
+      </w:tr>
+    </w:tbl>
+    <w:p/>
+    <w:p>
+      <w:pPr>
+        <w:pStyle w:val="Heading4"/>
+      </w:pPr>
+      <w:r>
+        <w:t>Yao et al. (2023)</w:t>
+      </w:r>
+    </w:p>
+    <w:p>
+      <w:r>
+        <w:rPr>
+          <w:b/>
+          <w:color w:val="595959"/>
+          <w:sz w:val="19"/>
+        </w:rPr>
+        <w:t>Ficha antecedente internacional — Yao et al. (2023).</w:t>
+      </w:r>
+    </w:p>
+    <w:tbl>
+      <w:tblPr>
+        <w:tblStyle w:val="LightGrid-Accent1"/>
+        <w:tblW w:type="auto" w:w="0"/>
+        <w:jc w:val="center"/>
+        <w:tblLook w:firstColumn="1" w:firstRow="1" w:lastColumn="0" w:lastRow="0" w:noHBand="0" w:noVBand="1" w:val="04A0"/>
+      </w:tblPr>
+      <w:tblGrid>
+        <w:gridCol w:w="4561"/>
+        <w:gridCol w:w="4561"/>
+      </w:tblGrid>
+      <w:tr>
+        <w:tc>
+          <w:tcPr>
+            <w:tcW w:type="dxa" w:w="4561"/>
+            <w:shd w:val="clear" w:color="auto" w:fill="1F4E79"/>
+          </w:tcPr>
+          <w:p>
+            <w:r/>
+            <w:r>
+              <w:rPr>
+                <w:b/>
+                <w:color w:val="FFFFFF"/>
+                <w:sz w:val="14"/>
+              </w:rPr>
+              <w:t>Campo</w:t>
+            </w:r>
+          </w:p>
+        </w:tc>
+        <w:tc>
+          <w:tcPr>
+            <w:tcW w:type="dxa" w:w="4561"/>
+            <w:shd w:val="clear" w:color="auto" w:fill="1F4E79"/>
+          </w:tcPr>
+          <w:p>
+            <w:r/>
+            <w:r>
+              <w:rPr>
+                <w:b/>
+                <w:color w:val="FFFFFF"/>
+                <w:sz w:val="14"/>
+              </w:rPr>
+              <w:t>Contenido</w:t>
+            </w:r>
+          </w:p>
+        </w:tc>
+      </w:tr>
+      <w:tr>
+        <w:tc>
+          <w:tcPr>
+            <w:tcW w:type="dxa" w:w="4561"/>
+          </w:tcPr>
+          <w:p>
+            <w:r/>
+            <w:r>
+              <w:rPr>
+                <w:sz w:val="14"/>
+              </w:rPr>
+              <w:t>Titulo de la tesis/estudio</w:t>
+            </w:r>
+          </w:p>
+        </w:tc>
+        <w:tc>
+          <w:tcPr>
+            <w:tcW w:type="dxa" w:w="4561"/>
+          </w:tcPr>
+          <w:p>
+            <w:r/>
+            <w:r>
+              <w:rPr>
+                <w:sz w:val="14"/>
+              </w:rPr>
+              <w:t>Multi-Agent Reinforcement Learning for Smart Community Energy Management</w:t>
+            </w:r>
+          </w:p>
+        </w:tc>
+      </w:tr>
+      <w:tr>
+        <w:tc>
+          <w:tcPr>
+            <w:tcW w:type="dxa" w:w="4561"/>
+          </w:tcPr>
+          <w:p>
+            <w:r/>
+            <w:r>
+              <w:rPr>
+                <w:sz w:val="14"/>
+              </w:rPr>
+              <w:t>Objetivo general</w:t>
+            </w:r>
+          </w:p>
+        </w:tc>
+        <w:tc>
+          <w:tcPr>
+            <w:tcW w:type="dxa" w:w="4561"/>
+          </w:tcPr>
+          <w:p>
+            <w:r/>
+            <w:r>
+              <w:rPr>
+                <w:sz w:val="14"/>
+              </w:rPr>
+              <w:t>Proponer un marco MARL (LSD-MADDPG) para gestion coordinada de energia en comunidades inteligentes con PV, BESS y EV.</w:t>
+            </w:r>
+          </w:p>
+        </w:tc>
+      </w:tr>
+      <w:tr>
+        <w:tc>
+          <w:tcPr>
+            <w:tcW w:type="dxa" w:w="4561"/>
+          </w:tcPr>
+          <w:p>
+            <w:r/>
+            <w:r>
+              <w:rPr>
+                <w:sz w:val="14"/>
+              </w:rPr>
+              <w:t>Tipo de metodologia</w:t>
+            </w:r>
+          </w:p>
+        </w:tc>
+        <w:tc>
+          <w:tcPr>
+            <w:tcW w:type="dxa" w:w="4561"/>
+          </w:tcPr>
+          <w:p>
+            <w:r/>
+            <w:r>
+              <w:rPr>
+                <w:sz w:val="14"/>
+              </w:rPr>
+              <w:t>MARL cooperativo con estrategia local descentralizada (LSD-MADDPG); CTDE.</w:t>
+            </w:r>
+          </w:p>
+        </w:tc>
+      </w:tr>
+      <w:tr>
+        <w:tc>
+          <w:tcPr>
+            <w:tcW w:type="dxa" w:w="4561"/>
+          </w:tcPr>
+          <w:p>
+            <w:r/>
+            <w:r>
+              <w:rPr>
+                <w:sz w:val="14"/>
+              </w:rPr>
+              <w:t>Diseno de investigacion</w:t>
+            </w:r>
+          </w:p>
+        </w:tc>
+        <w:tc>
+          <w:tcPr>
+            <w:tcW w:type="dxa" w:w="4561"/>
+          </w:tcPr>
+          <w:p>
+            <w:r/>
+            <w:r>
+              <w:rPr>
+                <w:sz w:val="14"/>
+              </w:rPr>
+              <w:t>Aplicada; no experimental; simulacion de comunidad inteligente sintetica.</w:t>
+            </w:r>
+          </w:p>
+        </w:tc>
+      </w:tr>
+      <w:tr>
+        <w:tc>
+          <w:tcPr>
+            <w:tcW w:type="dxa" w:w="4561"/>
+          </w:tcPr>
+          <w:p>
+            <w:r/>
+            <w:r>
+              <w:rPr>
+                <w:sz w:val="14"/>
+              </w:rPr>
+              <w:t>Resultados cuantitativos</w:t>
+            </w:r>
+          </w:p>
+        </w:tc>
+        <w:tc>
+          <w:tcPr>
+            <w:tcW w:type="dxa" w:w="4561"/>
+          </w:tcPr>
+          <w:p>
+            <w:r/>
+            <w:r>
+              <w:rPr>
+                <w:sz w:val="14"/>
+              </w:rPr>
+              <w:t>Reduccion de costo ~18% y de pico ~15% frente a MADDPG no cooperativo.</w:t>
+            </w:r>
+          </w:p>
+        </w:tc>
+      </w:tr>
+      <w:tr>
+        <w:tc>
+          <w:tcPr>
+            <w:tcW w:type="dxa" w:w="4561"/>
+          </w:tcPr>
+          <w:p>
+            <w:r/>
+            <w:r>
+              <w:rPr>
+                <w:sz w:val="14"/>
+              </w:rPr>
+              <w:t>Conclusion general</w:t>
+            </w:r>
+          </w:p>
+        </w:tc>
+        <w:tc>
+          <w:tcPr>
+            <w:tcW w:type="dxa" w:w="4561"/>
+          </w:tcPr>
+          <w:p>
+            <w:r/>
+            <w:r>
+              <w:rPr>
+                <w:sz w:val="14"/>
+              </w:rPr>
+              <w:t>La estrategia local MARL mejora coordinacion y reduce fallos de escalabilidad en comunidades con DER.</w:t>
+            </w:r>
+          </w:p>
+        </w:tc>
+      </w:tr>
+      <w:tr>
+        <w:tc>
+          <w:tcPr>
+            <w:tcW w:type="dxa" w:w="4561"/>
+          </w:tcPr>
+          <w:p>
+            <w:r/>
+            <w:r>
+              <w:rPr>
+                <w:sz w:val="14"/>
+              </w:rPr>
+              <w:t>Aporte para esta tesis</w:t>
+            </w:r>
+          </w:p>
+        </w:tc>
+        <w:tc>
+          <w:tcPr>
+            <w:tcW w:type="dxa" w:w="4561"/>
+          </w:tcPr>
+          <w:p>
+            <w:r/>
+            <w:r>
+              <w:rPr>
+                <w:sz w:val="14"/>
+              </w:rPr>
+              <w:t>Referente de flexibilidad y costos (OE.1/OE.3) para contrastar si MATD3/MAAC superan mejoras reportadas (~15-18%) bajo dataset SEAI Iquitos.</w:t>
+            </w:r>
+          </w:p>
+        </w:tc>
+      </w:tr>
+    </w:tbl>
+    <w:p/>
+    <w:p>
+      <w:pPr>
+        <w:pStyle w:val="Heading4"/>
+      </w:pPr>
+      <w:r>
+        <w:t>Liu et al. (2022)</w:t>
+      </w:r>
+    </w:p>
+    <w:p>
+      <w:r>
+        <w:rPr>
+          <w:b/>
+          <w:color w:val="595959"/>
+          <w:sz w:val="19"/>
+        </w:rPr>
+        <w:t>Ficha antecedente internacional — Liu et al. (2022).</w:t>
+      </w:r>
+    </w:p>
+    <w:tbl>
+      <w:tblPr>
+        <w:tblStyle w:val="LightGrid-Accent1"/>
+        <w:tblW w:type="auto" w:w="0"/>
+        <w:jc w:val="center"/>
+        <w:tblLook w:firstColumn="1" w:firstRow="1" w:lastColumn="0" w:lastRow="0" w:noHBand="0" w:noVBand="1" w:val="04A0"/>
+      </w:tblPr>
+      <w:tblGrid>
+        <w:gridCol w:w="4561"/>
+        <w:gridCol w:w="4561"/>
+      </w:tblGrid>
+      <w:tr>
+        <w:tc>
+          <w:tcPr>
+            <w:tcW w:type="dxa" w:w="4561"/>
+            <w:shd w:val="clear" w:color="auto" w:fill="1F4E79"/>
+          </w:tcPr>
+          <w:p>
+            <w:r/>
+            <w:r>
+              <w:rPr>
+                <w:b/>
+                <w:color w:val="FFFFFF"/>
+                <w:sz w:val="14"/>
+              </w:rPr>
+              <w:t>Campo</w:t>
+            </w:r>
+          </w:p>
+        </w:tc>
+        <w:tc>
+          <w:tcPr>
+            <w:tcW w:type="dxa" w:w="4561"/>
+            <w:shd w:val="clear" w:color="auto" w:fill="1F4E79"/>
+          </w:tcPr>
+          <w:p>
+            <w:r/>
+            <w:r>
+              <w:rPr>
+                <w:b/>
+                <w:color w:val="FFFFFF"/>
+                <w:sz w:val="14"/>
+              </w:rPr>
+              <w:t>Contenido</w:t>
+            </w:r>
+          </w:p>
+        </w:tc>
+      </w:tr>
+      <w:tr>
+        <w:tc>
+          <w:tcPr>
+            <w:tcW w:type="dxa" w:w="4561"/>
+          </w:tcPr>
+          <w:p>
+            <w:r/>
+            <w:r>
+              <w:rPr>
+                <w:sz w:val="14"/>
+              </w:rPr>
+              <w:t>Titulo de la tesis/estudio</w:t>
+            </w:r>
+          </w:p>
+        </w:tc>
+        <w:tc>
+          <w:tcPr>
+            <w:tcW w:type="dxa" w:w="4561"/>
+          </w:tcPr>
+          <w:p>
+            <w:r/>
+            <w:r>
+              <w:rPr>
+                <w:sz w:val="14"/>
+              </w:rPr>
+              <w:t>Multi-agent deep reinforcement learning for building energy system with renewable energy</w:t>
+            </w:r>
+          </w:p>
+        </w:tc>
+      </w:tr>
+      <w:tr>
+        <w:tc>
+          <w:tcPr>
+            <w:tcW w:type="dxa" w:w="4561"/>
+          </w:tcPr>
+          <w:p>
+            <w:r/>
+            <w:r>
+              <w:rPr>
+                <w:sz w:val="14"/>
+              </w:rPr>
+              <w:t>Objetivo general</w:t>
+            </w:r>
+          </w:p>
+        </w:tc>
+        <w:tc>
+          <w:tcPr>
+            <w:tcW w:type="dxa" w:w="4561"/>
+          </w:tcPr>
+          <w:p>
+            <w:r/>
+            <w:r>
+              <w:rPr>
+                <w:sz w:val="14"/>
+              </w:rPr>
+              <w:t>Proponer MADRL (MADDPG) para coordinar BESS y PV en edificios con energia renovable bajo incertidumbre operativa.</w:t>
+            </w:r>
+          </w:p>
+        </w:tc>
+      </w:tr>
+      <w:tr>
+        <w:tc>
+          <w:tcPr>
+            <w:tcW w:type="dxa" w:w="4561"/>
+          </w:tcPr>
+          <w:p>
+            <w:r/>
+            <w:r>
+              <w:rPr>
+                <w:sz w:val="14"/>
+              </w:rPr>
+              <w:t>Tipo de metodologia</w:t>
+            </w:r>
+          </w:p>
+        </w:tc>
+        <w:tc>
+          <w:tcPr>
+            <w:tcW w:type="dxa" w:w="4561"/>
+          </w:tcPr>
+          <w:p>
+            <w:r/>
+            <w:r>
+              <w:rPr>
+                <w:sz w:val="14"/>
+              </w:rPr>
+              <w:t>MADDPG cooperativo con critico centralizado; comparacion con control basado en reglas.</w:t>
+            </w:r>
+          </w:p>
+        </w:tc>
+      </w:tr>
+      <w:tr>
+        <w:tc>
+          <w:tcPr>
+            <w:tcW w:type="dxa" w:w="4561"/>
+          </w:tcPr>
+          <w:p>
+            <w:r/>
+            <w:r>
+              <w:rPr>
+                <w:sz w:val="14"/>
+              </w:rPr>
+              <w:t>Diseno de investigacion</w:t>
+            </w:r>
+          </w:p>
+        </w:tc>
+        <w:tc>
+          <w:tcPr>
+            <w:tcW w:type="dxa" w:w="4561"/>
+          </w:tcPr>
+          <w:p>
+            <w:r/>
+            <w:r>
+              <w:rPr>
+                <w:sz w:val="14"/>
+              </w:rPr>
+              <w:t>Aplicada; no experimental; simulacion con datos reales de edificios en China.</w:t>
+            </w:r>
+          </w:p>
+        </w:tc>
+      </w:tr>
+      <w:tr>
+        <w:tc>
+          <w:tcPr>
+            <w:tcW w:type="dxa" w:w="4561"/>
+          </w:tcPr>
+          <w:p>
+            <w:r/>
+            <w:r>
+              <w:rPr>
+                <w:sz w:val="14"/>
+              </w:rPr>
+              <w:t>Resultados cuantitativos</w:t>
+            </w:r>
+          </w:p>
+        </w:tc>
+        <w:tc>
+          <w:tcPr>
+            <w:tcW w:type="dxa" w:w="4561"/>
+          </w:tcPr>
+          <w:p>
+            <w:r/>
+            <w:r>
+              <w:rPr>
+                <w:sz w:val="14"/>
+              </w:rPr>
+              <w:t>Reduccion de costo ~20% y de emisiones CO2 ~15% frente a reglas.</w:t>
+            </w:r>
+          </w:p>
+        </w:tc>
+      </w:tr>
+      <w:tr>
+        <w:tc>
+          <w:tcPr>
+            <w:tcW w:type="dxa" w:w="4561"/>
+          </w:tcPr>
+          <w:p>
+            <w:r/>
+            <w:r>
+              <w:rPr>
+                <w:sz w:val="14"/>
+              </w:rPr>
+              <w:t>Conclusion general</w:t>
+            </w:r>
+          </w:p>
+        </w:tc>
+        <w:tc>
+          <w:tcPr>
+            <w:tcW w:type="dxa" w:w="4561"/>
+          </w:tcPr>
+          <w:p>
+            <w:r/>
+            <w:r>
+              <w:rPr>
+                <w:sz w:val="14"/>
+              </w:rPr>
+              <w:t>MADRL cooperativo supera agentes independientes en eficiencia energetica y emisiones.</w:t>
+            </w:r>
+          </w:p>
+        </w:tc>
+      </w:tr>
+      <w:tr>
+        <w:tc>
+          <w:tcPr>
+            <w:tcW w:type="dxa" w:w="4561"/>
+          </w:tcPr>
+          <w:p>
+            <w:r/>
+            <w:r>
+              <w:rPr>
+                <w:sz w:val="14"/>
+              </w:rPr>
+              <w:t>Aporte para esta tesis</w:t>
+            </w:r>
+          </w:p>
+        </w:tc>
+        <w:tc>
+          <w:tcPr>
+            <w:tcW w:type="dxa" w:w="4561"/>
+          </w:tcPr>
+          <w:p>
+            <w:r/>
+            <w:r>
+              <w:rPr>
+                <w:sz w:val="14"/>
+              </w:rPr>
+              <w:t>Antecedente de D-VD.2 y D-VD.3 para contrastar deltas de CO2 y costo de MATD3/MAAC en escenario E2/E3 del SEAI Iquitos.</w:t>
+            </w:r>
+          </w:p>
+        </w:tc>
+      </w:tr>
+    </w:tbl>
+    <w:p/>
+    <w:p>
+      <w:pPr>
+        <w:pStyle w:val="Heading4"/>
+      </w:pPr>
+      <w:r>
+        <w:t>Iqbal y Sha (2019)</w:t>
+      </w:r>
+    </w:p>
+    <w:p>
+      <w:r>
+        <w:rPr>
+          <w:b/>
+          <w:color w:val="595959"/>
+          <w:sz w:val="19"/>
+        </w:rPr>
+        <w:t>Ficha antecedente internacional — Iqbal y Sha (2019).</w:t>
+      </w:r>
+    </w:p>
+    <w:tbl>
+      <w:tblPr>
+        <w:tblStyle w:val="LightGrid-Accent1"/>
+        <w:tblW w:type="auto" w:w="0"/>
+        <w:jc w:val="center"/>
+        <w:tblLook w:firstColumn="1" w:firstRow="1" w:lastColumn="0" w:lastRow="0" w:noHBand="0" w:noVBand="1" w:val="04A0"/>
+      </w:tblPr>
+      <w:tblGrid>
+        <w:gridCol w:w="4561"/>
+        <w:gridCol w:w="4561"/>
+      </w:tblGrid>
+      <w:tr>
+        <w:tc>
+          <w:tcPr>
+            <w:tcW w:type="dxa" w:w="4561"/>
+            <w:shd w:val="clear" w:color="auto" w:fill="1F4E79"/>
+          </w:tcPr>
+          <w:p>
+            <w:r/>
+            <w:r>
+              <w:rPr>
+                <w:b/>
+                <w:color w:val="FFFFFF"/>
+                <w:sz w:val="14"/>
+              </w:rPr>
+              <w:t>Campo</w:t>
+            </w:r>
+          </w:p>
+        </w:tc>
+        <w:tc>
+          <w:tcPr>
+            <w:tcW w:type="dxa" w:w="4561"/>
+            <w:shd w:val="clear" w:color="auto" w:fill="1F4E79"/>
+          </w:tcPr>
+          <w:p>
+            <w:r/>
+            <w:r>
+              <w:rPr>
+                <w:b/>
+                <w:color w:val="FFFFFF"/>
+                <w:sz w:val="14"/>
+              </w:rPr>
+              <w:t>Contenido</w:t>
+            </w:r>
+          </w:p>
+        </w:tc>
+      </w:tr>
+      <w:tr>
+        <w:tc>
+          <w:tcPr>
+            <w:tcW w:type="dxa" w:w="4561"/>
+          </w:tcPr>
+          <w:p>
+            <w:r/>
+            <w:r>
+              <w:rPr>
+                <w:sz w:val="14"/>
+              </w:rPr>
+              <w:t>Titulo de la tesis/estudio</w:t>
+            </w:r>
+          </w:p>
+        </w:tc>
+        <w:tc>
+          <w:tcPr>
+            <w:tcW w:type="dxa" w:w="4561"/>
+          </w:tcPr>
+          <w:p>
+            <w:r/>
+            <w:r>
+              <w:rPr>
+                <w:sz w:val="14"/>
+              </w:rPr>
+              <w:t>Actor-Attention-Critic for Multi-Agent Reinforcement Learning</w:t>
+            </w:r>
+          </w:p>
+        </w:tc>
+      </w:tr>
+      <w:tr>
+        <w:tc>
+          <w:tcPr>
+            <w:tcW w:type="dxa" w:w="4561"/>
+          </w:tcPr>
+          <w:p>
+            <w:r/>
+            <w:r>
+              <w:rPr>
+                <w:sz w:val="14"/>
+              </w:rPr>
+              <w:t>Objetivo general</w:t>
+            </w:r>
+          </w:p>
+        </w:tc>
+        <w:tc>
+          <w:tcPr>
+            <w:tcW w:type="dxa" w:w="4561"/>
+          </w:tcPr>
+          <w:p>
+            <w:r/>
+            <w:r>
+              <w:rPr>
+                <w:sz w:val="14"/>
+              </w:rPr>
+              <w:t>Introducir mecanismos de atencion en el critico centralizado MARL para coordinacion selectiva bajo observabilidad parcial.</w:t>
+            </w:r>
+          </w:p>
+        </w:tc>
+      </w:tr>
+      <w:tr>
+        <w:tc>
+          <w:tcPr>
+            <w:tcW w:type="dxa" w:w="4561"/>
+          </w:tcPr>
+          <w:p>
+            <w:r/>
+            <w:r>
+              <w:rPr>
+                <w:sz w:val="14"/>
+              </w:rPr>
+              <w:t>Tipo de metodologia</w:t>
+            </w:r>
+          </w:p>
+        </w:tc>
+        <w:tc>
+          <w:tcPr>
+            <w:tcW w:type="dxa" w:w="4561"/>
+          </w:tcPr>
+          <w:p>
+            <w:r/>
+            <w:r>
+              <w:rPr>
+                <w:sz w:val="14"/>
+              </w:rPr>
+              <w:t>Actor-critic multiagente con atencion multi-cabeza; evaluacion en benchmarks MPE y cooperativos.</w:t>
+            </w:r>
+          </w:p>
+        </w:tc>
+      </w:tr>
+      <w:tr>
+        <w:tc>
+          <w:tcPr>
+            <w:tcW w:type="dxa" w:w="4561"/>
+          </w:tcPr>
+          <w:p>
+            <w:r/>
+            <w:r>
+              <w:rPr>
+                <w:sz w:val="14"/>
+              </w:rPr>
+              <w:t>Diseno de investigacion</w:t>
+            </w:r>
+          </w:p>
+        </w:tc>
+        <w:tc>
+          <w:tcPr>
+            <w:tcW w:type="dxa" w:w="4561"/>
+          </w:tcPr>
+          <w:p>
+            <w:r/>
+            <w:r>
+              <w:rPr>
+                <w:sz w:val="14"/>
+              </w:rPr>
+              <w:t>Basica-algoritmica; experimental con entornos benchmark MARL.</w:t>
+            </w:r>
+          </w:p>
+        </w:tc>
+      </w:tr>
+      <w:tr>
+        <w:tc>
+          <w:tcPr>
+            <w:tcW w:type="dxa" w:w="4561"/>
+          </w:tcPr>
+          <w:p>
+            <w:r/>
+            <w:r>
+              <w:rPr>
+                <w:sz w:val="14"/>
+              </w:rPr>
+              <w:t>Resultados cuantitativos</w:t>
+            </w:r>
+          </w:p>
+        </w:tc>
+        <w:tc>
+          <w:tcPr>
+            <w:tcW w:type="dxa" w:w="4561"/>
+          </w:tcPr>
+          <w:p>
+            <w:r/>
+            <w:r>
+              <w:rPr>
+                <w:sz w:val="14"/>
+              </w:rPr>
+              <w:t>Mejora de recompensa ~15-30% frente a MADDPG/COMA en tareas cooperativas.</w:t>
+            </w:r>
+          </w:p>
+        </w:tc>
+      </w:tr>
+      <w:tr>
+        <w:tc>
+          <w:tcPr>
+            <w:tcW w:type="dxa" w:w="4561"/>
+          </w:tcPr>
+          <w:p>
+            <w:r/>
+            <w:r>
+              <w:rPr>
+                <w:sz w:val="14"/>
+              </w:rPr>
+              <w:t>Conclusion general</w:t>
+            </w:r>
+          </w:p>
+        </w:tc>
+        <w:tc>
+          <w:tcPr>
+            <w:tcW w:type="dxa" w:w="4561"/>
+          </w:tcPr>
+          <w:p>
+            <w:r/>
+            <w:r>
+              <w:rPr>
+                <w:sz w:val="14"/>
+              </w:rPr>
+              <w:t>La atencion mejora coordinacion selectiva entre agentes heterogeneos bajo CTDE.</w:t>
+            </w:r>
+          </w:p>
+        </w:tc>
+      </w:tr>
+      <w:tr>
+        <w:tc>
+          <w:tcPr>
+            <w:tcW w:type="dxa" w:w="4561"/>
+          </w:tcPr>
+          <w:p>
+            <w:r/>
+            <w:r>
+              <w:rPr>
+                <w:sz w:val="14"/>
+              </w:rPr>
+              <w:t>Aporte para esta tesis</w:t>
+            </w:r>
+          </w:p>
+        </w:tc>
+        <w:tc>
+          <w:tcPr>
+            <w:tcW w:type="dxa" w:w="4561"/>
+          </w:tcPr>
+          <w:p>
+            <w:r/>
+            <w:r>
+              <w:rPr>
+                <w:sz w:val="14"/>
+              </w:rPr>
+              <w:t>Fundamento del backend MAAC; explica por que MAAC puede liderar costos (OE.3) al ponderar interacciones entre edificios bajo senales TOU.</w:t>
+            </w:r>
+          </w:p>
+        </w:tc>
+      </w:tr>
+    </w:tbl>
+    <w:p/>
+    <w:p>
+      <w:pPr>
+        <w:pStyle w:val="Heading3"/>
+      </w:pPr>
+      <w:r>
+        <w:t>2.4.2 Antecedentes nacionales y peruanos</w:t>
+      </w:r>
+    </w:p>
+    <w:p>
+      <w:pPr>
+        <w:spacing w:after="120" w:line="276" w:lineRule="auto"/>
+        <w:jc w:val="both"/>
+      </w:pPr>
+      <w:r>
+        <w:t>La Tabla 2.5 integra antecedentes nacionales y del contexto SEAI Iquitos: tesis doctorales peruanas/latinoamericanas y marcos regulatorios MINAM/OSINERGMIN. Estos antecedentes anclan la tesis en el sistema electrico aislado diesel+PV de Loreto.</w:t>
+      </w:r>
+    </w:p>
+    <w:p>
+      <w:r>
+        <w:rPr>
+          <w:b/>
+          <w:color w:val="595959"/>
+          <w:sz w:val="19"/>
+        </w:rPr>
+        <w:t>Tabla 2.5. Antecedentes nacionales/peruanos seleccionados.</w:t>
+      </w:r>
+    </w:p>
+    <w:tbl>
+      <w:tblPr>
+        <w:tblStyle w:val="LightGrid-Accent1"/>
+        <w:tblW w:type="auto" w:w="0"/>
+        <w:jc w:val="center"/>
+        <w:tblLook w:firstColumn="1" w:firstRow="1" w:lastColumn="0" w:lastRow="0" w:noHBand="0" w:noVBand="1" w:val="04A0"/>
+      </w:tblPr>
+      <w:tblGrid>
+        <w:gridCol w:w="1824"/>
+        <w:gridCol w:w="1824"/>
+        <w:gridCol w:w="1824"/>
+        <w:gridCol w:w="1824"/>
+        <w:gridCol w:w="1824"/>
+      </w:tblGrid>
+      <w:tr>
+        <w:tc>
+          <w:tcPr>
+            <w:tcW w:type="dxa" w:w="1824"/>
+            <w:shd w:val="clear" w:color="auto" w:fill="1F4E79"/>
+          </w:tcPr>
+          <w:p>
+            <w:r/>
+            <w:r>
+              <w:rPr>
+                <w:b/>
+                <w:color w:val="FFFFFF"/>
+                <w:sz w:val="13"/>
+              </w:rPr>
+              <w:t>Autor(es)</w:t>
+            </w:r>
+          </w:p>
+        </w:tc>
+        <w:tc>
+          <w:tcPr>
+            <w:tcW w:type="dxa" w:w="1824"/>
+            <w:shd w:val="clear" w:color="auto" w:fill="1F4E79"/>
+          </w:tcPr>
+          <w:p>
+            <w:r/>
+            <w:r>
+              <w:rPr>
+                <w:b/>
+                <w:color w:val="FFFFFF"/>
+                <w:sz w:val="13"/>
+              </w:rPr>
+              <w:t>Titulo</w:t>
+            </w:r>
+          </w:p>
+        </w:tc>
+        <w:tc>
+          <w:tcPr>
+            <w:tcW w:type="dxa" w:w="1824"/>
+            <w:shd w:val="clear" w:color="auto" w:fill="1F4E79"/>
+          </w:tcPr>
+          <w:p>
+            <w:r/>
+            <w:r>
+              <w:rPr>
+                <w:b/>
+                <w:color w:val="FFFFFF"/>
+                <w:sz w:val="13"/>
+              </w:rPr>
+              <w:t>Variables VI/VD</w:t>
+            </w:r>
+          </w:p>
+        </w:tc>
+        <w:tc>
+          <w:tcPr>
+            <w:tcW w:type="dxa" w:w="1824"/>
+            <w:shd w:val="clear" w:color="auto" w:fill="1F4E79"/>
+          </w:tcPr>
+          <w:p>
+            <w:r/>
+            <w:r>
+              <w:rPr>
+                <w:b/>
+                <w:color w:val="FFFFFF"/>
+                <w:sz w:val="13"/>
+              </w:rPr>
+              <w:t>Aporte para esta tesis</w:t>
+            </w:r>
+          </w:p>
+        </w:tc>
+        <w:tc>
+          <w:tcPr>
+            <w:tcW w:type="dxa" w:w="1824"/>
+            <w:shd w:val="clear" w:color="auto" w:fill="1F4E79"/>
+          </w:tcPr>
+          <w:p>
+            <w:r/>
+            <w:r>
+              <w:rPr>
+                <w:b/>
+                <w:color w:val="FFFFFF"/>
+                <w:sz w:val="13"/>
+              </w:rPr>
+              <w:t>DOI / enlace</w:t>
+            </w:r>
+          </w:p>
+        </w:tc>
+      </w:tr>
+      <w:tr>
+        <w:tc>
+          <w:tcPr>
+            <w:tcW w:type="dxa" w:w="1824"/>
+          </w:tcPr>
+          <w:p>
+            <w:r/>
+            <w:r>
+              <w:rPr>
+                <w:sz w:val="13"/>
+              </w:rPr>
+              <w:t>Chevarria Moscoso (2024)</w:t>
+            </w:r>
+          </w:p>
+        </w:tc>
+        <w:tc>
+          <w:tcPr>
+            <w:tcW w:type="dxa" w:w="1824"/>
+          </w:tcPr>
+          <w:p>
+            <w:r/>
+            <w:r>
+              <w:rPr>
+                <w:sz w:val="13"/>
+              </w:rPr>
+              <w:t>Analisis de la generacion hidroelectrica en la central hidroelectrica de Machupicchu aplicando metodos estocasticos y mo...</w:t>
+            </w:r>
+          </w:p>
+        </w:tc>
+        <w:tc>
+          <w:tcPr>
+            <w:tcW w:type="dxa" w:w="1824"/>
+          </w:tcPr>
+          <w:p>
+            <w:r/>
+            <w:r>
+              <w:rPr>
+                <w:sz w:val="13"/>
+              </w:rPr>
+              <w:t>Contexto Peru; generacion renovable; incertidumbre operativa</w:t>
+            </w:r>
+          </w:p>
+        </w:tc>
+        <w:tc>
+          <w:tcPr>
+            <w:tcW w:type="dxa" w:w="1824"/>
+          </w:tcPr>
+          <w:p>
+            <w:r/>
+            <w:r>
+              <w:rPr>
+                <w:sz w:val="13"/>
+              </w:rPr>
+              <w:t>Contextualiza optimizacion energetica nacional y variabilidad de recursos renovables aplicable al balance PV+diesel del SEAI Iquitos.</w:t>
+            </w:r>
+          </w:p>
+        </w:tc>
+        <w:tc>
+          <w:tcPr>
+            <w:tcW w:type="dxa" w:w="1824"/>
+          </w:tcPr>
+          <w:p>
+            <w:r/>
+            <w:r>
+              <w:rPr>
+                <w:sz w:val="13"/>
+              </w:rPr>
+              <w:t>http://hdl.handle.net/20.500.14076/28894</w:t>
+            </w:r>
+          </w:p>
+        </w:tc>
+      </w:tr>
+      <w:tr>
+        <w:tc>
+          <w:tcPr>
+            <w:tcW w:type="dxa" w:w="1824"/>
+          </w:tcPr>
+          <w:p>
+            <w:r/>
+            <w:r>
+              <w:rPr>
+                <w:sz w:val="13"/>
+              </w:rPr>
+              <w:t>Peñalva Sanchez (2024)</w:t>
+            </w:r>
+          </w:p>
+        </w:tc>
+        <w:tc>
+          <w:tcPr>
+            <w:tcW w:type="dxa" w:w="1824"/>
+          </w:tcPr>
+          <w:p>
+            <w:r/>
+            <w:r>
+              <w:rPr>
+                <w:sz w:val="13"/>
+              </w:rPr>
+              <w:t>Optimizacion de un sistema fotovoltaico hibrido y la prediccion de la demanda energetica y variables climaticas utilizan...</w:t>
+            </w:r>
+          </w:p>
+        </w:tc>
+        <w:tc>
+          <w:tcPr>
+            <w:tcW w:type="dxa" w:w="1824"/>
+          </w:tcPr>
+          <w:p>
+            <w:r/>
+            <w:r>
+              <w:rPr>
+                <w:sz w:val="13"/>
+              </w:rPr>
+              <w:t>Contexto Peru/UNI; PV; demanda; clima tropical</w:t>
+            </w:r>
+          </w:p>
+        </w:tc>
+        <w:tc>
+          <w:tcPr>
+            <w:tcW w:type="dxa" w:w="1824"/>
+          </w:tcPr>
+          <w:p>
+            <w:r/>
+            <w:r>
+              <w:rPr>
+                <w:sz w:val="13"/>
+              </w:rPr>
+              <w:t>Sustenta el uso de datos climaticos y demanda reales (PVGIS/NASA POWER) en el dataset citylearn_iquitos_2023_2025 y la relevancia de prediccion para control flexible.</w:t>
+            </w:r>
+          </w:p>
+        </w:tc>
+        <w:tc>
+          <w:tcPr>
+            <w:tcW w:type="dxa" w:w="1824"/>
+          </w:tcPr>
+          <w:p>
+            <w:r/>
+            <w:r>
+              <w:rPr>
+                <w:sz w:val="13"/>
+              </w:rPr>
+              <w:t>http://hdl.handle.net/20.500.14076/27731</w:t>
+            </w:r>
+          </w:p>
+        </w:tc>
+      </w:tr>
+      <w:tr>
+        <w:tc>
+          <w:tcPr>
+            <w:tcW w:type="dxa" w:w="1824"/>
+          </w:tcPr>
+          <w:p>
+            <w:r/>
+            <w:r>
+              <w:rPr>
+                <w:sz w:val="13"/>
+              </w:rPr>
+              <w:t>Rosero Bernal (2024)</w:t>
+            </w:r>
+          </w:p>
+        </w:tc>
+        <w:tc>
+          <w:tcPr>
+            <w:tcW w:type="dxa" w:w="1824"/>
+          </w:tcPr>
+          <w:p>
+            <w:r/>
+            <w:r>
+              <w:rPr>
+                <w:sz w:val="13"/>
+              </w:rPr>
+              <w:t>Modelo de un sistema de administracion de energia autonomo operado desde la nube para optimizar la gestion de un grupo d...</w:t>
+            </w:r>
+          </w:p>
+        </w:tc>
+        <w:tc>
+          <w:tcPr>
+            <w:tcW w:type="dxa" w:w="1824"/>
+          </w:tcPr>
+          <w:p>
+            <w:r/>
+            <w:r>
+              <w:rPr>
+                <w:sz w:val="13"/>
+              </w:rPr>
+              <w:t>Microredes; coordinacion; gestion energetica autonoma</w:t>
+            </w:r>
+          </w:p>
+        </w:tc>
+        <w:tc>
+          <w:tcPr>
+            <w:tcW w:type="dxa" w:w="1824"/>
+          </w:tcPr>
+          <w:p>
+            <w:r/>
+            <w:r>
+              <w:rPr>
+                <w:sz w:val="13"/>
+              </w:rPr>
+              <w:t>Paralelo latinoamericano de coordinacion multiagente en redes locales; informa la lectura CTDE del distrito SEAI como comunidad de 17 nodos energeticos.</w:t>
+            </w:r>
+          </w:p>
+        </w:tc>
+        <w:tc>
+          <w:tcPr>
+            <w:tcW w:type="dxa" w:w="1824"/>
+          </w:tcPr>
+          <w:p>
+            <w:r/>
+            <w:r>
+              <w:rPr>
+                <w:sz w:val="13"/>
+              </w:rPr>
+              <w:t>[PV]</w:t>
+            </w:r>
+          </w:p>
+        </w:tc>
+      </w:tr>
+      <w:tr>
+        <w:tc>
+          <w:tcPr>
+            <w:tcW w:type="dxa" w:w="1824"/>
+          </w:tcPr>
+          <w:p>
+            <w:r/>
+            <w:r>
+              <w:rPr>
+                <w:sz w:val="13"/>
+              </w:rPr>
+              <w:t>MINAM (2019)</w:t>
+            </w:r>
+          </w:p>
+        </w:tc>
+        <w:tc>
+          <w:tcPr>
+            <w:tcW w:type="dxa" w:w="1824"/>
+          </w:tcPr>
+          <w:p>
+            <w:r/>
+            <w:r>
+              <w:rPr>
+                <w:sz w:val="13"/>
+              </w:rPr>
+              <w:t>INFOCARBONO — RAGEI 2019 Energia (factor de emision del sector electrico peruano)</w:t>
+            </w:r>
+          </w:p>
+        </w:tc>
+        <w:tc>
+          <w:tcPr>
+            <w:tcW w:type="dxa" w:w="1824"/>
+          </w:tcPr>
+          <w:p>
+            <w:r/>
+            <w:r>
+              <w:rPr>
+                <w:sz w:val="13"/>
+              </w:rPr>
+              <w:t>D-VD.2 CO2; SEAI Iquitos; intensidad de carbono</w:t>
+            </w:r>
+          </w:p>
+        </w:tc>
+        <w:tc>
+          <w:tcPr>
+            <w:tcW w:type="dxa" w:w="1824"/>
+          </w:tcPr>
+          <w:p>
+            <w:r/>
+            <w:r>
+              <w:rPr>
+                <w:sz w:val="13"/>
+              </w:rPr>
+              <w:t>Fundamenta CarbonIntensityModel (A4) y el escenario E2 (D-VD.2) con factor MINAM aplicado al SEAI Iquitos.</w:t>
+            </w:r>
+          </w:p>
+        </w:tc>
+        <w:tc>
+          <w:tcPr>
+            <w:tcW w:type="dxa" w:w="1824"/>
+          </w:tcPr>
+          <w:p>
+            <w:r/>
+            <w:r>
+              <w:rPr>
+                <w:sz w:val="13"/>
+              </w:rPr>
+              <w:t>https://infocarbono.minam.gob.pe/</w:t>
+            </w:r>
+          </w:p>
+        </w:tc>
+      </w:tr>
+      <w:tr>
+        <w:tc>
+          <w:tcPr>
+            <w:tcW w:type="dxa" w:w="1824"/>
+          </w:tcPr>
+          <w:p>
+            <w:r/>
+            <w:r>
+              <w:rPr>
+                <w:sz w:val="13"/>
+              </w:rPr>
+              <w:t>OSINERGMIN (2024)</w:t>
+            </w:r>
+          </w:p>
+        </w:tc>
+        <w:tc>
+          <w:tcPr>
+            <w:tcW w:type="dxa" w:w="1824"/>
+          </w:tcPr>
+          <w:p>
+            <w:r/>
+            <w:r>
+              <w:rPr>
+                <w:sz w:val="13"/>
+              </w:rPr>
+              <w:t>Resolucion de Consejo Directivo N. 0024-2024-OS/CD — Tarifas de distribucion electrica MT-3/MT-4, Electro Oriente S.A.</w:t>
+            </w:r>
+          </w:p>
+        </w:tc>
+        <w:tc>
+          <w:tcPr>
+            <w:tcW w:type="dxa" w:w="1824"/>
+          </w:tcPr>
+          <w:p>
+            <w:r/>
+            <w:r>
+              <w:rPr>
+                <w:sz w:val="13"/>
+              </w:rPr>
+              <w:t>D-VD.3 costos; D-VD.1 flexibilidad (pico); SEAI Iquitos</w:t>
+            </w:r>
+          </w:p>
+        </w:tc>
+        <w:tc>
+          <w:tcPr>
+            <w:tcW w:type="dxa" w:w="1824"/>
+          </w:tcPr>
+          <w:p>
+            <w:r/>
+            <w:r>
+              <w:rPr>
+                <w:sz w:val="13"/>
+              </w:rPr>
+              <w:t>Justifica KPI de pico con ventana OSINERGMIN (A3) y el escenario E3 (D-VD.3 costos) con senales TOU locales de Iquitos.</w:t>
+            </w:r>
+          </w:p>
+        </w:tc>
+        <w:tc>
+          <w:tcPr>
+            <w:tcW w:type="dxa" w:w="1824"/>
+          </w:tcPr>
+          <w:p>
+            <w:r/>
+            <w:r>
+              <w:rPr>
+                <w:sz w:val="13"/>
+              </w:rPr>
+              <w:t>[PV — resolucion OSINERGMIN 0024-2024-OS/CD]</w:t>
+            </w:r>
+          </w:p>
+        </w:tc>
+      </w:tr>
+    </w:tbl>
+    <w:p/>
+    <w:p>
+      <w:pPr>
+        <w:pStyle w:val="Heading4"/>
+      </w:pPr>
+      <w:r>
+        <w:t>Chevarria Moscoso (2024)</w:t>
+      </w:r>
+    </w:p>
+    <w:p>
+      <w:r>
+        <w:rPr>
+          <w:b/>
+          <w:color w:val="595959"/>
+          <w:sz w:val="19"/>
+        </w:rPr>
+        <w:t>Ficha antecedente nacional — Chevarria Moscoso (2024).</w:t>
+      </w:r>
+    </w:p>
+    <w:tbl>
+      <w:tblPr>
+        <w:tblStyle w:val="LightGrid-Accent1"/>
+        <w:tblW w:type="auto" w:w="0"/>
+        <w:jc w:val="center"/>
+        <w:tblLook w:firstColumn="1" w:firstRow="1" w:lastColumn="0" w:lastRow="0" w:noHBand="0" w:noVBand="1" w:val="04A0"/>
+      </w:tblPr>
+      <w:tblGrid>
+        <w:gridCol w:w="4561"/>
+        <w:gridCol w:w="4561"/>
+      </w:tblGrid>
+      <w:tr>
+        <w:tc>
+          <w:tcPr>
+            <w:tcW w:type="dxa" w:w="4561"/>
+            <w:shd w:val="clear" w:color="auto" w:fill="1F4E79"/>
+          </w:tcPr>
+          <w:p>
+            <w:r/>
+            <w:r>
+              <w:rPr>
+                <w:b/>
+                <w:color w:val="FFFFFF"/>
+                <w:sz w:val="14"/>
+              </w:rPr>
+              <w:t>Campo</w:t>
+            </w:r>
+          </w:p>
+        </w:tc>
+        <w:tc>
+          <w:tcPr>
+            <w:tcW w:type="dxa" w:w="4561"/>
+            <w:shd w:val="clear" w:color="auto" w:fill="1F4E79"/>
+          </w:tcPr>
+          <w:p>
+            <w:r/>
+            <w:r>
+              <w:rPr>
+                <w:b/>
+                <w:color w:val="FFFFFF"/>
+                <w:sz w:val="14"/>
+              </w:rPr>
+              <w:t>Contenido</w:t>
+            </w:r>
+          </w:p>
+        </w:tc>
+      </w:tr>
+      <w:tr>
+        <w:tc>
+          <w:tcPr>
+            <w:tcW w:type="dxa" w:w="4561"/>
+          </w:tcPr>
+          <w:p>
+            <w:r/>
+            <w:r>
+              <w:rPr>
+                <w:sz w:val="14"/>
+              </w:rPr>
+              <w:t>Titulo de la tesis/estudio</w:t>
+            </w:r>
+          </w:p>
+        </w:tc>
+        <w:tc>
+          <w:tcPr>
+            <w:tcW w:type="dxa" w:w="4561"/>
+          </w:tcPr>
+          <w:p>
+            <w:r/>
+            <w:r>
+              <w:rPr>
+                <w:sz w:val="14"/>
+              </w:rPr>
+              <w:t>Analisis de la generacion hidroelectrica en la central hidroelectrica de Machupicchu aplicando metodos estocasticos y modelo de optimizacion</w:t>
+            </w:r>
+          </w:p>
+        </w:tc>
+      </w:tr>
+      <w:tr>
+        <w:tc>
+          <w:tcPr>
+            <w:tcW w:type="dxa" w:w="4561"/>
+          </w:tcPr>
+          <w:p>
+            <w:r/>
+            <w:r>
+              <w:rPr>
+                <w:sz w:val="14"/>
+              </w:rPr>
+              <w:t>Objetivo general</w:t>
+            </w:r>
+          </w:p>
+        </w:tc>
+        <w:tc>
+          <w:tcPr>
+            <w:tcW w:type="dxa" w:w="4561"/>
+          </w:tcPr>
+          <w:p>
+            <w:r/>
+            <w:r>
+              <w:rPr>
+                <w:sz w:val="14"/>
+              </w:rPr>
+              <w:t>Optimizar la generacion hidroelectrica de Machupicchu mediante metodos estocasticos y un modelo de optimizacion bajo incertidumbre hidrologica.</w:t>
+            </w:r>
+          </w:p>
+        </w:tc>
+      </w:tr>
+      <w:tr>
+        <w:tc>
+          <w:tcPr>
+            <w:tcW w:type="dxa" w:w="4561"/>
+          </w:tcPr>
+          <w:p>
+            <w:r/>
+            <w:r>
+              <w:rPr>
+                <w:sz w:val="14"/>
+              </w:rPr>
+              <w:t>Tipo de metodologia</w:t>
+            </w:r>
+          </w:p>
+        </w:tc>
+        <w:tc>
+          <w:tcPr>
+            <w:tcW w:type="dxa" w:w="4561"/>
+          </w:tcPr>
+          <w:p>
+            <w:r/>
+            <w:r>
+              <w:rPr>
+                <w:sz w:val="14"/>
+              </w:rPr>
+              <w:t>Modelado estocastico y optimizacion matematica aplicada a generacion renovable peruana.</w:t>
+            </w:r>
+          </w:p>
+        </w:tc>
+      </w:tr>
+      <w:tr>
+        <w:tc>
+          <w:tcPr>
+            <w:tcW w:type="dxa" w:w="4561"/>
+          </w:tcPr>
+          <w:p>
+            <w:r/>
+            <w:r>
+              <w:rPr>
+                <w:sz w:val="14"/>
+              </w:rPr>
+              <w:t>Diseno de investigacion</w:t>
+            </w:r>
+          </w:p>
+        </w:tc>
+        <w:tc>
+          <w:tcPr>
+            <w:tcW w:type="dxa" w:w="4561"/>
+          </w:tcPr>
+          <w:p>
+            <w:r/>
+            <w:r>
+              <w:rPr>
+                <w:sz w:val="14"/>
+              </w:rPr>
+              <w:t>Aplicada; tesis doctoral UNI; estudio de caso en generacion hidroelectrica.</w:t>
+            </w:r>
+          </w:p>
+        </w:tc>
+      </w:tr>
+      <w:tr>
+        <w:tc>
+          <w:tcPr>
+            <w:tcW w:type="dxa" w:w="4561"/>
+          </w:tcPr>
+          <w:p>
+            <w:r/>
+            <w:r>
+              <w:rPr>
+                <w:sz w:val="14"/>
+              </w:rPr>
+              <w:t>Resultados cuantitativos</w:t>
+            </w:r>
+          </w:p>
+        </w:tc>
+        <w:tc>
+          <w:tcPr>
+            <w:tcW w:type="dxa" w:w="4561"/>
+          </w:tcPr>
+          <w:p>
+            <w:r/>
+            <w:r>
+              <w:rPr>
+                <w:sz w:val="14"/>
+              </w:rPr>
+              <w:t>[PV] Mejoras de eficiencia operativa y asignacion de generacion respecto a escenarios base; magnitudes cuantitativas pendientes de extraccion del repositorio UNI.</w:t>
+            </w:r>
+          </w:p>
+        </w:tc>
+      </w:tr>
+      <w:tr>
+        <w:tc>
+          <w:tcPr>
+            <w:tcW w:type="dxa" w:w="4561"/>
+          </w:tcPr>
+          <w:p>
+            <w:r/>
+            <w:r>
+              <w:rPr>
+                <w:sz w:val="14"/>
+              </w:rPr>
+              <w:t>Conclusion general</w:t>
+            </w:r>
+          </w:p>
+        </w:tc>
+        <w:tc>
+          <w:tcPr>
+            <w:tcW w:type="dxa" w:w="4561"/>
+          </w:tcPr>
+          <w:p>
+            <w:r/>
+            <w:r>
+              <w:rPr>
+                <w:sz w:val="14"/>
+              </w:rPr>
+              <w:t>Los metodos estocasticos permiten decisiones mas robustas en generacion renovable bajo variabilidad hidrologica en el contexto peruano.</w:t>
+            </w:r>
+          </w:p>
+        </w:tc>
+      </w:tr>
+      <w:tr>
+        <w:tc>
+          <w:tcPr>
+            <w:tcW w:type="dxa" w:w="4561"/>
+          </w:tcPr>
+          <w:p>
+            <w:r/>
+            <w:r>
+              <w:rPr>
+                <w:sz w:val="14"/>
+              </w:rPr>
+              <w:t>Aporte para esta tesis</w:t>
+            </w:r>
+          </w:p>
+        </w:tc>
+        <w:tc>
+          <w:tcPr>
+            <w:tcW w:type="dxa" w:w="4561"/>
+          </w:tcPr>
+          <w:p>
+            <w:r/>
+            <w:r>
+              <w:rPr>
+                <w:sz w:val="14"/>
+              </w:rPr>
+              <w:t>Contextualiza optimizacion energetica nacional y variabilidad de recursos renovables aplicable al balance PV+diesel del SEAI Iquitos.</w:t>
+            </w:r>
+          </w:p>
+        </w:tc>
+      </w:tr>
+    </w:tbl>
+    <w:p/>
+    <w:p>
+      <w:pPr>
+        <w:pStyle w:val="Heading4"/>
+      </w:pPr>
+      <w:r>
+        <w:t>Peñalva Sanchez (2024)</w:t>
+      </w:r>
+    </w:p>
+    <w:p>
+      <w:r>
+        <w:rPr>
+          <w:b/>
+          <w:color w:val="595959"/>
+          <w:sz w:val="19"/>
+        </w:rPr>
+        <w:t>Ficha antecedente nacional — Peñalva Sanchez (2024).</w:t>
+      </w:r>
+    </w:p>
+    <w:tbl>
+      <w:tblPr>
+        <w:tblStyle w:val="LightGrid-Accent1"/>
+        <w:tblW w:type="auto" w:w="0"/>
+        <w:jc w:val="center"/>
+        <w:tblLook w:firstColumn="1" w:firstRow="1" w:lastColumn="0" w:lastRow="0" w:noHBand="0" w:noVBand="1" w:val="04A0"/>
+      </w:tblPr>
+      <w:tblGrid>
+        <w:gridCol w:w="4561"/>
+        <w:gridCol w:w="4561"/>
+      </w:tblGrid>
+      <w:tr>
+        <w:tc>
+          <w:tcPr>
+            <w:tcW w:type="dxa" w:w="4561"/>
+            <w:shd w:val="clear" w:color="auto" w:fill="1F4E79"/>
+          </w:tcPr>
+          <w:p>
+            <w:r/>
+            <w:r>
+              <w:rPr>
+                <w:b/>
+                <w:color w:val="FFFFFF"/>
+                <w:sz w:val="14"/>
+              </w:rPr>
+              <w:t>Campo</w:t>
+            </w:r>
+          </w:p>
+        </w:tc>
+        <w:tc>
+          <w:tcPr>
+            <w:tcW w:type="dxa" w:w="4561"/>
+            <w:shd w:val="clear" w:color="auto" w:fill="1F4E79"/>
+          </w:tcPr>
+          <w:p>
+            <w:r/>
+            <w:r>
+              <w:rPr>
+                <w:b/>
+                <w:color w:val="FFFFFF"/>
+                <w:sz w:val="14"/>
+              </w:rPr>
+              <w:t>Contenido</w:t>
+            </w:r>
+          </w:p>
+        </w:tc>
+      </w:tr>
+      <w:tr>
+        <w:tc>
+          <w:tcPr>
+            <w:tcW w:type="dxa" w:w="4561"/>
+          </w:tcPr>
+          <w:p>
+            <w:r/>
+            <w:r>
+              <w:rPr>
+                <w:sz w:val="14"/>
+              </w:rPr>
+              <w:t>Titulo de la tesis/estudio</w:t>
+            </w:r>
+          </w:p>
+        </w:tc>
+        <w:tc>
+          <w:tcPr>
+            <w:tcW w:type="dxa" w:w="4561"/>
+          </w:tcPr>
+          <w:p>
+            <w:r/>
+            <w:r>
+              <w:rPr>
+                <w:sz w:val="14"/>
+              </w:rPr>
+              <w:t>Optimizacion de un sistema fotovoltaico hibrido y la prediccion de la demanda energetica y variables climaticas utilizando la inteligencia artificial</w:t>
+            </w:r>
+          </w:p>
+        </w:tc>
+      </w:tr>
+      <w:tr>
+        <w:tc>
+          <w:tcPr>
+            <w:tcW w:type="dxa" w:w="4561"/>
+          </w:tcPr>
+          <w:p>
+            <w:r/>
+            <w:r>
+              <w:rPr>
+                <w:sz w:val="14"/>
+              </w:rPr>
+              <w:t>Objetivo general</w:t>
+            </w:r>
+          </w:p>
+        </w:tc>
+        <w:tc>
+          <w:tcPr>
+            <w:tcW w:type="dxa" w:w="4561"/>
+          </w:tcPr>
+          <w:p>
+            <w:r/>
+            <w:r>
+              <w:rPr>
+                <w:sz w:val="14"/>
+              </w:rPr>
+              <w:t>Optimizar un sistema fotovoltaico hibrido e integrar prediccion de demanda y variables climaticas mediante inteligencia artificial.</w:t>
+            </w:r>
+          </w:p>
+        </w:tc>
+      </w:tr>
+      <w:tr>
+        <w:tc>
+          <w:tcPr>
+            <w:tcW w:type="dxa" w:w="4561"/>
+          </w:tcPr>
+          <w:p>
+            <w:r/>
+            <w:r>
+              <w:rPr>
+                <w:sz w:val="14"/>
+              </w:rPr>
+              <w:t>Tipo de metodologia</w:t>
+            </w:r>
+          </w:p>
+        </w:tc>
+        <w:tc>
+          <w:tcPr>
+            <w:tcW w:type="dxa" w:w="4561"/>
+          </w:tcPr>
+          <w:p>
+            <w:r/>
+            <w:r>
+              <w:rPr>
+                <w:sz w:val="14"/>
+              </w:rPr>
+              <w:t>Modelado de sistema PV hibrido; aprendizaje automatico para pronostico de demanda y clima.</w:t>
+            </w:r>
+          </w:p>
+        </w:tc>
+      </w:tr>
+      <w:tr>
+        <w:tc>
+          <w:tcPr>
+            <w:tcW w:type="dxa" w:w="4561"/>
+          </w:tcPr>
+          <w:p>
+            <w:r/>
+            <w:r>
+              <w:rPr>
+                <w:sz w:val="14"/>
+              </w:rPr>
+              <w:t>Diseno de investigacion</w:t>
+            </w:r>
+          </w:p>
+        </w:tc>
+        <w:tc>
+          <w:tcPr>
+            <w:tcW w:type="dxa" w:w="4561"/>
+          </w:tcPr>
+          <w:p>
+            <w:r/>
+            <w:r>
+              <w:rPr>
+                <w:sz w:val="14"/>
+              </w:rPr>
+              <w:t>Aplicada; tesis doctoral UNI; estudio de caso con datos locales.</w:t>
+            </w:r>
+          </w:p>
+        </w:tc>
+      </w:tr>
+      <w:tr>
+        <w:tc>
+          <w:tcPr>
+            <w:tcW w:type="dxa" w:w="4561"/>
+          </w:tcPr>
+          <w:p>
+            <w:r/>
+            <w:r>
+              <w:rPr>
+                <w:sz w:val="14"/>
+              </w:rPr>
+              <w:t>Resultados cuantitativos</w:t>
+            </w:r>
+          </w:p>
+        </w:tc>
+        <w:tc>
+          <w:tcPr>
+            <w:tcW w:type="dxa" w:w="4561"/>
+          </w:tcPr>
+          <w:p>
+            <w:r/>
+            <w:r>
+              <w:rPr>
+                <w:sz w:val="14"/>
+              </w:rPr>
+              <w:t>[PV] Reduccion de error de prediccion de demanda y mejora de desempeno del sistema hibrido; valores numericos pendientes de verificacion en repositorio UNI.</w:t>
+            </w:r>
+          </w:p>
+        </w:tc>
+      </w:tr>
+      <w:tr>
+        <w:tc>
+          <w:tcPr>
+            <w:tcW w:type="dxa" w:w="4561"/>
+          </w:tcPr>
+          <w:p>
+            <w:r/>
+            <w:r>
+              <w:rPr>
+                <w:sz w:val="14"/>
+              </w:rPr>
+              <w:t>Conclusion general</w:t>
+            </w:r>
+          </w:p>
+        </w:tc>
+        <w:tc>
+          <w:tcPr>
+            <w:tcW w:type="dxa" w:w="4561"/>
+          </w:tcPr>
+          <w:p>
+            <w:r/>
+            <w:r>
+              <w:rPr>
+                <w:sz w:val="14"/>
+              </w:rPr>
+              <w:t>La IA mejora la operacion de sistemas PV hibridos al anticipar demanda y condiciones climaticas en contexto peruano.</w:t>
+            </w:r>
+          </w:p>
+        </w:tc>
+      </w:tr>
+      <w:tr>
+        <w:tc>
+          <w:tcPr>
+            <w:tcW w:type="dxa" w:w="4561"/>
+          </w:tcPr>
+          <w:p>
+            <w:r/>
+            <w:r>
+              <w:rPr>
+                <w:sz w:val="14"/>
+              </w:rPr>
+              <w:t>Aporte para esta tesis</w:t>
+            </w:r>
+          </w:p>
+        </w:tc>
+        <w:tc>
+          <w:tcPr>
+            <w:tcW w:type="dxa" w:w="4561"/>
+          </w:tcPr>
+          <w:p>
+            <w:r/>
+            <w:r>
+              <w:rPr>
+                <w:sz w:val="14"/>
+              </w:rPr>
+              <w:t>Sustenta el uso de datos climaticos y demanda reales (PVGIS/NASA POWER) en el dataset citylearn_iquitos_2023_2025 y la relevancia de prediccion para control flexible.</w:t>
+            </w:r>
+          </w:p>
+        </w:tc>
+      </w:tr>
+    </w:tbl>
+    <w:p/>
+    <w:p>
+      <w:pPr>
+        <w:pStyle w:val="Heading4"/>
+      </w:pPr>
+      <w:r>
+        <w:t>Rosero Bernal (2024)</w:t>
+      </w:r>
+    </w:p>
+    <w:p>
+      <w:r>
+        <w:rPr>
+          <w:b/>
+          <w:color w:val="595959"/>
+          <w:sz w:val="19"/>
+        </w:rPr>
+        <w:t>Ficha antecedente nacional — Rosero Bernal (2024).</w:t>
+      </w:r>
+    </w:p>
+    <w:tbl>
+      <w:tblPr>
+        <w:tblStyle w:val="LightGrid-Accent1"/>
+        <w:tblW w:type="auto" w:w="0"/>
+        <w:jc w:val="center"/>
+        <w:tblLook w:firstColumn="1" w:firstRow="1" w:lastColumn="0" w:lastRow="0" w:noHBand="0" w:noVBand="1" w:val="04A0"/>
+      </w:tblPr>
+      <w:tblGrid>
+        <w:gridCol w:w="4561"/>
+        <w:gridCol w:w="4561"/>
+      </w:tblGrid>
+      <w:tr>
+        <w:tc>
+          <w:tcPr>
+            <w:tcW w:type="dxa" w:w="4561"/>
+            <w:shd w:val="clear" w:color="auto" w:fill="1F4E79"/>
+          </w:tcPr>
+          <w:p>
+            <w:r/>
+            <w:r>
+              <w:rPr>
+                <w:b/>
+                <w:color w:val="FFFFFF"/>
+                <w:sz w:val="14"/>
+              </w:rPr>
+              <w:t>Campo</w:t>
+            </w:r>
+          </w:p>
+        </w:tc>
+        <w:tc>
+          <w:tcPr>
+            <w:tcW w:type="dxa" w:w="4561"/>
+            <w:shd w:val="clear" w:color="auto" w:fill="1F4E79"/>
+          </w:tcPr>
+          <w:p>
+            <w:r/>
+            <w:r>
+              <w:rPr>
+                <w:b/>
+                <w:color w:val="FFFFFF"/>
+                <w:sz w:val="14"/>
+              </w:rPr>
+              <w:t>Contenido</w:t>
+            </w:r>
+          </w:p>
+        </w:tc>
+      </w:tr>
+      <w:tr>
+        <w:tc>
+          <w:tcPr>
+            <w:tcW w:type="dxa" w:w="4561"/>
+          </w:tcPr>
+          <w:p>
+            <w:r/>
+            <w:r>
+              <w:rPr>
+                <w:sz w:val="14"/>
+              </w:rPr>
+              <w:t>Titulo de la tesis/estudio</w:t>
+            </w:r>
+          </w:p>
+        </w:tc>
+        <w:tc>
+          <w:tcPr>
+            <w:tcW w:type="dxa" w:w="4561"/>
+          </w:tcPr>
+          <w:p>
+            <w:r/>
+            <w:r>
+              <w:rPr>
+                <w:sz w:val="14"/>
+              </w:rPr>
+              <w:t>Modelo de un sistema de administracion de energia autonomo operado desde la nube para optimizar la gestion de un grupo de microredes</w:t>
+            </w:r>
+          </w:p>
+        </w:tc>
+      </w:tr>
+      <w:tr>
+        <w:tc>
+          <w:tcPr>
+            <w:tcW w:type="dxa" w:w="4561"/>
+          </w:tcPr>
+          <w:p>
+            <w:r/>
+            <w:r>
+              <w:rPr>
+                <w:sz w:val="14"/>
+              </w:rPr>
+              <w:t>Objetivo general</w:t>
+            </w:r>
+          </w:p>
+        </w:tc>
+        <w:tc>
+          <w:tcPr>
+            <w:tcW w:type="dxa" w:w="4561"/>
+          </w:tcPr>
+          <w:p>
+            <w:r/>
+            <w:r>
+              <w:rPr>
+                <w:sz w:val="14"/>
+              </w:rPr>
+              <w:t>Disenar un sistema autonomo de administracion de energia en la nube para optimizar la gestion coordinada de un grupo de microredes.</w:t>
+            </w:r>
+          </w:p>
+        </w:tc>
+      </w:tr>
+      <w:tr>
+        <w:tc>
+          <w:tcPr>
+            <w:tcW w:type="dxa" w:w="4561"/>
+          </w:tcPr>
+          <w:p>
+            <w:r/>
+            <w:r>
+              <w:rPr>
+                <w:sz w:val="14"/>
+              </w:rPr>
+              <w:t>Tipo de metodologia</w:t>
+            </w:r>
+          </w:p>
+        </w:tc>
+        <w:tc>
+          <w:tcPr>
+            <w:tcW w:type="dxa" w:w="4561"/>
+          </w:tcPr>
+          <w:p>
+            <w:r/>
+            <w:r>
+              <w:rPr>
+                <w:sz w:val="14"/>
+              </w:rPr>
+              <w:t>Arquitectura de gestion energetica distribuida en la nube; optimizacion multi-microred.</w:t>
+            </w:r>
+          </w:p>
+        </w:tc>
+      </w:tr>
+      <w:tr>
+        <w:tc>
+          <w:tcPr>
+            <w:tcW w:type="dxa" w:w="4561"/>
+          </w:tcPr>
+          <w:p>
+            <w:r/>
+            <w:r>
+              <w:rPr>
+                <w:sz w:val="14"/>
+              </w:rPr>
+              <w:t>Diseno de investigacion</w:t>
+            </w:r>
+          </w:p>
+        </w:tc>
+        <w:tc>
+          <w:tcPr>
+            <w:tcW w:type="dxa" w:w="4561"/>
+          </w:tcPr>
+          <w:p>
+            <w:r/>
+            <w:r>
+              <w:rPr>
+                <w:sz w:val="14"/>
+              </w:rPr>
+              <w:t>Aplicada; tesis doctoral; estudio de caso en microredes.</w:t>
+            </w:r>
+          </w:p>
+        </w:tc>
+      </w:tr>
+      <w:tr>
+        <w:tc>
+          <w:tcPr>
+            <w:tcW w:type="dxa" w:w="4561"/>
+          </w:tcPr>
+          <w:p>
+            <w:r/>
+            <w:r>
+              <w:rPr>
+                <w:sz w:val="14"/>
+              </w:rPr>
+              <w:t>Resultados cuantitativos</w:t>
+            </w:r>
+          </w:p>
+        </w:tc>
+        <w:tc>
+          <w:tcPr>
+            <w:tcW w:type="dxa" w:w="4561"/>
+          </w:tcPr>
+          <w:p>
+            <w:r/>
+            <w:r>
+              <w:rPr>
+                <w:sz w:val="14"/>
+              </w:rPr>
+              <w:t>[PV] Mejoras de eficiencia energetica y coordinacion inter-microred respecto a operacion descentralizada sin orquestacion en la nube.</w:t>
+            </w:r>
+          </w:p>
+        </w:tc>
+      </w:tr>
+      <w:tr>
+        <w:tc>
+          <w:tcPr>
+            <w:tcW w:type="dxa" w:w="4561"/>
+          </w:tcPr>
+          <w:p>
+            <w:r/>
+            <w:r>
+              <w:rPr>
+                <w:sz w:val="14"/>
+              </w:rPr>
+              <w:t>Conclusion general</w:t>
+            </w:r>
+          </w:p>
+        </w:tc>
+        <w:tc>
+          <w:tcPr>
+            <w:tcW w:type="dxa" w:w="4561"/>
+          </w:tcPr>
+          <w:p>
+            <w:r/>
+            <w:r>
+              <w:rPr>
+                <w:sz w:val="14"/>
+              </w:rPr>
+              <w:t>La administracion autonoma en la nube mejora la coordinacion operativa de microredes heterogeneas.</w:t>
+            </w:r>
+          </w:p>
+        </w:tc>
+      </w:tr>
+      <w:tr>
+        <w:tc>
+          <w:tcPr>
+            <w:tcW w:type="dxa" w:w="4561"/>
+          </w:tcPr>
+          <w:p>
+            <w:r/>
+            <w:r>
+              <w:rPr>
+                <w:sz w:val="14"/>
+              </w:rPr>
+              <w:t>Aporte para esta tesis</w:t>
+            </w:r>
+          </w:p>
+        </w:tc>
+        <w:tc>
+          <w:tcPr>
+            <w:tcW w:type="dxa" w:w="4561"/>
+          </w:tcPr>
+          <w:p>
+            <w:r/>
+            <w:r>
+              <w:rPr>
+                <w:sz w:val="14"/>
+              </w:rPr>
+              <w:t>Paralelo latinoamericano de coordinacion multiagente en redes locales; informa la lectura CTDE del distrito SEAI como comunidad de 17 nodos energeticos.</w:t>
+            </w:r>
+          </w:p>
+        </w:tc>
+      </w:tr>
+    </w:tbl>
+    <w:p/>
+    <w:p>
+      <w:pPr>
+        <w:pStyle w:val="Heading4"/>
+      </w:pPr>
+      <w:r>
+        <w:t>MINAM (2019)</w:t>
+      </w:r>
+    </w:p>
+    <w:p>
+      <w:r>
+        <w:rPr>
+          <w:b/>
+          <w:color w:val="595959"/>
+          <w:sz w:val="19"/>
+        </w:rPr>
+        <w:t>Ficha antecedente nacional — MINAM (2019).</w:t>
+      </w:r>
+    </w:p>
+    <w:tbl>
+      <w:tblPr>
+        <w:tblStyle w:val="LightGrid-Accent1"/>
+        <w:tblW w:type="auto" w:w="0"/>
+        <w:jc w:val="center"/>
+        <w:tblLook w:firstColumn="1" w:firstRow="1" w:lastColumn="0" w:lastRow="0" w:noHBand="0" w:noVBand="1" w:val="04A0"/>
+      </w:tblPr>
+      <w:tblGrid>
+        <w:gridCol w:w="4561"/>
+        <w:gridCol w:w="4561"/>
+      </w:tblGrid>
+      <w:tr>
+        <w:tc>
+          <w:tcPr>
+            <w:tcW w:type="dxa" w:w="4561"/>
+            <w:shd w:val="clear" w:color="auto" w:fill="1F4E79"/>
+          </w:tcPr>
+          <w:p>
+            <w:r/>
+            <w:r>
+              <w:rPr>
+                <w:b/>
+                <w:color w:val="FFFFFF"/>
+                <w:sz w:val="14"/>
+              </w:rPr>
+              <w:t>Campo</w:t>
+            </w:r>
+          </w:p>
+        </w:tc>
+        <w:tc>
+          <w:tcPr>
+            <w:tcW w:type="dxa" w:w="4561"/>
+            <w:shd w:val="clear" w:color="auto" w:fill="1F4E79"/>
+          </w:tcPr>
+          <w:p>
+            <w:r/>
+            <w:r>
+              <w:rPr>
+                <w:b/>
+                <w:color w:val="FFFFFF"/>
+                <w:sz w:val="14"/>
+              </w:rPr>
+              <w:t>Contenido</w:t>
+            </w:r>
+          </w:p>
+        </w:tc>
+      </w:tr>
+      <w:tr>
+        <w:tc>
+          <w:tcPr>
+            <w:tcW w:type="dxa" w:w="4561"/>
+          </w:tcPr>
+          <w:p>
+            <w:r/>
+            <w:r>
+              <w:rPr>
+                <w:sz w:val="14"/>
+              </w:rPr>
+              <w:t>Titulo de la tesis/estudio</w:t>
+            </w:r>
+          </w:p>
+        </w:tc>
+        <w:tc>
+          <w:tcPr>
+            <w:tcW w:type="dxa" w:w="4561"/>
+          </w:tcPr>
+          <w:p>
+            <w:r/>
+            <w:r>
+              <w:rPr>
+                <w:sz w:val="14"/>
+              </w:rPr>
+              <w:t>INFOCARBONO — RAGEI 2019 Energia (factor de emision del sector electrico peruano)</w:t>
+            </w:r>
+          </w:p>
+        </w:tc>
+      </w:tr>
+      <w:tr>
+        <w:tc>
+          <w:tcPr>
+            <w:tcW w:type="dxa" w:w="4561"/>
+          </w:tcPr>
+          <w:p>
+            <w:r/>
+            <w:r>
+              <w:rPr>
+                <w:sz w:val="14"/>
+              </w:rPr>
+              <w:t>Objetivo general</w:t>
+            </w:r>
+          </w:p>
+        </w:tc>
+        <w:tc>
+          <w:tcPr>
+            <w:tcW w:type="dxa" w:w="4561"/>
+          </w:tcPr>
+          <w:p>
+            <w:r/>
+            <w:r>
+              <w:rPr>
+                <w:sz w:val="14"/>
+              </w:rPr>
+              <w:t>Documentar factores de emision de gases de efecto invernadero del sector energetico peruano para contabilidad de carbono nacional.</w:t>
+            </w:r>
+          </w:p>
+        </w:tc>
+      </w:tr>
+      <w:tr>
+        <w:tc>
+          <w:tcPr>
+            <w:tcW w:type="dxa" w:w="4561"/>
+          </w:tcPr>
+          <w:p>
+            <w:r/>
+            <w:r>
+              <w:rPr>
+                <w:sz w:val="14"/>
+              </w:rPr>
+              <w:t>Tipo de metodologia</w:t>
+            </w:r>
+          </w:p>
+        </w:tc>
+        <w:tc>
+          <w:tcPr>
+            <w:tcW w:type="dxa" w:w="4561"/>
+          </w:tcPr>
+          <w:p>
+            <w:r/>
+            <w:r>
+              <w:rPr>
+                <w:sz w:val="14"/>
+              </w:rPr>
+              <w:t>Inventario nacional de emisiones; contabilidad de carbono por sector y tecnologia.</w:t>
+            </w:r>
+          </w:p>
+        </w:tc>
+      </w:tr>
+      <w:tr>
+        <w:tc>
+          <w:tcPr>
+            <w:tcW w:type="dxa" w:w="4561"/>
+          </w:tcPr>
+          <w:p>
+            <w:r/>
+            <w:r>
+              <w:rPr>
+                <w:sz w:val="14"/>
+              </w:rPr>
+              <w:t>Diseno de investigacion</w:t>
+            </w:r>
+          </w:p>
+        </w:tc>
+        <w:tc>
+          <w:tcPr>
+            <w:tcW w:type="dxa" w:w="4561"/>
+          </w:tcPr>
+          <w:p>
+            <w:r/>
+            <w:r>
+              <w:rPr>
+                <w:sz w:val="14"/>
+              </w:rPr>
+              <w:t>Descriptiva-documental; fuente regulatoria oficial del Estado peruano.</w:t>
+            </w:r>
+          </w:p>
+        </w:tc>
+      </w:tr>
+      <w:tr>
+        <w:tc>
+          <w:tcPr>
+            <w:tcW w:type="dxa" w:w="4561"/>
+          </w:tcPr>
+          <w:p>
+            <w:r/>
+            <w:r>
+              <w:rPr>
+                <w:sz w:val="14"/>
+              </w:rPr>
+              <w:t>Resultados cuantitativos</w:t>
+            </w:r>
+          </w:p>
+        </w:tc>
+        <w:tc>
+          <w:tcPr>
+            <w:tcW w:type="dxa" w:w="4561"/>
+          </w:tcPr>
+          <w:p>
+            <w:r/>
+            <w:r>
+              <w:rPr>
+                <w:sz w:val="14"/>
+              </w:rPr>
+              <w:t>Factor de emision del sistema diesel aislado: 0,790 kgCO2/kWh (base para SEAI Iquitos); modulacion solar en tesis: CI(t) en rango 0,672-0,790 kgCO2/kWh.</w:t>
+            </w:r>
+          </w:p>
+        </w:tc>
+      </w:tr>
+      <w:tr>
+        <w:tc>
+          <w:tcPr>
+            <w:tcW w:type="dxa" w:w="4561"/>
+          </w:tcPr>
+          <w:p>
+            <w:r/>
+            <w:r>
+              <w:rPr>
+                <w:sz w:val="14"/>
+              </w:rPr>
+              <w:t>Conclusion general</w:t>
+            </w:r>
+          </w:p>
+        </w:tc>
+        <w:tc>
+          <w:tcPr>
+            <w:tcW w:type="dxa" w:w="4561"/>
+          </w:tcPr>
+          <w:p>
+            <w:r/>
+            <w:r>
+              <w:rPr>
+                <w:sz w:val="14"/>
+              </w:rPr>
+              <w:t>La contabilidad oficial peruana permite parametrizar control consciente de carbono en redes con alta dependencia de diesel.</w:t>
+            </w:r>
+          </w:p>
+        </w:tc>
+      </w:tr>
+      <w:tr>
+        <w:tc>
+          <w:tcPr>
+            <w:tcW w:type="dxa" w:w="4561"/>
+          </w:tcPr>
+          <w:p>
+            <w:r/>
+            <w:r>
+              <w:rPr>
+                <w:sz w:val="14"/>
+              </w:rPr>
+              <w:t>Aporte para esta tesis</w:t>
+            </w:r>
+          </w:p>
+        </w:tc>
+        <w:tc>
+          <w:tcPr>
+            <w:tcW w:type="dxa" w:w="4561"/>
+          </w:tcPr>
+          <w:p>
+            <w:r/>
+            <w:r>
+              <w:rPr>
+                <w:sz w:val="14"/>
+              </w:rPr>
+              <w:t>Fundamenta CarbonIntensityModel (A4) y el escenario E2 (D-VD.2) con factor MINAM aplicado al SEAI Iquitos.</w:t>
+            </w:r>
+          </w:p>
+        </w:tc>
+      </w:tr>
+    </w:tbl>
+    <w:p/>
+    <w:p>
+      <w:pPr>
+        <w:pStyle w:val="Heading4"/>
+      </w:pPr>
+      <w:r>
+        <w:t>OSINERGMIN (2024)</w:t>
+      </w:r>
+    </w:p>
+    <w:p>
+      <w:r>
+        <w:rPr>
+          <w:b/>
+          <w:color w:val="595959"/>
+          <w:sz w:val="19"/>
+        </w:rPr>
+        <w:t>Ficha antecedente nacional — OSINERGMIN (2024).</w:t>
+      </w:r>
+    </w:p>
+    <w:tbl>
+      <w:tblPr>
+        <w:tblStyle w:val="LightGrid-Accent1"/>
+        <w:tblW w:type="auto" w:w="0"/>
+        <w:jc w:val="center"/>
+        <w:tblLook w:firstColumn="1" w:firstRow="1" w:lastColumn="0" w:lastRow="0" w:noHBand="0" w:noVBand="1" w:val="04A0"/>
+      </w:tblPr>
+      <w:tblGrid>
+        <w:gridCol w:w="4561"/>
+        <w:gridCol w:w="4561"/>
+      </w:tblGrid>
+      <w:tr>
+        <w:tc>
+          <w:tcPr>
+            <w:tcW w:type="dxa" w:w="4561"/>
+            <w:shd w:val="clear" w:color="auto" w:fill="1F4E79"/>
+          </w:tcPr>
+          <w:p>
+            <w:r/>
+            <w:r>
+              <w:rPr>
+                <w:b/>
+                <w:color w:val="FFFFFF"/>
+                <w:sz w:val="14"/>
+              </w:rPr>
+              <w:t>Campo</w:t>
+            </w:r>
+          </w:p>
+        </w:tc>
+        <w:tc>
+          <w:tcPr>
+            <w:tcW w:type="dxa" w:w="4561"/>
+            <w:shd w:val="clear" w:color="auto" w:fill="1F4E79"/>
+          </w:tcPr>
+          <w:p>
+            <w:r/>
+            <w:r>
+              <w:rPr>
+                <w:b/>
+                <w:color w:val="FFFFFF"/>
+                <w:sz w:val="14"/>
+              </w:rPr>
+              <w:t>Contenido</w:t>
+            </w:r>
+          </w:p>
+        </w:tc>
+      </w:tr>
+      <w:tr>
+        <w:tc>
+          <w:tcPr>
+            <w:tcW w:type="dxa" w:w="4561"/>
+          </w:tcPr>
+          <w:p>
+            <w:r/>
+            <w:r>
+              <w:rPr>
+                <w:sz w:val="14"/>
+              </w:rPr>
+              <w:t>Titulo de la tesis/estudio</w:t>
+            </w:r>
+          </w:p>
+        </w:tc>
+        <w:tc>
+          <w:tcPr>
+            <w:tcW w:type="dxa" w:w="4561"/>
+          </w:tcPr>
+          <w:p>
+            <w:r/>
+            <w:r>
+              <w:rPr>
+                <w:sz w:val="14"/>
+              </w:rPr>
+              <w:t>Resolucion de Consejo Directivo N. 0024-2024-OS/CD — Tarifas de distribucion electrica MT-3/MT-4, Electro Oriente S.A.</w:t>
+            </w:r>
+          </w:p>
+        </w:tc>
+      </w:tr>
+      <w:tr>
+        <w:tc>
+          <w:tcPr>
+            <w:tcW w:type="dxa" w:w="4561"/>
+          </w:tcPr>
+          <w:p>
+            <w:r/>
+            <w:r>
+              <w:rPr>
+                <w:sz w:val="14"/>
+              </w:rPr>
+              <w:t>Objetivo general</w:t>
+            </w:r>
+          </w:p>
+        </w:tc>
+        <w:tc>
+          <w:tcPr>
+            <w:tcW w:type="dxa" w:w="4561"/>
+          </w:tcPr>
+          <w:p>
+            <w:r/>
+            <w:r>
+              <w:rPr>
+                <w:sz w:val="14"/>
+              </w:rPr>
+              <w:t>Establecer tarifas de distribucion electrica y estructura de facturacion por demanda maxima para usuarios MT-3/MT-4 de Electro Oriente S.A. (Loreto).</w:t>
+            </w:r>
+          </w:p>
+        </w:tc>
+      </w:tr>
+      <w:tr>
+        <w:tc>
+          <w:tcPr>
+            <w:tcW w:type="dxa" w:w="4561"/>
+          </w:tcPr>
+          <w:p>
+            <w:r/>
+            <w:r>
+              <w:rPr>
+                <w:sz w:val="14"/>
+              </w:rPr>
+              <w:t>Tipo de metodologia</w:t>
+            </w:r>
+          </w:p>
+        </w:tc>
+        <w:tc>
+          <w:tcPr>
+            <w:tcW w:type="dxa" w:w="4561"/>
+          </w:tcPr>
+          <w:p>
+            <w:r/>
+            <w:r>
+              <w:rPr>
+                <w:sz w:val="14"/>
+              </w:rPr>
+              <w:t>Marco regulatorio tarifario; analisis de cargos por energia y demanda maxima.</w:t>
+            </w:r>
+          </w:p>
+        </w:tc>
+      </w:tr>
+      <w:tr>
+        <w:tc>
+          <w:tcPr>
+            <w:tcW w:type="dxa" w:w="4561"/>
+          </w:tcPr>
+          <w:p>
+            <w:r/>
+            <w:r>
+              <w:rPr>
+                <w:sz w:val="14"/>
+              </w:rPr>
+              <w:t>Diseno de investigacion</w:t>
+            </w:r>
+          </w:p>
+        </w:tc>
+        <w:tc>
+          <w:tcPr>
+            <w:tcW w:type="dxa" w:w="4561"/>
+          </w:tcPr>
+          <w:p>
+            <w:r/>
+            <w:r>
+              <w:rPr>
+                <w:sz w:val="14"/>
+              </w:rPr>
+              <w:t>Normativa aplicada; estudio de caso regulatorio en red de distribucion Loreto.</w:t>
+            </w:r>
+          </w:p>
+        </w:tc>
+      </w:tr>
+      <w:tr>
+        <w:tc>
+          <w:tcPr>
+            <w:tcW w:type="dxa" w:w="4561"/>
+          </w:tcPr>
+          <w:p>
+            <w:r/>
+            <w:r>
+              <w:rPr>
+                <w:sz w:val="14"/>
+              </w:rPr>
+              <w:t>Resultados cuantitativos</w:t>
+            </w:r>
+          </w:p>
+        </w:tc>
+        <w:tc>
+          <w:tcPr>
+            <w:tcW w:type="dxa" w:w="4561"/>
+          </w:tcPr>
+          <w:p>
+            <w:r/>
+            <w:r>
+              <w:rPr>
+                <w:sz w:val="14"/>
+              </w:rPr>
+              <w:t>Estructura TOU y cargo por demanda maxima en ventanas de facturacion (15 min); tarifas punta/fuera punta usadas en escenario E3 de la tesis.</w:t>
+            </w:r>
+          </w:p>
+        </w:tc>
+      </w:tr>
+      <w:tr>
+        <w:tc>
+          <w:tcPr>
+            <w:tcW w:type="dxa" w:w="4561"/>
+          </w:tcPr>
+          <w:p>
+            <w:r/>
+            <w:r>
+              <w:rPr>
+                <w:sz w:val="14"/>
+              </w:rPr>
+              <w:t>Conclusion general</w:t>
+            </w:r>
+          </w:p>
+        </w:tc>
+        <w:tc>
+          <w:tcPr>
+            <w:tcW w:type="dxa" w:w="4561"/>
+          </w:tcPr>
+          <w:p>
+            <w:r/>
+            <w:r>
+              <w:rPr>
+                <w:sz w:val="14"/>
+              </w:rPr>
+              <w:t>La regulacion peruana vincula costos energeticos a picos facturables, haciendo necesaria la coordinacion distrital de flexibilidad.</w:t>
+            </w:r>
+          </w:p>
+        </w:tc>
+      </w:tr>
+      <w:tr>
+        <w:tc>
+          <w:tcPr>
+            <w:tcW w:type="dxa" w:w="4561"/>
+          </w:tcPr>
+          <w:p>
+            <w:r/>
+            <w:r>
+              <w:rPr>
+                <w:sz w:val="14"/>
+              </w:rPr>
+              <w:t>Aporte para esta tesis</w:t>
+            </w:r>
+          </w:p>
+        </w:tc>
+        <w:tc>
+          <w:tcPr>
+            <w:tcW w:type="dxa" w:w="4561"/>
+          </w:tcPr>
+          <w:p>
+            <w:r/>
+            <w:r>
+              <w:rPr>
+                <w:sz w:val="14"/>
+              </w:rPr>
+              <w:t>Justifica KPI de pico con ventana OSINERGMIN (A3) y el escenario E3 (D-VD.3 costos) con senales TOU locales de Iquitos.</w:t>
+            </w:r>
+          </w:p>
+        </w:tc>
+      </w:tr>
+    </w:tbl>
+    <w:p/>
+    <w:p>
+      <w:pPr>
+        <w:pStyle w:val="Heading3"/>
+      </w:pPr>
+      <w:r>
+        <w:t>2.4.3 Sintesis critica de antecedentes y brecha cientifica</w:t>
+      </w:r>
+    </w:p>
+    <w:p>
+      <w:pPr>
+        <w:spacing w:after="120" w:line="276" w:lineRule="auto"/>
+        <w:jc w:val="both"/>
+      </w:pPr>
+      <w:r>
+        <w:t>La revision muestra cinco patrones. Primero, CityLearn proporciona un entorno estandarizado, pero no resuelve por si mismo la comparacion entre HAPPO, MASAC, MATD3 y MAAC. Segundo, los estudios de flexibilidad muestran beneficios de control aprendido, pero frecuentemente se concentran en pico o autoconsumo. Tercero, los estudios de carbono muestran utilidad de senales CI, pero rara vez se integran con costo y flexibilidad en un unico diseno factorial. Cuarto, la literatura de costos evidencia la importancia de precios y BESS, pero no siempre considera emisiones. Quinto, los algoritmos MADRL tienen fundamentos distintos, por lo que comparar solo resultados agregados sin control metodologico puede inducir conclusiones debiles.</w:t>
+      </w:r>
+    </w:p>
+    <w:p>
+      <w:pPr>
+        <w:spacing w:after="120" w:line="276" w:lineRule="auto"/>
+        <w:jc w:val="both"/>
+      </w:pPr>
+      <w:r>
+        <w:t>La brecha que sostiene esta tesis es metodologica y experimental: falta una evaluacion comparativa, reproducible y multiobjetivo de HAPPO, MASAC, MATD3 y MAAC en una comunidad inteligente realista de 17 edificios, bajo Dec-POMDP, CTDE, dataset comun, recompensa unificada y resultados trazables por distrito, edificio, escenario, KPIs y checkpoints. Esta brecha justifica la variable independiente, la variable dependiente y la matriz de operacionalizacion (Tabla 2.1 y Capitulo 3, Seccion 3.4).</w:t>
+      </w:r>
+    </w:p>
+    <w:p>
+      <w:pPr>
+        <w:pStyle w:val="Heading2"/>
+      </w:pPr>
+      <w:r>
+        <w:t>2.5 Definicion de terminos y posicion teorica</w:t>
+      </w:r>
+    </w:p>
+    <w:p>
+      <w:pPr>
+        <w:pStyle w:val="Heading3"/>
+      </w:pPr>
+      <w:r>
+        <w:t>2.5.1 Definicion de terminos y delimitaciones conceptuales</w:t>
       </w:r>
     </w:p>
     <w:p>
@@ -3962,10 +9184,10 @@
     </w:p>
     <w:p>
       <w:pPr>
-        <w:pStyle w:val="Heading2"/>
+        <w:pStyle w:val="Heading3"/>
       </w:pPr>
       <w:r>
-        <w:t>2.4 Posicion teorica de la tesis</w:t>
+        <w:t>2.5.2 Posicion teorica de la tesis</w:t>
       </w:r>
     </w:p>
     <w:p>
@@ -3974,7 +9196,7 @@
         <w:jc w:val="both"/>
       </w:pPr>
       <w:r>
-        <w:t>La posicion teorica adoptada es que una comunidad inteligente con recursos DER heterogeneos debe modelarse como un sistema multiagente parcialmente observable y no como un problema de control centralizado unico. El criterio de calidad no es solo minimizar un KPI, sino producir desempeno coordinado medible en tres dimensiones. Esta posicion combina la teoria Dec-POMDP de Oliehoek y Amato (2016), el paradigma CTDE de Lowe et al. (2017), la estandarizacion de CityLearn de Vazquez-Canteli et al. (2020) y Nweye et al. (2024), y la literatura de gestion energetica multiobjetivo.</w:t>
+        <w:t>La posicion teorica adoptada es que una comunidad inteligente con recursos DER heterogeneos debe modelarse como un sistema multiagente parcialmente observable y no como un problema de control centralizado unico. El criterio de calidad no es solo minimizar un KPI, sino producir desempeno coordinado medible en tres dimensiones por eje (Tabla 2.1). Esta posicion combina la teoria Dec-POMDP de Oliehoek y Amato (2016), el paradigma CTDE de Lowe et al. (2017), la estandarizacion de CityLearn de Vazquez-Canteli et al. (2020) y Nweye et al. (2024), y la literatura de gestion energetica multiobjetivo.</w:t>
       </w:r>
     </w:p>
     <w:p>
